--- a/complex_steps_euler_v2/Отчёт_v2.docx
+++ b/complex_steps_euler_v2/Отчёт_v2.docx
@@ -4,7 +4,7 @@
   <w:body>
     <w:p>
       <w:pPr>
-        <w:spacing w:after="80" w:before="0"/>
+        <w:spacing w:after="100" w:before="60" w:line="360"/>
         <w:jc w:val="center"/>
       </w:pPr>
       <w:r>
@@ -20,7 +20,7 @@
     </w:p>
     <w:p>
       <w:pPr>
-        <w:spacing w:after="80" w:before="0"/>
+        <w:spacing w:after="100" w:before="60" w:line="360"/>
         <w:jc w:val="center"/>
       </w:pPr>
       <w:r>
@@ -36,7 +36,7 @@
     </w:p>
     <w:p>
       <w:pPr>
-        <w:spacing w:after="80" w:before="0"/>
+        <w:spacing w:after="100" w:before="60" w:line="360"/>
         <w:jc w:val="center"/>
       </w:pPr>
       <w:r>
@@ -52,7 +52,7 @@
     </w:p>
     <w:p>
       <w:pPr>
-        <w:spacing w:after="400" w:before="0"/>
+        <w:spacing w:after="100" w:before="60" w:line="360"/>
         <w:jc w:val="center"/>
       </w:pPr>
       <w:r>
@@ -68,6 +68,14 @@
     </w:p>
     <w:p>
       <w:pPr>
+        <w:spacing w:before="240"/>
+      </w:pPr>
+      <w:r>
+        <w:t xml:space="preserve"/>
+      </w:r>
+    </w:p>
+    <w:p>
+      <w:pPr>
         <w:spacing w:after="100" w:before="60" w:line="360"/>
         <w:jc w:val="center"/>
       </w:pPr>
@@ -170,22 +178,6 @@
           <w:szCs w:val="26"/>
         </w:rPr>
         <w:t xml:space="preserve">«Walking into the complex plane to ‘order’ better time integrators»</w:t>
-      </w:r>
-    </w:p>
-    <w:p>
-      <w:pPr>
-        <w:spacing w:after="100" w:before="60" w:line="360"/>
-        <w:jc w:val="center"/>
-      </w:pPr>
-      <w:r>
-        <w:rPr>
-          <w:rFonts w:ascii="Times New Roman" w:cs="Times New Roman" w:eastAsia="Times New Roman" w:hAnsi="Times New Roman"/>
-          <w:i/>
-          <w:iCs/>
-          <w:sz w:val="24"/>
-          <w:szCs w:val="24"/>
-        </w:rPr>
-        <w:t xml:space="preserve">(версия 2: управляемая устойчивость, кольцевой тест, переменный комплексный коэффициент)</w:t>
       </w:r>
     </w:p>
     <w:p>
@@ -387,6 +379,21 @@
     </w:p>
     <w:p>
       <w:pPr>
+        <w:spacing w:after="100" w:before="180"/>
+      </w:pPr>
+      <w:r>
+        <w:rPr>
+          <w:rFonts w:ascii="Times New Roman" w:cs="Times New Roman" w:eastAsia="Times New Roman" w:hAnsi="Times New Roman"/>
+          <w:b/>
+          <w:bCs/>
+          <w:sz w:val="26"/>
+          <w:szCs w:val="26"/>
+        </w:rPr>
+        <w:t xml:space="preserve">ЧАСТЬ I. Теоретическое описание на русском (перевод + расширения)</w:t>
+      </w:r>
+    </w:p>
+    <w:p>
+      <w:pPr>
         <w:spacing w:after="80" w:before="80"/>
       </w:pPr>
       <w:r>
@@ -489,7 +496,7 @@
           <w:sz w:val="26"/>
           <w:szCs w:val="26"/>
         </w:rPr>
-        <w:t xml:space="preserve">5  Управляемая устойчивость</w:t>
+        <w:t xml:space="preserve">5  Теоретическая основа управляемой устойчивости</w:t>
       </w:r>
     </w:p>
     <w:p>
@@ -502,7 +509,193 @@
           <w:sz w:val="26"/>
           <w:szCs w:val="26"/>
         </w:rPr>
-        <w:t xml:space="preserve">6  Описание реализации в Python</w:t>
+        <w:t xml:space="preserve">6  Концепция кольцевого теста (round-trip)</w:t>
+      </w:r>
+    </w:p>
+    <w:p>
+      <w:pPr>
+        <w:spacing w:after="80" w:before="80"/>
+      </w:pPr>
+      <w:r>
+        <w:rPr>
+          <w:rFonts w:ascii="Times New Roman" w:cs="Times New Roman" w:eastAsia="Times New Roman" w:hAnsi="Times New Roman"/>
+          <w:sz w:val="26"/>
+          <w:szCs w:val="26"/>
+        </w:rPr>
+        <w:t xml:space="preserve">7  Произвольный комплексный коэффициент w₁ — теоретические следствия</w:t>
+      </w:r>
+    </w:p>
+    <w:p>
+      <w:pPr>
+        <w:spacing w:after="100" w:before="180"/>
+      </w:pPr>
+      <w:r>
+        <w:rPr>
+          <w:rFonts w:ascii="Times New Roman" w:cs="Times New Roman" w:eastAsia="Times New Roman" w:hAnsi="Times New Roman"/>
+          <w:b/>
+          <w:bCs/>
+          <w:sz w:val="26"/>
+          <w:szCs w:val="26"/>
+        </w:rPr>
+        <w:t xml:space="preserve">ЧАСТЬ II. Оценка точности методов</w:t>
+      </w:r>
+    </w:p>
+    <w:p>
+      <w:pPr>
+        <w:spacing w:after="80" w:before="80"/>
+      </w:pPr>
+      <w:r>
+        <w:rPr>
+          <w:rFonts w:ascii="Times New Roman" w:cs="Times New Roman" w:eastAsia="Times New Roman" w:hAnsi="Times New Roman"/>
+          <w:sz w:val="26"/>
+          <w:szCs w:val="26"/>
+        </w:rPr>
+        <w:t xml:space="preserve">8  Описание реализации в Python</w:t>
+      </w:r>
+    </w:p>
+    <w:p>
+      <w:pPr>
+        <w:spacing w:after="80" w:before="80"/>
+      </w:pPr>
+      <w:r>
+        <w:rPr>
+          <w:rFonts w:ascii="Times New Roman" w:cs="Times New Roman" w:eastAsia="Times New Roman" w:hAnsi="Times New Roman"/>
+          <w:sz w:val="26"/>
+          <w:szCs w:val="26"/>
+        </w:rPr>
+        <w:t xml:space="preserve">9  Набор тестовых уравнений</w:t>
+      </w:r>
+    </w:p>
+    <w:p>
+      <w:pPr>
+        <w:spacing w:after="80" w:before="80"/>
+      </w:pPr>
+      <w:r>
+        <w:rPr>
+          <w:rFonts w:ascii="Times New Roman" w:cs="Times New Roman" w:eastAsia="Times New Roman" w:hAnsi="Times New Roman"/>
+          <w:sz w:val="26"/>
+          <w:szCs w:val="26"/>
+        </w:rPr>
+        <w:t xml:space="preserve">10  Эксперимент 1 — воспроизведение рис. 1 статьи</w:t>
+      </w:r>
+    </w:p>
+    <w:p>
+      <w:pPr>
+        <w:spacing w:after="80" w:before="80"/>
+      </w:pPr>
+      <w:r>
+        <w:rPr>
+          <w:rFonts w:ascii="Times New Roman" w:cs="Times New Roman" w:eastAsia="Times New Roman" w:hAnsi="Times New Roman"/>
+          <w:sz w:val="26"/>
+          <w:szCs w:val="26"/>
+        </w:rPr>
+        <w:t xml:space="preserve">11  Эксперимент 2 — воспроизведение рис. 2 статьи</w:t>
+      </w:r>
+    </w:p>
+    <w:p>
+      <w:pPr>
+        <w:spacing w:after="80" w:before="80"/>
+      </w:pPr>
+      <w:r>
+        <w:rPr>
+          <w:rFonts w:ascii="Times New Roman" w:cs="Times New Roman" w:eastAsia="Times New Roman" w:hAnsi="Times New Roman"/>
+          <w:sz w:val="26"/>
+          <w:szCs w:val="26"/>
+        </w:rPr>
+        <w:t xml:space="preserve">12  Эксперимент 3 — сходимость в log-log координатах</w:t>
+      </w:r>
+    </w:p>
+    <w:p>
+      <w:pPr>
+        <w:spacing w:after="80" w:before="80"/>
+      </w:pPr>
+      <w:r>
+        <w:rPr>
+          <w:rFonts w:ascii="Times New Roman" w:cs="Times New Roman" w:eastAsia="Times New Roman" w:hAnsi="Times New Roman"/>
+          <w:sz w:val="26"/>
+          <w:szCs w:val="26"/>
+        </w:rPr>
+        <w:t xml:space="preserve">13  Численные оценки порядков сходимости</w:t>
+      </w:r>
+    </w:p>
+    <w:p>
+      <w:pPr>
+        <w:spacing w:after="80" w:before="80"/>
+      </w:pPr>
+      <w:r>
+        <w:rPr>
+          <w:rFonts w:ascii="Times New Roman" w:cs="Times New Roman" w:eastAsia="Times New Roman" w:hAnsi="Times New Roman"/>
+          <w:sz w:val="26"/>
+          <w:szCs w:val="26"/>
+        </w:rPr>
+        <w:t xml:space="preserve">14  Эксперимент 4 — кольцевой тест (round-trip) как оценка точности</w:t>
+      </w:r>
+    </w:p>
+    <w:p>
+      <w:pPr>
+        <w:spacing w:after="80" w:before="80"/>
+      </w:pPr>
+      <w:r>
+        <w:rPr>
+          <w:rFonts w:ascii="Times New Roman" w:cs="Times New Roman" w:eastAsia="Times New Roman" w:hAnsi="Times New Roman"/>
+          <w:sz w:val="26"/>
+          <w:szCs w:val="26"/>
+        </w:rPr>
+        <w:t xml:space="preserve">15  Эксперимент 5 — эмпирический порядок при разных w₁</w:t>
+      </w:r>
+    </w:p>
+    <w:p>
+      <w:pPr>
+        <w:spacing w:after="100" w:before="180"/>
+      </w:pPr>
+      <w:r>
+        <w:rPr>
+          <w:rFonts w:ascii="Times New Roman" w:cs="Times New Roman" w:eastAsia="Times New Roman" w:hAnsi="Times New Roman"/>
+          <w:b/>
+          <w:bCs/>
+          <w:sz w:val="26"/>
+          <w:szCs w:val="26"/>
+        </w:rPr>
+        <w:t xml:space="preserve">ЧАСТЬ III. Реализация методов с управляемой устойчивостью</w:t>
+      </w:r>
+    </w:p>
+    <w:p>
+      <w:pPr>
+        <w:spacing w:after="80" w:before="80"/>
+      </w:pPr>
+      <w:r>
+        <w:rPr>
+          <w:rFonts w:ascii="Times New Roman" w:cs="Times New Roman" w:eastAsia="Times New Roman" w:hAnsi="Times New Roman"/>
+          <w:sz w:val="26"/>
+          <w:szCs w:val="26"/>
+        </w:rPr>
+        <w:t xml:space="preserve">16  Области абсолютной устойчивости — справочная картина</w:t>
+      </w:r>
+    </w:p>
+    <w:p>
+      <w:pPr>
+        <w:spacing w:after="80" w:before="80"/>
+      </w:pPr>
+      <w:r>
+        <w:rPr>
+          <w:rFonts w:ascii="Times New Roman" w:cs="Times New Roman" w:eastAsia="Times New Roman" w:hAnsi="Times New Roman"/>
+          <w:sz w:val="26"/>
+          <w:szCs w:val="26"/>
+        </w:rPr>
+        <w:t xml:space="preserve">17  Реализация управляемой устойчивости в Python</w:t>
+      </w:r>
+    </w:p>
+    <w:p>
+      <w:pPr>
+        <w:spacing w:after="80" w:before="80"/>
+      </w:pPr>
+      <w:r>
+        <w:rPr>
+          <w:rFonts w:ascii="Times New Roman" w:cs="Times New Roman" w:eastAsia="Times New Roman" w:hAnsi="Times New Roman"/>
+          <w:sz w:val="26"/>
+          <w:szCs w:val="26"/>
+        </w:rPr>
+        <w:t xml:space="preserve">18  Интерактивный GUI controllable_stability_gui.py</w:t>
       </w:r>
     </w:p>
     <w:p>
@@ -516,7 +709,7 @@
           <w:sz w:val="26"/>
           <w:szCs w:val="26"/>
         </w:rPr>
-        <w:t xml:space="preserve">6.1  Структура проекта</w:t>
+        <w:t xml:space="preserve">18.1  Сценарий A1 — обе области покрывают λΔt</w:t>
       </w:r>
     </w:p>
     <w:p>
@@ -530,7 +723,7 @@
           <w:sz w:val="26"/>
           <w:szCs w:val="26"/>
         </w:rPr>
-        <w:t xml:space="preserve">6.2  Модуль complex_euler.py</w:t>
+        <w:t xml:space="preserve">18.2  Сценарий A2 — классический неустойчив, комплексный ещё нет</w:t>
       </w:r>
     </w:p>
     <w:p>
@@ -544,7 +737,20 @@
           <w:sz w:val="26"/>
           <w:szCs w:val="26"/>
         </w:rPr>
-        <w:t xml:space="preserve">6.3  Каталог уравнений equations.py</w:t>
+        <w:t xml:space="preserve">18.3  Сценарий A3 — оба метода неустойчивы</w:t>
+      </w:r>
+    </w:p>
+    <w:p>
+      <w:pPr>
+        <w:spacing w:after="80" w:before="80"/>
+      </w:pPr>
+      <w:r>
+        <w:rPr>
+          <w:rFonts w:ascii="Times New Roman" w:cs="Times New Roman" w:eastAsia="Times New Roman" w:hAnsi="Times New Roman"/>
+          <w:sz w:val="26"/>
+          <w:szCs w:val="26"/>
+        </w:rPr>
+        <w:t xml:space="preserve">19  Управление через изменение комплексного коэффициента w₁</w:t>
       </w:r>
     </w:p>
     <w:p>
@@ -558,33 +764,7 @@
           <w:sz w:val="26"/>
           <w:szCs w:val="26"/>
         </w:rPr>
-        <w:t xml:space="preserve">6.4  Честное сравнение числа вычислений правой части</w:t>
-      </w:r>
-    </w:p>
-    <w:p>
-      <w:pPr>
-        <w:spacing w:after="80" w:before="80"/>
-      </w:pPr>
-      <w:r>
-        <w:rPr>
-          <w:rFonts w:ascii="Times New Roman" w:cs="Times New Roman" w:eastAsia="Times New Roman" w:hAnsi="Times New Roman"/>
-          <w:sz w:val="26"/>
-          <w:szCs w:val="26"/>
-        </w:rPr>
-        <w:t xml:space="preserve">7  Набор тестовых уравнений</w:t>
-      </w:r>
-    </w:p>
-    <w:p>
-      <w:pPr>
-        <w:spacing w:after="80" w:before="80"/>
-      </w:pPr>
-      <w:r>
-        <w:rPr>
-          <w:rFonts w:ascii="Times New Roman" w:cs="Times New Roman" w:eastAsia="Times New Roman" w:hAnsi="Times New Roman"/>
-          <w:sz w:val="26"/>
-          <w:szCs w:val="26"/>
-        </w:rPr>
-        <w:t xml:space="preserve">8  Результаты базовых экспериментов</w:t>
+        <w:t xml:space="preserve">19.1  Канонический выбор w₁ = ½ + i/2 (сценарий B1)</w:t>
       </w:r>
     </w:p>
     <w:p>
@@ -598,7 +778,7 @@
           <w:sz w:val="26"/>
           <w:szCs w:val="26"/>
         </w:rPr>
-        <w:t xml:space="preserve">8.1  Эксперимент 1 — Воспроизведение рис. 1 статьи: ẏ = y</w:t>
+        <w:t xml:space="preserve">19.2  Вещественный w₁ = 1 (сценарий B2)</w:t>
       </w:r>
     </w:p>
     <w:p>
@@ -612,35 +792,7 @@
           <w:sz w:val="26"/>
           <w:szCs w:val="26"/>
         </w:rPr>
-        <w:t xml:space="preserve">8.2  Эксперимент 2 — Набор ОДУ (воспроизведение рис. 2 статьи)</w:t>
-      </w:r>
-    </w:p>
-    <w:p>
-      <w:pPr>
-        <w:spacing w:after="60" w:before="60"/>
-        <w:ind w:left="720"/>
-      </w:pPr>
-      <w:r>
-        <w:rPr>
-          <w:rFonts w:ascii="Times New Roman" w:cs="Times New Roman" w:eastAsia="Times New Roman" w:hAnsi="Times New Roman"/>
-          <w:sz w:val="26"/>
-          <w:szCs w:val="26"/>
-        </w:rPr>
-        <w:t xml:space="preserve">8.3  Эксперимент 3 — График сходимости</w:t>
-      </w:r>
-    </w:p>
-    <w:p>
-      <w:pPr>
-        <w:spacing w:after="60" w:before="60"/>
-        <w:ind w:left="720"/>
-      </w:pPr>
-      <w:r>
-        <w:rPr>
-          <w:rFonts w:ascii="Times New Roman" w:cs="Times New Roman" w:eastAsia="Times New Roman" w:hAnsi="Times New Roman"/>
-          <w:sz w:val="26"/>
-          <w:szCs w:val="26"/>
-        </w:rPr>
-        <w:t xml:space="preserve">8.4  Численные оценки порядков сходимости</w:t>
+        <w:t xml:space="preserve">19.3  Произвольный w₁ = 0,3 + 0,7i (сценарий B3)</w:t>
       </w:r>
     </w:p>
     <w:p>
@@ -653,7 +805,7 @@
           <w:sz w:val="26"/>
           <w:szCs w:val="26"/>
         </w:rPr>
-        <w:t xml:space="preserve">9  Расширенный эксперимент A — управляемая устойчивость</w:t>
+        <w:t xml:space="preserve">20  Ключевые фрагменты Python-кода</w:t>
       </w:r>
     </w:p>
     <w:p>
@@ -666,46 +818,7 @@
           <w:sz w:val="26"/>
           <w:szCs w:val="26"/>
         </w:rPr>
-        <w:t xml:space="preserve">10  Расширенный эксперимент B — кольцевой тест (round-trip)</w:t>
-      </w:r>
-    </w:p>
-    <w:p>
-      <w:pPr>
-        <w:spacing w:after="80" w:before="80"/>
-      </w:pPr>
-      <w:r>
-        <w:rPr>
-          <w:rFonts w:ascii="Times New Roman" w:cs="Times New Roman" w:eastAsia="Times New Roman" w:hAnsi="Times New Roman"/>
-          <w:sz w:val="26"/>
-          <w:szCs w:val="26"/>
-        </w:rPr>
-        <w:t xml:space="preserve">11  Расширенный эксперимент C — изменение комплексного коэффициента</w:t>
-      </w:r>
-    </w:p>
-    <w:p>
-      <w:pPr>
-        <w:spacing w:after="80" w:before="80"/>
-      </w:pPr>
-      <w:r>
-        <w:rPr>
-          <w:rFonts w:ascii="Times New Roman" w:cs="Times New Roman" w:eastAsia="Times New Roman" w:hAnsi="Times New Roman"/>
-          <w:sz w:val="26"/>
-          <w:szCs w:val="26"/>
-        </w:rPr>
-        <w:t xml:space="preserve">12  Ключевые фрагменты Python-кода</w:t>
-      </w:r>
-    </w:p>
-    <w:p>
-      <w:pPr>
-        <w:spacing w:after="80" w:before="80"/>
-      </w:pPr>
-      <w:r>
-        <w:rPr>
-          <w:rFonts w:ascii="Times New Roman" w:cs="Times New Roman" w:eastAsia="Times New Roman" w:hAnsi="Times New Roman"/>
-          <w:sz w:val="26"/>
-          <w:szCs w:val="26"/>
-        </w:rPr>
-        <w:t xml:space="preserve">13  Заключение</w:t>
+        <w:t xml:space="preserve">21  Заключение</w:t>
       </w:r>
     </w:p>
     <w:p>
@@ -740,7 +853,8 @@
           <w:sz w:val="36"/>
           <w:szCs w:val="36"/>
         </w:rPr>
-        <w:t xml:space="preserve">ЧАСТЬ I. ТЕОРЕТИЧЕСКАЯ ОСНОВА</w:t>
+        <w:t xml:space="preserve">ЧАСТЬ I. ТЕОРЕТИЧЕСКОЕ ОПИСАНИЕ НА РУССКОМ
+(перевод + расширения)</w:t>
       </w:r>
     </w:p>
     <w:p>
@@ -1177,7 +1291,7 @@
           <w:sz w:val="26"/>
           <w:szCs w:val="26"/>
         </w:rPr>
-        <w:t xml:space="preserve">Это в точности совпадает с рядом Тейлора до членов 2-го порядка! Из метода 1-го порядка «вырастает» метод 2-го порядка без дополнительных вычислений.</w:t>
+        <w:t xml:space="preserve">Это в точности совпадает с рядом Тейлора до членов 2-го порядка. Из метода 1-го порядка «вырастает» метод 2-го порядка без дополнительных вычислений.</w:t>
       </w:r>
     </w:p>
     <w:p>
@@ -1359,22 +1473,37 @@
           <w:sz w:val="32"/>
           <w:szCs w:val="32"/>
         </w:rPr>
-        <w:t xml:space="preserve">5. Управляемая устойчивость</w:t>
-      </w:r>
-    </w:p>
-    <w:p>
-      <w:pPr>
-        <w:spacing w:after="100" w:before="60" w:line="360"/>
-        <w:ind w:firstLine="720"/>
-        <w:jc w:val="both"/>
-      </w:pPr>
-      <w:r>
-        <w:rPr>
-          <w:rFonts w:ascii="Times New Roman" w:cs="Times New Roman" w:eastAsia="Times New Roman" w:hAnsi="Times New Roman"/>
-          <w:sz w:val="26"/>
-          <w:szCs w:val="26"/>
-        </w:rPr>
-        <w:t xml:space="preserve">На пробной задаче ẏ = λy применив Эйлер получаем y_{k+1} = Φ(z)·y_k, z = λΔt. Если |Φ(z)| &gt; 1 — ошибки растут. Множество z с |Φ(z)| ≤ 1 — область абсолютной устойчивости.</w:t>
+        <w:t xml:space="preserve">5. Теоретическая основа управляемой устойчивости</w:t>
+      </w:r>
+    </w:p>
+    <w:p>
+      <w:pPr>
+        <w:spacing w:after="100" w:before="60" w:line="360"/>
+        <w:ind w:firstLine="720"/>
+        <w:jc w:val="both"/>
+      </w:pPr>
+      <w:r>
+        <w:rPr>
+          <w:rFonts w:ascii="Times New Roman" w:cs="Times New Roman" w:eastAsia="Times New Roman" w:hAnsi="Times New Roman"/>
+          <w:sz w:val="26"/>
+          <w:szCs w:val="26"/>
+        </w:rPr>
+        <w:t xml:space="preserve">Помимо точности у численного метода есть второе важнейшее свойство — УСТОЙЧИВОСТЬ. Простейшая постановка вопроса об устойчивости опирается на «пробную задачу» ẏ = λy, где λ — заданное (вообще говоря, комплексное) число.</w:t>
+      </w:r>
+    </w:p>
+    <w:p>
+      <w:pPr>
+        <w:spacing w:after="100" w:before="60" w:line="360"/>
+        <w:ind w:firstLine="720"/>
+        <w:jc w:val="both"/>
+      </w:pPr>
+      <w:r>
+        <w:rPr>
+          <w:rFonts w:ascii="Times New Roman" w:cs="Times New Roman" w:eastAsia="Times New Roman" w:hAnsi="Times New Roman"/>
+          <w:sz w:val="26"/>
+          <w:szCs w:val="26"/>
+        </w:rPr>
+        <w:t xml:space="preserve">Применив выбранный метод, мы получаем рекуррентное соотношение вида:</w:t>
       </w:r>
     </w:p>
     <w:p>
@@ -1390,163 +1519,83 @@
           <w:sz w:val="28"/>
           <w:szCs w:val="28"/>
         </w:rPr>
-        <w:t xml:space="preserve">Φ_classic(z) = 1 + z,    Φ_compl2(z) = (1 + w₁z)(1 + w₂z) = 1 + z + z²/2.        (8)</w:t>
-      </w:r>
-    </w:p>
-    <w:p>
-      <w:pPr>
-        <w:spacing w:after="100" w:before="60" w:line="360"/>
-        <w:ind w:firstLine="720"/>
-        <w:jc w:val="both"/>
-      </w:pPr>
-      <w:r>
-        <w:rPr>
-          <w:rFonts w:ascii="Times New Roman" w:cs="Times New Roman" w:eastAsia="Times New Roman" w:hAnsi="Times New Roman"/>
-          <w:sz w:val="26"/>
-          <w:szCs w:val="26"/>
-        </w:rPr>
-        <w:t xml:space="preserve">Первая — единичный круг с центром в −1. Вторая — значительно бóльшая овальная область, особенно широкая вблизи мнимой оси.</w:t>
-      </w:r>
-    </w:p>
-    <w:p>
-      <w:pPr>
-        <w:spacing w:after="60" w:before="200"/>
+        <w:t xml:space="preserve">y_{k+1} = Φ(z) · y_k,     z = λ · Δt.        (8)</w:t>
+      </w:r>
+    </w:p>
+    <w:p>
+      <w:pPr>
+        <w:spacing w:after="100" w:before="60" w:line="360"/>
+        <w:ind w:firstLine="720"/>
+        <w:jc w:val="both"/>
+      </w:pPr>
+      <w:r>
+        <w:rPr>
+          <w:rFonts w:ascii="Times New Roman" w:cs="Times New Roman" w:eastAsia="Times New Roman" w:hAnsi="Times New Roman"/>
+          <w:sz w:val="26"/>
+          <w:szCs w:val="26"/>
+        </w:rPr>
+        <w:t xml:space="preserve">Функция Φ(z) называется ФУНКЦИЕЙ УСТОЙЧИВОСТИ метода. Множество z, в которых |Φ(z)| ≤ 1, называется ОБЛАСТЬЮ АБСОЛЮТНОЙ УСТОЙЧИВОСТИ. Если точка z = λΔt лежит внутри этой области — численное решение не «взрывается»; если снаружи — ошибки прошлых шагов нарастают и метод теряет устойчивость.</w:t>
+      </w:r>
+    </w:p>
+    <w:p>
+      <w:pPr>
+        <w:spacing w:after="100" w:before="60" w:line="360"/>
+        <w:ind w:firstLine="720"/>
+        <w:jc w:val="both"/>
+      </w:pPr>
+      <w:r>
+        <w:rPr>
+          <w:rFonts w:ascii="Times New Roman" w:cs="Times New Roman" w:eastAsia="Times New Roman" w:hAnsi="Times New Roman"/>
+          <w:sz w:val="26"/>
+          <w:szCs w:val="26"/>
+        </w:rPr>
+        <w:t xml:space="preserve">Для двух наших методов:</w:t>
+      </w:r>
+    </w:p>
+    <w:p>
+      <w:pPr>
+        <w:spacing w:after="140" w:before="140"/>
         <w:jc w:val="center"/>
       </w:pPr>
       <w:r>
-        <w:drawing>
-          <wp:inline distT="0" distB="0" distL="0" distR="0">
-            <wp:extent cx="4381500" cy="3429000"/>
-            <wp:effectExtent t="0" r="0" b="0" l="0"/>
-            <wp:docPr id="1" name="stability_regions.png" descr="Рис. 2: Области абсолютной устойчивости. Зелёный круг — классический Эйлер. Голубая область — комплексный 2-шаговый. Жёлтая — 3-шаговый (для справки). Точка z = λΔt должна лежать внутри соответствующей области." title="Рис. 2: Области абсолютной устойчивости. Зелёный круг — классический Эйлер. Голубая область — комплексный 2-шаговый. Жёлтая — 3-шаговый (для справки). Точка z = λΔt должна лежать внутри соответствующей области."/>
-            <wp:cNvGraphicFramePr>
-              <a:graphicFrameLocks xmlns:a="http://schemas.openxmlformats.org/drawingml/2006/main" noChangeAspect="1"/>
-            </wp:cNvGraphicFramePr>
-            <a:graphic xmlns:a="http://schemas.openxmlformats.org/drawingml/2006/main">
-              <a:graphicData uri="http://schemas.openxmlformats.org/drawingml/2006/picture">
-                <pic:pic xmlns:pic="http://schemas.openxmlformats.org/drawingml/2006/picture">
-                  <pic:nvPicPr>
-                    <pic:cNvPr id="0" name="" descr=""/>
-                    <pic:cNvPicPr>
-                      <a:picLocks noChangeAspect="1" noChangeArrowheads="1"/>
-                    </pic:cNvPicPr>
-                  </pic:nvPicPr>
-                  <pic:blipFill>
-                    <a:blip r:embed="rId8" cstate="none"/>
-                    <a:srcRect/>
-                    <a:stretch>
-                      <a:fillRect/>
-                    </a:stretch>
-                  </pic:blipFill>
-                  <pic:spPr bwMode="auto">
-                    <a:xfrm>
-                      <a:off x="0" y="0"/>
-                      <a:ext cx="4381500" cy="3429000"/>
-                    </a:xfrm>
-                    <a:prstGeom prst="rect">
-                      <a:avLst/>
-                    </a:prstGeom>
-                  </pic:spPr>
-                </pic:pic>
-              </a:graphicData>
-            </a:graphic>
-          </wp:inline>
-        </w:drawing>
-      </w:r>
-    </w:p>
-    <w:p>
-      <w:pPr>
-        <w:spacing w:after="220" w:before="0"/>
-        <w:jc w:val="center"/>
-      </w:pPr>
-      <w:r>
-        <w:rPr>
-          <w:rFonts w:ascii="Times New Roman" w:cs="Times New Roman" w:eastAsia="Times New Roman" w:hAnsi="Times New Roman"/>
+        <w:rPr>
+          <w:rFonts w:ascii="Cambria Math" w:cs="Cambria Math" w:eastAsia="Cambria Math" w:hAnsi="Cambria Math"/>
           <w:i/>
           <w:iCs/>
-          <w:sz w:val="22"/>
-          <w:szCs w:val="22"/>
-        </w:rPr>
-        <w:t xml:space="preserve">Рис. 2: Области абсолютной устойчивости. Зелёный круг — классический Эйлер. Голубая область — комплексный 2-шаговый. Жёлтая — 3-шаговый (для справки). Точка z = λΔt должна лежать внутри соответствующей области.</w:t>
-      </w:r>
-    </w:p>
-    <w:p>
-      <w:pPr>
-        <w:spacing w:after="60" w:before="200"/>
-        <w:jc w:val="center"/>
-      </w:pPr>
-      <w:r>
-        <w:drawing>
-          <wp:inline distT="0" distB="0" distL="0" distR="0">
-            <wp:extent cx="4191000" cy="3048000"/>
-            <wp:effectExtent t="0" r="0" b="0" l="0"/>
-            <wp:docPr id="1" name="stability_demo.png" descr="Рис. 3: Для λ = −2: точки z = λΔt при разных Δt. При Δt = 1,5 точка вышла за пределы круга Эйлера, но осталась внутри области комплексного 2-шагового метода." title="Рис. 3: Для λ = −2: точки z = λΔt при разных Δt. При Δt = 1,5 точка вышла за пределы круга Эйлера, но осталась внутри области комплексного 2-шагового метода."/>
-            <wp:cNvGraphicFramePr>
-              <a:graphicFrameLocks xmlns:a="http://schemas.openxmlformats.org/drawingml/2006/main" noChangeAspect="1"/>
-            </wp:cNvGraphicFramePr>
-            <a:graphic xmlns:a="http://schemas.openxmlformats.org/drawingml/2006/main">
-              <a:graphicData uri="http://schemas.openxmlformats.org/drawingml/2006/picture">
-                <pic:pic xmlns:pic="http://schemas.openxmlformats.org/drawingml/2006/picture">
-                  <pic:nvPicPr>
-                    <pic:cNvPr id="0" name="" descr=""/>
-                    <pic:cNvPicPr>
-                      <a:picLocks noChangeAspect="1" noChangeArrowheads="1"/>
-                    </pic:cNvPicPr>
-                  </pic:nvPicPr>
-                  <pic:blipFill>
-                    <a:blip r:embed="rId9" cstate="none"/>
-                    <a:srcRect/>
-                    <a:stretch>
-                      <a:fillRect/>
-                    </a:stretch>
-                  </pic:blipFill>
-                  <pic:spPr bwMode="auto">
-                    <a:xfrm>
-                      <a:off x="0" y="0"/>
-                      <a:ext cx="4191000" cy="3048000"/>
-                    </a:xfrm>
-                    <a:prstGeom prst="rect">
-                      <a:avLst/>
-                    </a:prstGeom>
-                  </pic:spPr>
-                </pic:pic>
-              </a:graphicData>
-            </a:graphic>
-          </wp:inline>
-        </w:drawing>
-      </w:r>
-    </w:p>
-    <w:p>
-      <w:pPr>
-        <w:spacing w:after="220" w:before="0"/>
-        <w:jc w:val="center"/>
-      </w:pPr>
-      <w:r>
-        <w:rPr>
-          <w:rFonts w:ascii="Times New Roman" w:cs="Times New Roman" w:eastAsia="Times New Roman" w:hAnsi="Times New Roman"/>
-          <w:i/>
-          <w:iCs/>
-          <w:sz w:val="22"/>
-          <w:szCs w:val="22"/>
-        </w:rPr>
-        <w:t xml:space="preserve">Рис. 3: Для λ = −2: точки z = λΔt при разных Δt. При Δt = 1,5 точка вышла за пределы круга Эйлера, но осталась внутри области комплексного 2-шагового метода.</w:t>
-      </w:r>
-    </w:p>
-    <w:p>
-      <w:pPr>
-        <w:pageBreakBefore/>
-        <w:spacing w:after="360" w:before="480"/>
-        <w:jc w:val="center"/>
-      </w:pPr>
-      <w:r>
-        <w:rPr>
-          <w:rFonts w:ascii="Times New Roman" w:cs="Times New Roman" w:eastAsia="Times New Roman" w:hAnsi="Times New Roman"/>
-          <w:b/>
-          <w:bCs/>
-          <w:sz w:val="36"/>
-          <w:szCs w:val="36"/>
-        </w:rPr>
-        <w:t xml:space="preserve">ЧАСТЬ II. ЭКСПЕРИМЕНТ В PYTHON</w:t>
+          <w:sz w:val="28"/>
+          <w:szCs w:val="28"/>
+        </w:rPr>
+        <w:t xml:space="preserve">Φ_classic(z) = 1 + z,    Φ_compl2(z) = (1 + w₁z)(1 + w₂z) = 1 + z + z²/2.        (9)</w:t>
+      </w:r>
+    </w:p>
+    <w:p>
+      <w:pPr>
+        <w:spacing w:after="100" w:before="60" w:line="360"/>
+        <w:ind w:firstLine="720"/>
+        <w:jc w:val="both"/>
+      </w:pPr>
+      <w:r>
+        <w:rPr>
+          <w:rFonts w:ascii="Times New Roman" w:cs="Times New Roman" w:eastAsia="Times New Roman" w:hAnsi="Times New Roman"/>
+          <w:sz w:val="26"/>
+          <w:szCs w:val="26"/>
+        </w:rPr>
+        <w:t xml:space="preserve">Первая функция задаёт единичный круг с центром в (−1; 0). Вторая — овальная область, существенно бóльшая первой, особенно широкая вблизи мнимой оси.</w:t>
+      </w:r>
+    </w:p>
+    <w:p>
+      <w:pPr>
+        <w:spacing w:after="100" w:before="60" w:line="360"/>
+        <w:ind w:firstLine="720"/>
+        <w:jc w:val="both"/>
+      </w:pPr>
+      <w:r>
+        <w:rPr>
+          <w:rFonts w:ascii="Times New Roman" w:cs="Times New Roman" w:eastAsia="Times New Roman" w:hAnsi="Times New Roman"/>
+          <w:sz w:val="26"/>
+          <w:szCs w:val="26"/>
+        </w:rPr>
+        <w:t xml:space="preserve">Главное практическое следствие: подбирая комплексные коэффициенты пути, можно УПРАВЛЯТЬ формой области устойчивости. Это и есть «управляемая устойчивость». В Части III эта идея реализуется в виде интерактивного GUI, где пользователь меняет (λ, Δt) и сразу видит, попадает ли λΔt в нужную область.</w:t>
       </w:r>
     </w:p>
     <w:p>
@@ -1563,28 +1612,74 @@
           <w:sz w:val="32"/>
           <w:szCs w:val="32"/>
         </w:rPr>
-        <w:t xml:space="preserve">6. Описание реализации в Python</w:t>
-      </w:r>
-    </w:p>
-    <w:p>
-      <w:pPr>
-        <w:spacing w:after="100" w:before="60" w:line="360"/>
-        <w:ind w:firstLine="720"/>
-        <w:jc w:val="both"/>
-      </w:pPr>
-      <w:r>
-        <w:rPr>
-          <w:rFonts w:ascii="Times New Roman" w:cs="Times New Roman" w:eastAsia="Times New Roman" w:hAnsi="Times New Roman"/>
-          <w:sz w:val="26"/>
-          <w:szCs w:val="26"/>
-        </w:rPr>
-        <w:t xml:space="preserve">Цель эксперимента — воспроизвести численные результаты раздела 2 статьи средствами языка Python. Вся расчётная логика разнесена по компактным модулям: complex_euler.py содержит сами численные методы, equations.py — каталог тестовых ОДУ, остальные скрипты собирают эксперименты, графики и интерактивные демонстрации.</w:t>
-      </w:r>
-    </w:p>
-    <w:p>
-      <w:pPr>
-        <w:pStyle w:val="Heading2"/>
-        <w:spacing w:after="160" w:before="240"/>
+        <w:t xml:space="preserve">6. Концепция кольцевого теста (round-trip)</w:t>
+      </w:r>
+    </w:p>
+    <w:p>
+      <w:pPr>
+        <w:spacing w:after="100" w:before="60" w:line="360"/>
+        <w:ind w:firstLine="720"/>
+        <w:jc w:val="both"/>
+      </w:pPr>
+      <w:r>
+        <w:rPr>
+          <w:rFonts w:ascii="Times New Roman" w:cs="Times New Roman" w:eastAsia="Times New Roman" w:hAnsi="Times New Roman"/>
+          <w:sz w:val="26"/>
+          <w:szCs w:val="26"/>
+        </w:rPr>
+        <w:t xml:space="preserve">Один из самых наглядных способов оценить «качество» численного метода — провести КОЛЬЦЕВОЙ ТЕСТ: проинтегрировать уравнение «вперёд» от момента t = 0 до t = T, получить y_forward(T), а затем из этой точки проинтегрировать ТЕМ ЖЕ методом «назад» с отрицательным шагом −Δt до момента t = 0, получив y_back(0).</w:t>
+      </w:r>
+    </w:p>
+    <w:p>
+      <w:pPr>
+        <w:spacing w:after="100" w:before="60" w:line="360"/>
+        <w:ind w:firstLine="720"/>
+        <w:jc w:val="both"/>
+      </w:pPr>
+      <w:r>
+        <w:rPr>
+          <w:rFonts w:ascii="Times New Roman" w:cs="Times New Roman" w:eastAsia="Times New Roman" w:hAnsi="Times New Roman"/>
+          <w:sz w:val="26"/>
+          <w:szCs w:val="26"/>
+        </w:rPr>
+        <w:t xml:space="preserve">У идеального (точного) метода путь должен замкнуться в кольцо: y_back(0) ≡ y₀. Реальные численные методы дают НЕВЯЗКУ КОЛЬЦА r = |y_back(0) − y₀|. Чем меньше эта величина, тем «обратимее» метод. Теоретически:</w:t>
+      </w:r>
+    </w:p>
+    <w:p>
+      <w:pPr>
+        <w:spacing w:after="140" w:before="140"/>
+        <w:jc w:val="center"/>
+      </w:pPr>
+      <w:r>
+        <w:rPr>
+          <w:rFonts w:ascii="Cambria Math" w:cs="Cambria Math" w:eastAsia="Cambria Math" w:hAnsi="Cambria Math"/>
+          <w:i/>
+          <w:iCs/>
+          <w:sz w:val="28"/>
+          <w:szCs w:val="28"/>
+        </w:rPr>
+        <w:t xml:space="preserve">r ~ C · Δt^p,        (10)</w:t>
+      </w:r>
+    </w:p>
+    <w:p>
+      <w:pPr>
+        <w:spacing w:after="100" w:before="60" w:line="360"/>
+        <w:ind w:firstLine="720"/>
+        <w:jc w:val="both"/>
+      </w:pPr>
+      <w:r>
+        <w:rPr>
+          <w:rFonts w:ascii="Times New Roman" w:cs="Times New Roman" w:eastAsia="Times New Roman" w:hAnsi="Times New Roman"/>
+          <w:sz w:val="26"/>
+          <w:szCs w:val="26"/>
+        </w:rPr>
+        <w:t xml:space="preserve">где p — порядок метода. Поэтому log-log график невязки от Δt даёт прямую с наклоном p. Это очень удобный диагностический инструмент: он не требует знания точного решения, его легко формулировать на пальцах («поедешь — приедешь? вернёшься — приедешь в ту же точку?»), а количественно — он эквивалентен по информативности обычному анализу глобальной погрешности.</w:t>
+      </w:r>
+    </w:p>
+    <w:p>
+      <w:pPr>
+        <w:pStyle w:val="Heading1"/>
+        <w:spacing w:after="200" w:before="360"/>
         <w:jc w:val="left"/>
       </w:pPr>
       <w:r>
@@ -1592,25 +1687,40 @@
           <w:rFonts w:ascii="Times New Roman" w:cs="Times New Roman" w:eastAsia="Times New Roman" w:hAnsi="Times New Roman"/>
           <w:b/>
           <w:bCs/>
-          <w:sz w:val="28"/>
-          <w:szCs w:val="28"/>
-        </w:rPr>
-        <w:t xml:space="preserve">6.1. Структура проекта</w:t>
-      </w:r>
-    </w:p>
-    <w:p>
-      <w:pPr>
-        <w:spacing w:after="100" w:before="60" w:line="360"/>
-        <w:ind w:firstLine="720"/>
-        <w:jc w:val="both"/>
-      </w:pPr>
-      <w:r>
-        <w:rPr>
-          <w:rFonts w:ascii="Times New Roman" w:cs="Times New Roman" w:eastAsia="Times New Roman" w:hAnsi="Times New Roman"/>
-          <w:sz w:val="26"/>
-          <w:szCs w:val="26"/>
-        </w:rPr>
-        <w:t xml:space="preserve">Каталог complex_steps_euler_v2/ содержит:</w:t>
+          <w:sz w:val="32"/>
+          <w:szCs w:val="32"/>
+        </w:rPr>
+        <w:t xml:space="preserve">7. Произвольный комплексный коэффициент w₁ — теоретические следствия</w:t>
+      </w:r>
+    </w:p>
+    <w:p>
+      <w:pPr>
+        <w:spacing w:after="100" w:before="60" w:line="360"/>
+        <w:ind w:firstLine="720"/>
+        <w:jc w:val="both"/>
+      </w:pPr>
+      <w:r>
+        <w:rPr>
+          <w:rFonts w:ascii="Times New Roman" w:cs="Times New Roman" w:eastAsia="Times New Roman" w:hAnsi="Times New Roman"/>
+          <w:sz w:val="26"/>
+          <w:szCs w:val="26"/>
+        </w:rPr>
+        <w:t xml:space="preserve">Стандартный комплексный 2-шаговый метод использует канонические веса w₁ = ½ + i/2 и w₂ = ½ − i/2. Это, однако, не единственная возможность: в общем виде допустимая пара (w₁, w₂) — это любые два комплексных числа, удовлетворяющие условию w₁ + w₂ = 1 (это сохраняет 1-й порядок). Если ДОПОЛНИТЕЛЬНО выполняется w₁·w₂ = ½, то метод имеет 2-й порядок; иначе он остаётся в 1-м порядке.</w:t>
+      </w:r>
+    </w:p>
+    <w:p>
+      <w:pPr>
+        <w:spacing w:after="100" w:before="60" w:line="360"/>
+        <w:ind w:firstLine="720"/>
+        <w:jc w:val="both"/>
+      </w:pPr>
+      <w:r>
+        <w:rPr>
+          <w:rFonts w:ascii="Times New Roman" w:cs="Times New Roman" w:eastAsia="Times New Roman" w:hAnsi="Times New Roman"/>
+          <w:sz w:val="26"/>
+          <w:szCs w:val="26"/>
+        </w:rPr>
+        <w:t xml:space="preserve">Из этого следует целая «галерея» возможных путей:</w:t>
       </w:r>
     </w:p>
     <w:p>
@@ -1628,7 +1738,7 @@
           <w:sz w:val="26"/>
           <w:szCs w:val="26"/>
         </w:rPr>
-        <w:t xml:space="preserve">python/ — все .py-файлы с реализацией методов, экспериментами и интерактивным GUI;</w:t>
+        <w:t xml:space="preserve">Канонический комплексный путь: w₁ = ½ + i/2 — гарантирует 2-й порядок;</w:t>
       </w:r>
     </w:p>
     <w:p>
@@ -1646,7 +1756,7 @@
           <w:sz w:val="26"/>
           <w:szCs w:val="26"/>
         </w:rPr>
-        <w:t xml:space="preserve">plots/ — сгенерированные PNG-картинки, которые встроены в этот отчёт;</w:t>
+        <w:t xml:space="preserve">Сопряжённый канонический: w₁ = ½ − i/2 — тоже 2-й порядок, симметричная картина;</w:t>
       </w:r>
     </w:p>
     <w:p>
@@ -1664,118 +1774,57 @@
           <w:sz w:val="26"/>
           <w:szCs w:val="26"/>
         </w:rPr>
-        <w:t xml:space="preserve">Отчёт_v2.docx — настоящий документ.</w:t>
-      </w:r>
-    </w:p>
-    <w:p>
-      <w:pPr>
-        <w:pStyle w:val="Heading2"/>
-        <w:spacing w:after="160" w:before="240"/>
-        <w:jc w:val="left"/>
+        <w:t xml:space="preserve">Вещественный w₁ = 1, w₂ = 0 — путь вырождается на действительную ось, остаётся 1-й порядок;</w:t>
+      </w:r>
+    </w:p>
+    <w:p>
+      <w:pPr>
+        <w:pStyle w:val="ListParagraph"/>
+        <w:numPr>
+          <w:ilvl w:val="0"/>
+          <w:numId w:val="3"/>
+        </w:numPr>
+        <w:spacing w:after="60" w:before="60" w:line="340"/>
+      </w:pPr>
+      <w:r>
+        <w:rPr>
+          <w:rFonts w:ascii="Times New Roman" w:cs="Times New Roman" w:eastAsia="Times New Roman" w:hAnsi="Times New Roman"/>
+          <w:sz w:val="26"/>
+          <w:szCs w:val="26"/>
+        </w:rPr>
+        <w:t xml:space="preserve">Произвольный комплексный путь w₁ + w₂ = 1, но w₁·w₂ ≠ ½ — 1-й порядок, но иная форма области устойчивости (см. Часть III).</w:t>
+      </w:r>
+    </w:p>
+    <w:p>
+      <w:pPr>
+        <w:spacing w:after="100" w:before="60" w:line="360"/>
+        <w:ind w:firstLine="720"/>
+        <w:jc w:val="both"/>
+      </w:pPr>
+      <w:r>
+        <w:rPr>
+          <w:rFonts w:ascii="Times New Roman" w:cs="Times New Roman" w:eastAsia="Times New Roman" w:hAnsi="Times New Roman"/>
+          <w:sz w:val="26"/>
+          <w:szCs w:val="26"/>
+        </w:rPr>
+        <w:t xml:space="preserve">Таким образом, выбор w₁ — это «ручка управления»: она одновременно меняет точность (порядок), форму пути в комплексной плоскости и форму области абсолютной устойчивости. В Частях II и III мы исследуем эти эффекты численно.</w:t>
+      </w:r>
+    </w:p>
+    <w:p>
+      <w:pPr>
+        <w:pageBreakBefore/>
+        <w:spacing w:after="360" w:before="480"/>
+        <w:jc w:val="center"/>
       </w:pPr>
       <w:r>
         <w:rPr>
           <w:rFonts w:ascii="Times New Roman" w:cs="Times New Roman" w:eastAsia="Times New Roman" w:hAnsi="Times New Roman"/>
           <w:b/>
           <w:bCs/>
-          <w:sz w:val="28"/>
-          <w:szCs w:val="28"/>
-        </w:rPr>
-        <w:t xml:space="preserve">6.2. Модуль complex_euler.py</w:t>
-      </w:r>
-    </w:p>
-    <w:p>
-      <w:pPr>
-        <w:spacing w:after="100" w:before="60" w:line="360"/>
-        <w:ind w:firstLine="720"/>
-        <w:jc w:val="both"/>
-      </w:pPr>
-      <w:r>
-        <w:rPr>
-          <w:rFonts w:ascii="Times New Roman" w:cs="Times New Roman" w:eastAsia="Times New Roman" w:hAnsi="Times New Roman"/>
-          <w:sz w:val="26"/>
-          <w:szCs w:val="26"/>
-        </w:rPr>
-        <w:t xml:space="preserve">Здесь реализованы два метода. Классический Эйлер — стандартный цикл с обновлением y_{k+1} = y_k + Δt·f(t_k, y_k). Комплексный 2-шаговый Эйлер — то же самое, но рабочая переменная yc хранится в комплексной арифметике, и за один макрошаг делается ПАРА комплексных подшагов w₁·Δt и w₂·Δt, после чего значение проецируется на действительную ось через Re(·).</w:t>
-      </w:r>
-    </w:p>
-    <w:p>
-      <w:pPr>
-        <w:spacing w:after="100" w:before="60" w:line="360"/>
-        <w:ind w:firstLine="720"/>
-        <w:jc w:val="both"/>
-      </w:pPr>
-      <w:r>
-        <w:rPr>
-          <w:rFonts w:ascii="Times New Roman" w:cs="Times New Roman" w:eastAsia="Times New Roman" w:hAnsi="Times New Roman"/>
-          <w:sz w:val="26"/>
-          <w:szCs w:val="26"/>
-        </w:rPr>
-        <w:t xml:space="preserve">Важная особенность реализации — функция complex_two_step_euler принимает ПРОИЗВОЛЬНЫЕ веса (w₁, w₂). По умолчанию это канонические 0,5 ± 0,5i; но в расширенных экспериментах (см. §11) пользователь может задать любые другие значения и наблюдать, как изменяются точность и область устойчивости.</w:t>
-      </w:r>
-    </w:p>
-    <w:p>
-      <w:pPr>
-        <w:pStyle w:val="Heading2"/>
-        <w:spacing w:after="160" w:before="240"/>
-        <w:jc w:val="left"/>
-      </w:pPr>
-      <w:r>
-        <w:rPr>
-          <w:rFonts w:ascii="Times New Roman" w:cs="Times New Roman" w:eastAsia="Times New Roman" w:hAnsi="Times New Roman"/>
-          <w:b/>
-          <w:bCs/>
-          <w:sz w:val="28"/>
-          <w:szCs w:val="28"/>
-        </w:rPr>
-        <w:t xml:space="preserve">6.3. Каталог уравнений equations.py</w:t>
-      </w:r>
-    </w:p>
-    <w:p>
-      <w:pPr>
-        <w:spacing w:after="100" w:before="60" w:line="360"/>
-        <w:ind w:firstLine="720"/>
-        <w:jc w:val="both"/>
-      </w:pPr>
-      <w:r>
-        <w:rPr>
-          <w:rFonts w:ascii="Times New Roman" w:cs="Times New Roman" w:eastAsia="Times New Roman" w:hAnsi="Times New Roman"/>
-          <w:sz w:val="26"/>
-          <w:szCs w:val="26"/>
-        </w:rPr>
-        <w:t xml:space="preserve">Каждое тестовое уравнение оформлено как объект Equation с полями name (для подписей), f (правая часть), y0 (начальное условие), t0, tN (отрезок интегрирования), exact (точное решение, если известно). Для уравнений 2-го порядка применён стандартный приём сведения к системе 1-го порядка: вектор состояния Y = [y, ẏ]ᵀ, правая часть возвращает [Y[1], …].</w:t>
-      </w:r>
-    </w:p>
-    <w:p>
-      <w:pPr>
-        <w:pStyle w:val="Heading2"/>
-        <w:spacing w:after="160" w:before="240"/>
-        <w:jc w:val="left"/>
-      </w:pPr>
-      <w:r>
-        <w:rPr>
-          <w:rFonts w:ascii="Times New Roman" w:cs="Times New Roman" w:eastAsia="Times New Roman" w:hAnsi="Times New Roman"/>
-          <w:b/>
-          <w:bCs/>
-          <w:sz w:val="28"/>
-          <w:szCs w:val="28"/>
-        </w:rPr>
-        <w:t xml:space="preserve">6.4. Честное сравнение числа вычислений правой части</w:t>
-      </w:r>
-    </w:p>
-    <w:p>
-      <w:pPr>
-        <w:spacing w:after="100" w:before="60" w:line="360"/>
-        <w:ind w:firstLine="720"/>
-        <w:jc w:val="both"/>
-      </w:pPr>
-      <w:r>
-        <w:rPr>
-          <w:rFonts w:ascii="Times New Roman" w:cs="Times New Roman" w:eastAsia="Times New Roman" w:hAnsi="Times New Roman"/>
-          <w:sz w:val="26"/>
-          <w:szCs w:val="26"/>
-        </w:rPr>
-        <w:t xml:space="preserve">Чтобы сравнение было корректным, классическому Эйлеру выделяется вдвое больше шагов: N_real = 2 · n_macro. Оба метода делают одинаковое число вызовов f — по 2·n_macro. Без этого условия сравнение было бы нечестным: метод с большим числом вычислений f всегда «выигрывает» по точности.</w:t>
+          <w:sz w:val="36"/>
+          <w:szCs w:val="36"/>
+        </w:rPr>
+        <w:t xml:space="preserve">ЧАСТЬ II. ОЦЕНКА ТОЧНОСТИ МЕТОДОВ</w:t>
       </w:r>
     </w:p>
     <w:p>
@@ -1792,22 +1841,69 @@
           <w:sz w:val="32"/>
           <w:szCs w:val="32"/>
         </w:rPr>
-        <w:t xml:space="preserve">7. Набор тестовых уравнений</w:t>
-      </w:r>
-    </w:p>
-    <w:p>
-      <w:pPr>
-        <w:spacing w:after="100" w:before="60" w:line="360"/>
-        <w:ind w:firstLine="720"/>
-        <w:jc w:val="both"/>
-      </w:pPr>
-      <w:r>
-        <w:rPr>
-          <w:rFonts w:ascii="Times New Roman" w:cs="Times New Roman" w:eastAsia="Times New Roman" w:hAnsi="Times New Roman"/>
-          <w:sz w:val="26"/>
-          <w:szCs w:val="26"/>
-        </w:rPr>
-        <w:t xml:space="preserve">Используется тот же набор задач, что в Fig. 1 и Fig. 2 оригинальной статьи:</w:t>
+        <w:t xml:space="preserve">8. Описание реализации в Python</w:t>
+      </w:r>
+    </w:p>
+    <w:p>
+      <w:pPr>
+        <w:spacing w:after="100" w:before="60" w:line="360"/>
+        <w:ind w:firstLine="720"/>
+        <w:jc w:val="both"/>
+      </w:pPr>
+      <w:r>
+        <w:rPr>
+          <w:rFonts w:ascii="Times New Roman" w:cs="Times New Roman" w:eastAsia="Times New Roman" w:hAnsi="Times New Roman"/>
+          <w:sz w:val="26"/>
+          <w:szCs w:val="26"/>
+        </w:rPr>
+        <w:t xml:space="preserve">Цель Части II — количественно оценить точность двух методов (классического и комплексного 2-шагового) на одном и том же наборе задач и тем же числом вычислений правой части. Вся расчётная логика разнесена по компактным модулям: complex_euler.py содержит сами численные методы, equations.py — каталог тестовых ОДУ, отдельные скрипты собирают эксперименты.</w:t>
+      </w:r>
+    </w:p>
+    <w:p>
+      <w:pPr>
+        <w:spacing w:after="100" w:before="60" w:line="360"/>
+        <w:ind w:firstLine="720"/>
+        <w:jc w:val="both"/>
+      </w:pPr>
+      <w:r>
+        <w:rPr>
+          <w:rFonts w:ascii="Times New Roman" w:cs="Times New Roman" w:eastAsia="Times New Roman" w:hAnsi="Times New Roman"/>
+          <w:sz w:val="26"/>
+          <w:szCs w:val="26"/>
+        </w:rPr>
+        <w:t xml:space="preserve">Ключевое для честности сравнения соображение: один макрошаг комплексного метода требует ДВУХ обращений к правой части f. Поэтому классическому Эйлеру при сравнении даётся в 2 раза больше шагов: N_real = 2·n_macro. Так у обоих методов одинаковое суммарное число вычислений f.</w:t>
+      </w:r>
+    </w:p>
+    <w:p>
+      <w:pPr>
+        <w:pStyle w:val="Heading1"/>
+        <w:spacing w:after="200" w:before="360"/>
+        <w:jc w:val="left"/>
+      </w:pPr>
+      <w:r>
+        <w:rPr>
+          <w:rFonts w:ascii="Times New Roman" w:cs="Times New Roman" w:eastAsia="Times New Roman" w:hAnsi="Times New Roman"/>
+          <w:b/>
+          <w:bCs/>
+          <w:sz w:val="32"/>
+          <w:szCs w:val="32"/>
+        </w:rPr>
+        <w:t xml:space="preserve">9. Набор тестовых уравнений</w:t>
+      </w:r>
+    </w:p>
+    <w:p>
+      <w:pPr>
+        <w:spacing w:after="100" w:before="60" w:line="360"/>
+        <w:ind w:firstLine="720"/>
+        <w:jc w:val="both"/>
+      </w:pPr>
+      <w:r>
+        <w:rPr>
+          <w:rFonts w:ascii="Times New Roman" w:cs="Times New Roman" w:eastAsia="Times New Roman" w:hAnsi="Times New Roman"/>
+          <w:sz w:val="26"/>
+          <w:szCs w:val="26"/>
+        </w:rPr>
+        <w:t xml:space="preserve">Используются те же задачи, что в Fig. 1 и Fig. 2 оригинальной статьи:</w:t>
       </w:r>
     </w:p>
     <w:tbl>
@@ -2659,24 +2755,7 @@
           <w:sz w:val="32"/>
           <w:szCs w:val="32"/>
         </w:rPr>
-        <w:t xml:space="preserve">8. Результаты базовых экспериментов</w:t>
-      </w:r>
-    </w:p>
-    <w:p>
-      <w:pPr>
-        <w:pStyle w:val="Heading2"/>
-        <w:spacing w:after="160" w:before="240"/>
-        <w:jc w:val="left"/>
-      </w:pPr>
-      <w:r>
-        <w:rPr>
-          <w:rFonts w:ascii="Times New Roman" w:cs="Times New Roman" w:eastAsia="Times New Roman" w:hAnsi="Times New Roman"/>
-          <w:b/>
-          <w:bCs/>
-          <w:sz w:val="28"/>
-          <w:szCs w:val="28"/>
-        </w:rPr>
-        <w:t xml:space="preserve">8.1. Эксперимент 1 — Воспроизведение рис. 1 статьи: ẏ = y</w:t>
+        <w:t xml:space="preserve">10. Эксперимент 1 — воспроизведение рис. 1 статьи</w:t>
       </w:r>
     </w:p>
     <w:p>
@@ -2704,7 +2783,210 @@
           <wp:inline distT="0" distB="0" distL="0" distR="0">
             <wp:extent cx="4953000" cy="2952750"/>
             <wp:effectExtent t="0" r="0" b="0" l="0"/>
-            <wp:docPr id="1" name="fig1_linear.png" descr="Рис. 4: Воспроизведение рис. 1 статьи: ẏ = y, y(0) = 1. Зелёная — точное решение eᵗ. Синяя — классический Эйлер (6 шагов). Чёрная — комплексный 2-шаговый (3 макрошага). Оба метода делают 6 вычислений f." title="Рис. 4: Воспроизведение рис. 1 статьи: ẏ = y, y(0) = 1. Зелёная — точное решение eᵗ. Синяя — классический Эйлер (6 шагов). Чёрная — комплексный 2-шаговый (3 макрошага). Оба метода делают 6 вычислений f."/>
+            <wp:docPr id="1" name="fig1_linear.png" descr="Рис. 2: Воспроизведение рис. 1 статьи: ẏ = y, y(0) = 1. Зелёная — точное решение eᵗ. Синяя — классический Эйлер (6 шагов). Чёрная — комплексный 2-шаговый (3 макрошага). Оба метода делают 6 вычислений f." title="Рис. 2: Воспроизведение рис. 1 статьи: ẏ = y, y(0) = 1. Зелёная — точное решение eᵗ. Синяя — классический Эйлер (6 шагов). Чёрная — комплексный 2-шаговый (3 макрошага). Оба метода делают 6 вычислений f."/>
+            <wp:cNvGraphicFramePr>
+              <a:graphicFrameLocks xmlns:a="http://schemas.openxmlformats.org/drawingml/2006/main" noChangeAspect="1"/>
+            </wp:cNvGraphicFramePr>
+            <a:graphic xmlns:a="http://schemas.openxmlformats.org/drawingml/2006/main">
+              <a:graphicData uri="http://schemas.openxmlformats.org/drawingml/2006/picture">
+                <pic:pic xmlns:pic="http://schemas.openxmlformats.org/drawingml/2006/picture">
+                  <pic:nvPicPr>
+                    <pic:cNvPr id="0" name="" descr=""/>
+                    <pic:cNvPicPr>
+                      <a:picLocks noChangeAspect="1" noChangeArrowheads="1"/>
+                    </pic:cNvPicPr>
+                  </pic:nvPicPr>
+                  <pic:blipFill>
+                    <a:blip r:embed="rId8" cstate="none"/>
+                    <a:srcRect/>
+                    <a:stretch>
+                      <a:fillRect/>
+                    </a:stretch>
+                  </pic:blipFill>
+                  <pic:spPr bwMode="auto">
+                    <a:xfrm>
+                      <a:off x="0" y="0"/>
+                      <a:ext cx="4953000" cy="2952750"/>
+                    </a:xfrm>
+                    <a:prstGeom prst="rect">
+                      <a:avLst/>
+                    </a:prstGeom>
+                  </pic:spPr>
+                </pic:pic>
+              </a:graphicData>
+            </a:graphic>
+          </wp:inline>
+        </w:drawing>
+      </w:r>
+    </w:p>
+    <w:p>
+      <w:pPr>
+        <w:spacing w:after="220" w:before="0"/>
+        <w:jc w:val="center"/>
+      </w:pPr>
+      <w:r>
+        <w:rPr>
+          <w:rFonts w:ascii="Times New Roman" w:cs="Times New Roman" w:eastAsia="Times New Roman" w:hAnsi="Times New Roman"/>
+          <w:i/>
+          <w:iCs/>
+          <w:sz w:val="22"/>
+          <w:szCs w:val="22"/>
+        </w:rPr>
+        <w:t xml:space="preserve">Рис. 2: Воспроизведение рис. 1 статьи: ẏ = y, y(0) = 1. Зелёная — точное решение eᵗ. Синяя — классический Эйлер (6 шагов). Чёрная — комплексный 2-шаговый (3 макрошага). Оба метода делают 6 вычислений f.</w:t>
+      </w:r>
+    </w:p>
+    <w:p>
+      <w:pPr>
+        <w:spacing w:after="100" w:before="60" w:line="360"/>
+        <w:ind w:firstLine="720"/>
+        <w:jc w:val="both"/>
+      </w:pPr>
+      <w:r>
+        <w:rPr>
+          <w:rFonts w:ascii="Times New Roman" w:cs="Times New Roman" w:eastAsia="Times New Roman" w:hAnsi="Times New Roman"/>
+          <w:sz w:val="26"/>
+          <w:szCs w:val="26"/>
+        </w:rPr>
+        <w:t xml:space="preserve">Качественно: чёрная линия лежит почти на зелёной, синяя — заметно ниже. Это наглядное подтверждение того, что КОМПЛЕКСНЫЙ путь даёт более точное приближение при той же ВЫЧИСЛИТЕЛЬНОЙ стоимости.</w:t>
+      </w:r>
+    </w:p>
+    <w:p>
+      <w:pPr>
+        <w:pStyle w:val="Heading1"/>
+        <w:spacing w:after="200" w:before="360"/>
+        <w:jc w:val="left"/>
+      </w:pPr>
+      <w:r>
+        <w:rPr>
+          <w:rFonts w:ascii="Times New Roman" w:cs="Times New Roman" w:eastAsia="Times New Roman" w:hAnsi="Times New Roman"/>
+          <w:b/>
+          <w:bCs/>
+          <w:sz w:val="32"/>
+          <w:szCs w:val="32"/>
+        </w:rPr>
+        <w:t xml:space="preserve">11. Эксперимент 2 — воспроизведение рис. 2 статьи</w:t>
+      </w:r>
+    </w:p>
+    <w:p>
+      <w:pPr>
+        <w:spacing w:after="60" w:before="200"/>
+        <w:jc w:val="center"/>
+      </w:pPr>
+      <w:r>
+        <w:drawing>
+          <wp:inline distT="0" distB="0" distL="0" distR="0">
+            <wp:extent cx="5715000" cy="3143250"/>
+            <wp:effectExtent t="0" r="0" b="0" l="0"/>
+            <wp:docPr id="1" name="fig2_grid.png" descr="Рис. 3: Воспроизведение рис. 2 статьи — шесть тестовых ОДУ. Зелёная — точное решение, синий пунктир — классический Эйлер, чёрная — комплексный 2-шаговый." title="Рис. 3: Воспроизведение рис. 2 статьи — шесть тестовых ОДУ. Зелёная — точное решение, синий пунктир — классический Эйлер, чёрная — комплексный 2-шаговый."/>
+            <wp:cNvGraphicFramePr>
+              <a:graphicFrameLocks xmlns:a="http://schemas.openxmlformats.org/drawingml/2006/main" noChangeAspect="1"/>
+            </wp:cNvGraphicFramePr>
+            <a:graphic xmlns:a="http://schemas.openxmlformats.org/drawingml/2006/main">
+              <a:graphicData uri="http://schemas.openxmlformats.org/drawingml/2006/picture">
+                <pic:pic xmlns:pic="http://schemas.openxmlformats.org/drawingml/2006/picture">
+                  <pic:nvPicPr>
+                    <pic:cNvPr id="0" name="" descr=""/>
+                    <pic:cNvPicPr>
+                      <a:picLocks noChangeAspect="1" noChangeArrowheads="1"/>
+                    </pic:cNvPicPr>
+                  </pic:nvPicPr>
+                  <pic:blipFill>
+                    <a:blip r:embed="rId9" cstate="none"/>
+                    <a:srcRect/>
+                    <a:stretch>
+                      <a:fillRect/>
+                    </a:stretch>
+                  </pic:blipFill>
+                  <pic:spPr bwMode="auto">
+                    <a:xfrm>
+                      <a:off x="0" y="0"/>
+                      <a:ext cx="5715000" cy="3143250"/>
+                    </a:xfrm>
+                    <a:prstGeom prst="rect">
+                      <a:avLst/>
+                    </a:prstGeom>
+                  </pic:spPr>
+                </pic:pic>
+              </a:graphicData>
+            </a:graphic>
+          </wp:inline>
+        </w:drawing>
+      </w:r>
+    </w:p>
+    <w:p>
+      <w:pPr>
+        <w:spacing w:after="220" w:before="0"/>
+        <w:jc w:val="center"/>
+      </w:pPr>
+      <w:r>
+        <w:rPr>
+          <w:rFonts w:ascii="Times New Roman" w:cs="Times New Roman" w:eastAsia="Times New Roman" w:hAnsi="Times New Roman"/>
+          <w:i/>
+          <w:iCs/>
+          <w:sz w:val="22"/>
+          <w:szCs w:val="22"/>
+        </w:rPr>
+        <w:t xml:space="preserve">Рис. 3: Воспроизведение рис. 2 статьи — шесть тестовых ОДУ. Зелёная — точное решение, синий пунктир — классический Эйлер, чёрная — комплексный 2-шаговый.</w:t>
+      </w:r>
+    </w:p>
+    <w:p>
+      <w:pPr>
+        <w:spacing w:after="100" w:before="60" w:line="360"/>
+        <w:ind w:firstLine="720"/>
+        <w:jc w:val="both"/>
+      </w:pPr>
+      <w:r>
+        <w:rPr>
+          <w:rFonts w:ascii="Times New Roman" w:cs="Times New Roman" w:eastAsia="Times New Roman" w:hAnsi="Times New Roman"/>
+          <w:sz w:val="26"/>
+          <w:szCs w:val="26"/>
+        </w:rPr>
+        <w:t xml:space="preserve">Картина однородна по всем шести панелям: где бы мы ни выбрали тестовое ОДУ — нелинейное, неавтономное, система 2-го порядка, — комплексный 2-шаговый метод заметно ближе к точному решению, чем классический Эйлер.</w:t>
+      </w:r>
+    </w:p>
+    <w:p>
+      <w:pPr>
+        <w:pStyle w:val="Heading1"/>
+        <w:spacing w:after="200" w:before="360"/>
+        <w:jc w:val="left"/>
+      </w:pPr>
+      <w:r>
+        <w:rPr>
+          <w:rFonts w:ascii="Times New Roman" w:cs="Times New Roman" w:eastAsia="Times New Roman" w:hAnsi="Times New Roman"/>
+          <w:b/>
+          <w:bCs/>
+          <w:sz w:val="32"/>
+          <w:szCs w:val="32"/>
+        </w:rPr>
+        <w:t xml:space="preserve">12. Эксперимент 3 — сходимость в log-log координатах</w:t>
+      </w:r>
+    </w:p>
+    <w:p>
+      <w:pPr>
+        <w:spacing w:after="100" w:before="60" w:line="360"/>
+        <w:ind w:firstLine="720"/>
+        <w:jc w:val="both"/>
+      </w:pPr>
+      <w:r>
+        <w:rPr>
+          <w:rFonts w:ascii="Times New Roman" w:cs="Times New Roman" w:eastAsia="Times New Roman" w:hAnsi="Times New Roman"/>
+          <w:sz w:val="26"/>
+          <w:szCs w:val="26"/>
+        </w:rPr>
+        <w:t xml:space="preserve">Чтобы количественно оценить ПОРЯДОК сходимости каждого метода, скрипт convergence.py запускался при n_macro = 8, 16, 32, 64, 128, 256, 512, 1024. На каждой сетке считалась норма ‖y_num − y_exact‖_∞, и полученные пары (Δt, err) откладывались в логарифмическом масштабе.</w:t>
+      </w:r>
+    </w:p>
+    <w:p>
+      <w:pPr>
+        <w:spacing w:after="60" w:before="200"/>
+        <w:jc w:val="center"/>
+      </w:pPr>
+      <w:r>
+        <w:drawing>
+          <wp:inline distT="0" distB="0" distL="0" distR="0">
+            <wp:extent cx="5143500" cy="3619500"/>
+            <wp:effectExtent t="0" r="0" b="0" l="0"/>
+            <wp:docPr id="1" name="convergence.png" descr="Рис. 4: Сходимость в логарифмических координатах. По оси x — макрошаг Δt, по оси y — норма ‖y_num − y_exact‖_∞. Пунктиры классического Эйлера идут параллельно прямой «наклон 1» (1-й порядок), сплошные линии комплексного метода — параллельно «наклону 2» (2-й порядок)." title="Рис. 4: Сходимость в логарифмических координатах. По оси x — макрошаг Δt, по оси y — норма ‖y_num − y_exact‖_∞. Пунктиры классического Эйлера идут параллельно прямой «наклон 1» (1-й порядок), сплошные линии комплексного метода — параллельно «наклону 2» (2-й порядок)."/>
             <wp:cNvGraphicFramePr>
               <a:graphicFrameLocks xmlns:a="http://schemas.openxmlformats.org/drawingml/2006/main" noChangeAspect="1"/>
             </wp:cNvGraphicFramePr>
@@ -2727,7 +3009,7 @@
                   <pic:spPr bwMode="auto">
                     <a:xfrm>
                       <a:off x="0" y="0"/>
-                      <a:ext cx="4953000" cy="2952750"/>
+                      <a:ext cx="5143500" cy="3619500"/>
                     </a:xfrm>
                     <a:prstGeom prst="rect">
                       <a:avLst/>
@@ -2753,13 +3035,28 @@
           <w:sz w:val="22"/>
           <w:szCs w:val="22"/>
         </w:rPr>
-        <w:t xml:space="preserve">Рис. 4: Воспроизведение рис. 1 статьи: ẏ = y, y(0) = 1. Зелёная — точное решение eᵗ. Синяя — классический Эйлер (6 шагов). Чёрная — комплексный 2-шаговый (3 макрошага). Оба метода делают 6 вычислений f.</w:t>
-      </w:r>
-    </w:p>
-    <w:p>
-      <w:pPr>
-        <w:pStyle w:val="Heading2"/>
-        <w:spacing w:after="160" w:before="240"/>
+        <w:t xml:space="preserve">Рис. 4: Сходимость в логарифмических координатах. По оси x — макрошаг Δt, по оси y — норма ‖y_num − y_exact‖_∞. Пунктиры классического Эйлера идут параллельно прямой «наклон 1» (1-й порядок), сплошные линии комплексного метода — параллельно «наклону 2» (2-й порядок).</w:t>
+      </w:r>
+    </w:p>
+    <w:p>
+      <w:pPr>
+        <w:spacing w:after="100" w:before="60" w:line="360"/>
+        <w:ind w:firstLine="720"/>
+        <w:jc w:val="both"/>
+      </w:pPr>
+      <w:r>
+        <w:rPr>
+          <w:rFonts w:ascii="Times New Roman" w:cs="Times New Roman" w:eastAsia="Times New Roman" w:hAnsi="Times New Roman"/>
+          <w:sz w:val="26"/>
+          <w:szCs w:val="26"/>
+        </w:rPr>
+        <w:t xml:space="preserve">Угол наклона прямой в log-log координатах равен порядку метода. Видно, что пунктиры и сплошные кривые идут параллельно опорным прямым с наклонами 1 и 2 соответственно — то есть теоретические порядки полностью подтверждаются.</w:t>
+      </w:r>
+    </w:p>
+    <w:p>
+      <w:pPr>
+        <w:pStyle w:val="Heading1"/>
+        <w:spacing w:after="200" w:before="360"/>
         <w:jc w:val="left"/>
       </w:pPr>
       <w:r>
@@ -2767,10 +3064,606 @@
           <w:rFonts w:ascii="Times New Roman" w:cs="Times New Roman" w:eastAsia="Times New Roman" w:hAnsi="Times New Roman"/>
           <w:b/>
           <w:bCs/>
-          <w:sz w:val="28"/>
-          <w:szCs w:val="28"/>
-        </w:rPr>
-        <w:t xml:space="preserve">8.2. Эксперимент 2 — Набор ОДУ (воспроизведение рис. 2 статьи)</w:t>
+          <w:sz w:val="32"/>
+          <w:szCs w:val="32"/>
+        </w:rPr>
+        <w:t xml:space="preserve">13. Численные оценки порядков сходимости</w:t>
+      </w:r>
+    </w:p>
+    <w:p>
+      <w:pPr>
+        <w:spacing w:after="100" w:before="60" w:line="360"/>
+        <w:ind w:firstLine="720"/>
+        <w:jc w:val="both"/>
+      </w:pPr>
+      <w:r>
+        <w:rPr>
+          <w:rFonts w:ascii="Times New Roman" w:cs="Times New Roman" w:eastAsia="Times New Roman" w:hAnsi="Times New Roman"/>
+          <w:sz w:val="26"/>
+          <w:szCs w:val="26"/>
+        </w:rPr>
+        <w:t xml:space="preserve">Численная оценка проводилась методом линейной регрессии в log-log-координатах по последним 4 точкам сходимости:</w:t>
+      </w:r>
+    </w:p>
+    <w:tbl>
+      <w:tblPr>
+        <w:tblW w:type="dxa" w:w="8500"/>
+        <w:tblBorders>
+          <w:top w:val="single" w:color="auto" w:sz="4"/>
+          <w:left w:val="single" w:color="auto" w:sz="4"/>
+          <w:bottom w:val="single" w:color="auto" w:sz="4"/>
+          <w:right w:val="single" w:color="auto" w:sz="4"/>
+          <w:insideH w:val="single" w:color="auto" w:sz="4"/>
+          <w:insideV w:val="single" w:color="auto" w:sz="4"/>
+        </w:tblBorders>
+      </w:tblPr>
+      <w:tblGrid>
+        <w:gridCol w:w="3700"/>
+        <w:gridCol w:w="2400"/>
+        <w:gridCol w:w="2400"/>
+      </w:tblGrid>
+      <w:tr>
+        <w:trPr>
+          <w:tblHeader/>
+        </w:trPr>
+        <w:tc>
+          <w:tcPr>
+            <w:tcW w:type="dxa" w:w="3700"/>
+            <w:shd w:fill="EEEEEE" w:val="clear"/>
+            <w:tcMar>
+              <w:top w:type="dxa" w:w="80"/>
+              <w:left w:type="dxa" w:w="120"/>
+              <w:bottom w:type="dxa" w:w="80"/>
+              <w:right w:type="dxa" w:w="120"/>
+            </w:tcMar>
+          </w:tcPr>
+          <w:p>
+            <w:pPr>
+              <w:jc w:val="left"/>
+            </w:pPr>
+            <w:r>
+              <w:rPr>
+                <w:rFonts w:ascii="Times New Roman" w:cs="Times New Roman" w:eastAsia="Times New Roman" w:hAnsi="Times New Roman"/>
+                <w:b/>
+                <w:bCs/>
+                <w:sz w:val="24"/>
+                <w:szCs w:val="24"/>
+              </w:rPr>
+              <w:t xml:space="preserve">Уравнение</w:t>
+            </w:r>
+          </w:p>
+        </w:tc>
+        <w:tc>
+          <w:tcPr>
+            <w:tcW w:type="dxa" w:w="2400"/>
+            <w:shd w:fill="EEEEEE" w:val="clear"/>
+            <w:tcMar>
+              <w:top w:type="dxa" w:w="80"/>
+              <w:left w:type="dxa" w:w="120"/>
+              <w:bottom w:type="dxa" w:w="80"/>
+              <w:right w:type="dxa" w:w="120"/>
+            </w:tcMar>
+          </w:tcPr>
+          <w:p>
+            <w:pPr>
+              <w:jc w:val="center"/>
+            </w:pPr>
+            <w:r>
+              <w:rPr>
+                <w:rFonts w:ascii="Times New Roman" w:cs="Times New Roman" w:eastAsia="Times New Roman" w:hAnsi="Times New Roman"/>
+                <w:b/>
+                <w:bCs/>
+                <w:sz w:val="24"/>
+                <w:szCs w:val="24"/>
+              </w:rPr>
+              <w:t xml:space="preserve">Классический Эйлер</w:t>
+            </w:r>
+          </w:p>
+        </w:tc>
+        <w:tc>
+          <w:tcPr>
+            <w:tcW w:type="dxa" w:w="2400"/>
+            <w:shd w:fill="EEEEEE" w:val="clear"/>
+            <w:tcMar>
+              <w:top w:type="dxa" w:w="80"/>
+              <w:left w:type="dxa" w:w="120"/>
+              <w:bottom w:type="dxa" w:w="80"/>
+              <w:right w:type="dxa" w:w="120"/>
+            </w:tcMar>
+          </w:tcPr>
+          <w:p>
+            <w:pPr>
+              <w:jc w:val="center"/>
+            </w:pPr>
+            <w:r>
+              <w:rPr>
+                <w:rFonts w:ascii="Times New Roman" w:cs="Times New Roman" w:eastAsia="Times New Roman" w:hAnsi="Times New Roman"/>
+                <w:b/>
+                <w:bCs/>
+                <w:sz w:val="24"/>
+                <w:szCs w:val="24"/>
+              </w:rPr>
+              <w:t xml:space="preserve">Комплексный 2-шаговый</w:t>
+            </w:r>
+          </w:p>
+        </w:tc>
+      </w:tr>
+      <w:tr>
+        <w:trPr>
+          <w:tblHeader w:val="false"/>
+        </w:trPr>
+        <w:tc>
+          <w:tcPr>
+            <w:tcW w:type="dxa" w:w="3700"/>
+            <w:tcMar>
+              <w:top w:type="dxa" w:w="80"/>
+              <w:left w:type="dxa" w:w="120"/>
+              <w:bottom w:type="dxa" w:w="80"/>
+              <w:right w:type="dxa" w:w="120"/>
+            </w:tcMar>
+          </w:tcPr>
+          <w:p>
+            <w:pPr>
+              <w:jc w:val="left"/>
+            </w:pPr>
+            <w:r>
+              <w:rPr>
+                <w:rFonts w:ascii="Times New Roman" w:cs="Times New Roman" w:eastAsia="Times New Roman" w:hAnsi="Times New Roman"/>
+                <w:b w:val="false"/>
+                <w:bCs w:val="false"/>
+                <w:sz w:val="24"/>
+                <w:szCs w:val="24"/>
+              </w:rPr>
+              <w:t xml:space="preserve">ẏ = y</w:t>
+            </w:r>
+          </w:p>
+        </w:tc>
+        <w:tc>
+          <w:tcPr>
+            <w:tcW w:type="dxa" w:w="2400"/>
+            <w:tcMar>
+              <w:top w:type="dxa" w:w="80"/>
+              <w:left w:type="dxa" w:w="120"/>
+              <w:bottom w:type="dxa" w:w="80"/>
+              <w:right w:type="dxa" w:w="120"/>
+            </w:tcMar>
+          </w:tcPr>
+          <w:p>
+            <w:pPr>
+              <w:jc w:val="center"/>
+            </w:pPr>
+            <w:r>
+              <w:rPr>
+                <w:rFonts w:ascii="Times New Roman" w:cs="Times New Roman" w:eastAsia="Times New Roman" w:hAnsi="Times New Roman"/>
+                <w:b w:val="false"/>
+                <w:bCs w:val="false"/>
+                <w:sz w:val="24"/>
+                <w:szCs w:val="24"/>
+              </w:rPr>
+              <w:t xml:space="preserve">0,986</w:t>
+            </w:r>
+          </w:p>
+        </w:tc>
+        <w:tc>
+          <w:tcPr>
+            <w:tcW w:type="dxa" w:w="2400"/>
+            <w:tcMar>
+              <w:top w:type="dxa" w:w="80"/>
+              <w:left w:type="dxa" w:w="120"/>
+              <w:bottom w:type="dxa" w:w="80"/>
+              <w:right w:type="dxa" w:w="120"/>
+            </w:tcMar>
+          </w:tcPr>
+          <w:p>
+            <w:pPr>
+              <w:jc w:val="center"/>
+            </w:pPr>
+            <w:r>
+              <w:rPr>
+                <w:rFonts w:ascii="Times New Roman" w:cs="Times New Roman" w:eastAsia="Times New Roman" w:hAnsi="Times New Roman"/>
+                <w:b w:val="false"/>
+                <w:bCs w:val="false"/>
+                <w:sz w:val="24"/>
+                <w:szCs w:val="24"/>
+              </w:rPr>
+              <w:t xml:space="preserve">1,985</w:t>
+            </w:r>
+          </w:p>
+        </w:tc>
+      </w:tr>
+      <w:tr>
+        <w:trPr>
+          <w:tblHeader w:val="false"/>
+        </w:trPr>
+        <w:tc>
+          <w:tcPr>
+            <w:tcW w:type="dxa" w:w="3700"/>
+            <w:tcMar>
+              <w:top w:type="dxa" w:w="80"/>
+              <w:left w:type="dxa" w:w="120"/>
+              <w:bottom w:type="dxa" w:w="80"/>
+              <w:right w:type="dxa" w:w="120"/>
+            </w:tcMar>
+          </w:tcPr>
+          <w:p>
+            <w:pPr>
+              <w:jc w:val="left"/>
+            </w:pPr>
+            <w:r>
+              <w:rPr>
+                <w:rFonts w:ascii="Times New Roman" w:cs="Times New Roman" w:eastAsia="Times New Roman" w:hAnsi="Times New Roman"/>
+                <w:b w:val="false"/>
+                <w:bCs w:val="false"/>
+                <w:sz w:val="24"/>
+                <w:szCs w:val="24"/>
+              </w:rPr>
+              <w:t xml:space="preserve">ẏ = y²</w:t>
+            </w:r>
+          </w:p>
+        </w:tc>
+        <w:tc>
+          <w:tcPr>
+            <w:tcW w:type="dxa" w:w="2400"/>
+            <w:tcMar>
+              <w:top w:type="dxa" w:w="80"/>
+              <w:left w:type="dxa" w:w="120"/>
+              <w:bottom w:type="dxa" w:w="80"/>
+              <w:right w:type="dxa" w:w="120"/>
+            </w:tcMar>
+          </w:tcPr>
+          <w:p>
+            <w:pPr>
+              <w:jc w:val="center"/>
+            </w:pPr>
+            <w:r>
+              <w:rPr>
+                <w:rFonts w:ascii="Times New Roman" w:cs="Times New Roman" w:eastAsia="Times New Roman" w:hAnsi="Times New Roman"/>
+                <w:b w:val="false"/>
+                <w:bCs w:val="false"/>
+                <w:sz w:val="24"/>
+                <w:szCs w:val="24"/>
+              </w:rPr>
+              <w:t xml:space="preserve">0,993</w:t>
+            </w:r>
+          </w:p>
+        </w:tc>
+        <w:tc>
+          <w:tcPr>
+            <w:tcW w:type="dxa" w:w="2400"/>
+            <w:tcMar>
+              <w:top w:type="dxa" w:w="80"/>
+              <w:left w:type="dxa" w:w="120"/>
+              <w:bottom w:type="dxa" w:w="80"/>
+              <w:right w:type="dxa" w:w="120"/>
+            </w:tcMar>
+          </w:tcPr>
+          <w:p>
+            <w:pPr>
+              <w:jc w:val="center"/>
+            </w:pPr>
+            <w:r>
+              <w:rPr>
+                <w:rFonts w:ascii="Times New Roman" w:cs="Times New Roman" w:eastAsia="Times New Roman" w:hAnsi="Times New Roman"/>
+                <w:b w:val="false"/>
+                <w:bCs w:val="false"/>
+                <w:sz w:val="24"/>
+                <w:szCs w:val="24"/>
+              </w:rPr>
+              <w:t xml:space="preserve">1,992</w:t>
+            </w:r>
+          </w:p>
+        </w:tc>
+      </w:tr>
+      <w:tr>
+        <w:trPr>
+          <w:tblHeader w:val="false"/>
+        </w:trPr>
+        <w:tc>
+          <w:tcPr>
+            <w:tcW w:type="dxa" w:w="3700"/>
+            <w:tcMar>
+              <w:top w:type="dxa" w:w="80"/>
+              <w:left w:type="dxa" w:w="120"/>
+              <w:bottom w:type="dxa" w:w="80"/>
+              <w:right w:type="dxa" w:w="120"/>
+            </w:tcMar>
+          </w:tcPr>
+          <w:p>
+            <w:pPr>
+              <w:jc w:val="left"/>
+            </w:pPr>
+            <w:r>
+              <w:rPr>
+                <w:rFonts w:ascii="Times New Roman" w:cs="Times New Roman" w:eastAsia="Times New Roman" w:hAnsi="Times New Roman"/>
+                <w:b w:val="false"/>
+                <w:bCs w:val="false"/>
+                <w:sz w:val="24"/>
+                <w:szCs w:val="24"/>
+              </w:rPr>
+              <w:t xml:space="preserve">ẏ = 4y sin³t cos t</w:t>
+            </w:r>
+          </w:p>
+        </w:tc>
+        <w:tc>
+          <w:tcPr>
+            <w:tcW w:type="dxa" w:w="2400"/>
+            <w:tcMar>
+              <w:top w:type="dxa" w:w="80"/>
+              <w:left w:type="dxa" w:w="120"/>
+              <w:bottom w:type="dxa" w:w="80"/>
+              <w:right w:type="dxa" w:w="120"/>
+            </w:tcMar>
+          </w:tcPr>
+          <w:p>
+            <w:pPr>
+              <w:jc w:val="center"/>
+            </w:pPr>
+            <w:r>
+              <w:rPr>
+                <w:rFonts w:ascii="Times New Roman" w:cs="Times New Roman" w:eastAsia="Times New Roman" w:hAnsi="Times New Roman"/>
+                <w:b w:val="false"/>
+                <w:bCs w:val="false"/>
+                <w:sz w:val="24"/>
+                <w:szCs w:val="24"/>
+              </w:rPr>
+              <w:t xml:space="preserve">0,984</w:t>
+            </w:r>
+          </w:p>
+        </w:tc>
+        <w:tc>
+          <w:tcPr>
+            <w:tcW w:type="dxa" w:w="2400"/>
+            <w:tcMar>
+              <w:top w:type="dxa" w:w="80"/>
+              <w:left w:type="dxa" w:w="120"/>
+              <w:bottom w:type="dxa" w:w="80"/>
+              <w:right w:type="dxa" w:w="120"/>
+            </w:tcMar>
+          </w:tcPr>
+          <w:p>
+            <w:pPr>
+              <w:jc w:val="center"/>
+            </w:pPr>
+            <w:r>
+              <w:rPr>
+                <w:rFonts w:ascii="Times New Roman" w:cs="Times New Roman" w:eastAsia="Times New Roman" w:hAnsi="Times New Roman"/>
+                <w:b w:val="false"/>
+                <w:bCs w:val="false"/>
+                <w:sz w:val="24"/>
+                <w:szCs w:val="24"/>
+              </w:rPr>
+              <w:t xml:space="preserve">2,026</w:t>
+            </w:r>
+          </w:p>
+        </w:tc>
+      </w:tr>
+      <w:tr>
+        <w:trPr>
+          <w:tblHeader w:val="false"/>
+        </w:trPr>
+        <w:tc>
+          <w:tcPr>
+            <w:tcW w:type="dxa" w:w="3700"/>
+            <w:tcMar>
+              <w:top w:type="dxa" w:w="80"/>
+              <w:left w:type="dxa" w:w="120"/>
+              <w:bottom w:type="dxa" w:w="80"/>
+              <w:right w:type="dxa" w:w="120"/>
+            </w:tcMar>
+          </w:tcPr>
+          <w:p>
+            <w:pPr>
+              <w:jc w:val="left"/>
+            </w:pPr>
+            <w:r>
+              <w:rPr>
+                <w:rFonts w:ascii="Times New Roman" w:cs="Times New Roman" w:eastAsia="Times New Roman" w:hAnsi="Times New Roman"/>
+                <w:b w:val="false"/>
+                <w:bCs w:val="false"/>
+                <w:sz w:val="24"/>
+                <w:szCs w:val="24"/>
+              </w:rPr>
+              <w:t xml:space="preserve">ẏ = cos t</w:t>
+            </w:r>
+          </w:p>
+        </w:tc>
+        <w:tc>
+          <w:tcPr>
+            <w:tcW w:type="dxa" w:w="2400"/>
+            <w:tcMar>
+              <w:top w:type="dxa" w:w="80"/>
+              <w:left w:type="dxa" w:w="120"/>
+              <w:bottom w:type="dxa" w:w="80"/>
+              <w:right w:type="dxa" w:w="120"/>
+            </w:tcMar>
+          </w:tcPr>
+          <w:p>
+            <w:pPr>
+              <w:jc w:val="center"/>
+            </w:pPr>
+            <w:r>
+              <w:rPr>
+                <w:rFonts w:ascii="Times New Roman" w:cs="Times New Roman" w:eastAsia="Times New Roman" w:hAnsi="Times New Roman"/>
+                <w:b w:val="false"/>
+                <w:bCs w:val="false"/>
+                <w:sz w:val="24"/>
+                <w:szCs w:val="24"/>
+              </w:rPr>
+              <w:t xml:space="preserve">1,000</w:t>
+            </w:r>
+          </w:p>
+        </w:tc>
+        <w:tc>
+          <w:tcPr>
+            <w:tcW w:type="dxa" w:w="2400"/>
+            <w:tcMar>
+              <w:top w:type="dxa" w:w="80"/>
+              <w:left w:type="dxa" w:w="120"/>
+              <w:bottom w:type="dxa" w:w="80"/>
+              <w:right w:type="dxa" w:w="120"/>
+            </w:tcMar>
+          </w:tcPr>
+          <w:p>
+            <w:pPr>
+              <w:jc w:val="center"/>
+            </w:pPr>
+            <w:r>
+              <w:rPr>
+                <w:rFonts w:ascii="Times New Roman" w:cs="Times New Roman" w:eastAsia="Times New Roman" w:hAnsi="Times New Roman"/>
+                <w:b w:val="false"/>
+                <w:bCs w:val="false"/>
+                <w:sz w:val="24"/>
+                <w:szCs w:val="24"/>
+              </w:rPr>
+              <w:t xml:space="preserve">2,020</w:t>
+            </w:r>
+          </w:p>
+        </w:tc>
+      </w:tr>
+      <w:tr>
+        <w:trPr>
+          <w:tblHeader w:val="false"/>
+        </w:trPr>
+        <w:tc>
+          <w:tcPr>
+            <w:tcW w:type="dxa" w:w="3700"/>
+            <w:tcMar>
+              <w:top w:type="dxa" w:w="80"/>
+              <w:left w:type="dxa" w:w="120"/>
+              <w:bottom w:type="dxa" w:w="80"/>
+              <w:right w:type="dxa" w:w="120"/>
+            </w:tcMar>
+          </w:tcPr>
+          <w:p>
+            <w:pPr>
+              <w:jc w:val="left"/>
+            </w:pPr>
+            <w:r>
+              <w:rPr>
+                <w:rFonts w:ascii="Times New Roman" w:cs="Times New Roman" w:eastAsia="Times New Roman" w:hAnsi="Times New Roman"/>
+                <w:b w:val="false"/>
+                <w:bCs w:val="false"/>
+                <w:sz w:val="24"/>
+                <w:szCs w:val="24"/>
+              </w:rPr>
+              <w:t xml:space="preserve">ÿ = −y</w:t>
+            </w:r>
+          </w:p>
+        </w:tc>
+        <w:tc>
+          <w:tcPr>
+            <w:tcW w:type="dxa" w:w="2400"/>
+            <w:tcMar>
+              <w:top w:type="dxa" w:w="80"/>
+              <w:left w:type="dxa" w:w="120"/>
+              <w:bottom w:type="dxa" w:w="80"/>
+              <w:right w:type="dxa" w:w="120"/>
+            </w:tcMar>
+          </w:tcPr>
+          <w:p>
+            <w:pPr>
+              <w:jc w:val="center"/>
+            </w:pPr>
+            <w:r>
+              <w:rPr>
+                <w:rFonts w:ascii="Times New Roman" w:cs="Times New Roman" w:eastAsia="Times New Roman" w:hAnsi="Times New Roman"/>
+                <w:b w:val="false"/>
+                <w:bCs w:val="false"/>
+                <w:sz w:val="24"/>
+                <w:szCs w:val="24"/>
+              </w:rPr>
+              <w:t xml:space="preserve">1,131</w:t>
+            </w:r>
+          </w:p>
+        </w:tc>
+        <w:tc>
+          <w:tcPr>
+            <w:tcW w:type="dxa" w:w="2400"/>
+            <w:tcMar>
+              <w:top w:type="dxa" w:w="80"/>
+              <w:left w:type="dxa" w:w="120"/>
+              <w:bottom w:type="dxa" w:w="80"/>
+              <w:right w:type="dxa" w:w="120"/>
+            </w:tcMar>
+          </w:tcPr>
+          <w:p>
+            <w:pPr>
+              <w:jc w:val="center"/>
+            </w:pPr>
+            <w:r>
+              <w:rPr>
+                <w:rFonts w:ascii="Times New Roman" w:cs="Times New Roman" w:eastAsia="Times New Roman" w:hAnsi="Times New Roman"/>
+                <w:b w:val="false"/>
+                <w:bCs w:val="false"/>
+                <w:sz w:val="24"/>
+                <w:szCs w:val="24"/>
+              </w:rPr>
+              <w:t xml:space="preserve">2,006</w:t>
+            </w:r>
+          </w:p>
+        </w:tc>
+      </w:tr>
+    </w:tbl>
+    <w:p>
+      <w:pPr>
+        <w:spacing w:after="100" w:before="60" w:line="360"/>
+        <w:ind w:firstLine="720"/>
+        <w:jc w:val="both"/>
+      </w:pPr>
+      <w:r>
+        <w:rPr>
+          <w:rFonts w:ascii="Times New Roman" w:cs="Times New Roman" w:eastAsia="Times New Roman" w:hAnsi="Times New Roman"/>
+          <w:sz w:val="26"/>
+          <w:szCs w:val="26"/>
+        </w:rPr>
+        <w:t xml:space="preserve">Полученные значения близки к теоретическим 1 и 2, расхождение не превышает ±0,15 (для системы ÿ = −y видна небольшая «насыщающая» поправка, связанная с тем, что log-log регрессия делается по нескольким точкам с ненулевыми остатками членов 3-го порядка). Это первый независимый аргумент в пользу того, что 2-шаговый комплексный путь действительно даёт 2-й порядок точности.</w:t>
+      </w:r>
+    </w:p>
+    <w:p>
+      <w:pPr>
+        <w:pStyle w:val="Heading1"/>
+        <w:spacing w:after="200" w:before="360"/>
+        <w:jc w:val="left"/>
+      </w:pPr>
+      <w:r>
+        <w:rPr>
+          <w:rFonts w:ascii="Times New Roman" w:cs="Times New Roman" w:eastAsia="Times New Roman" w:hAnsi="Times New Roman"/>
+          <w:b/>
+          <w:bCs/>
+          <w:sz w:val="32"/>
+          <w:szCs w:val="32"/>
+        </w:rPr>
+        <w:t xml:space="preserve">14. Эксперимент 4 — кольцевой тест (round-trip) как оценка точности</w:t>
+      </w:r>
+    </w:p>
+    <w:p>
+      <w:pPr>
+        <w:spacing w:after="100" w:before="60" w:line="360"/>
+        <w:ind w:firstLine="720"/>
+        <w:jc w:val="both"/>
+      </w:pPr>
+      <w:r>
+        <w:rPr>
+          <w:rFonts w:ascii="Times New Roman" w:cs="Times New Roman" w:eastAsia="Times New Roman" w:hAnsi="Times New Roman"/>
+          <w:sz w:val="26"/>
+          <w:szCs w:val="26"/>
+        </w:rPr>
+        <w:t xml:space="preserve">Идея кольцевого теста была сформулирована в §6. Здесь мы реализуем её программно (модуль ring_test.py) и используем как ЕЩЁ ОДИН инструмент оценки точности — независимый от знания точного решения.</w:t>
+      </w:r>
+    </w:p>
+    <w:p>
+      <w:pPr>
+        <w:spacing w:after="100" w:before="60" w:line="360"/>
+        <w:ind w:firstLine="720"/>
+        <w:jc w:val="both"/>
+      </w:pPr>
+      <w:r>
+        <w:rPr>
+          <w:rFonts w:ascii="Times New Roman" w:cs="Times New Roman" w:eastAsia="Times New Roman" w:hAnsi="Times New Roman"/>
+          <w:sz w:val="26"/>
+          <w:szCs w:val="26"/>
+        </w:rPr>
+        <w:t xml:space="preserve">Для линейного уравнения ẏ = y (длина круга T = 3) при n_macro = 4 видно, что классический Эйлер «промахивается» мимо стартовой точки гораздо сильнее, чем комплексный 2-шаговый:</w:t>
       </w:r>
     </w:p>
     <w:p>
@@ -2781,9 +3674,9 @@
       <w:r>
         <w:drawing>
           <wp:inline distT="0" distB="0" distL="0" distR="0">
-            <wp:extent cx="5715000" cy="3143250"/>
+            <wp:extent cx="5715000" cy="2190750"/>
             <wp:effectExtent t="0" r="0" b="0" l="0"/>
-            <wp:docPr id="1" name="fig2_grid.png" descr="Рис. 5: Воспроизведение рис. 2 статьи — шесть тестовых ОДУ. Зелёная — точное решение, синий пунктир — классический Эйлер, чёрная — комплексный 2-шаговый." title="Рис. 5: Воспроизведение рис. 2 статьи — шесть тестовых ОДУ. Зелёная — точное решение, синий пунктир — классический Эйлер, чёрная — комплексный 2-шаговый."/>
+            <wp:docPr id="1" name="ring_test_path_linear.png" descr="Рис. 5: Кольцевой тест для ẏ = y. Слева — классический Эйлер: возврат уходит ниже истинной y₀ = 1 в точку 0,30 (невязка 0,70). Справа — комплексный 2-шаговый: возврат заметно ближе (невязка 0,36)." title="Рис. 5: Кольцевой тест для ẏ = y. Слева — классический Эйлер: возврат уходит ниже истинной y₀ = 1 в точку 0,30 (невязка 0,70). Справа — комплексный 2-шаговый: возврат заметно ближе (невязка 0,36)."/>
             <wp:cNvGraphicFramePr>
               <a:graphicFrameLocks xmlns:a="http://schemas.openxmlformats.org/drawingml/2006/main" noChangeAspect="1"/>
             </wp:cNvGraphicFramePr>
@@ -2806,7 +3699,7 @@
                   <pic:spPr bwMode="auto">
                     <a:xfrm>
                       <a:off x="0" y="0"/>
-                      <a:ext cx="5715000" cy="3143250"/>
+                      <a:ext cx="5715000" cy="2190750"/>
                     </a:xfrm>
                     <a:prstGeom prst="rect">
                       <a:avLst/>
@@ -2832,39 +3725,22 @@
           <w:sz w:val="22"/>
           <w:szCs w:val="22"/>
         </w:rPr>
-        <w:t xml:space="preserve">Рис. 5: Воспроизведение рис. 2 статьи — шесть тестовых ОДУ. Зелёная — точное решение, синий пунктир — классический Эйлер, чёрная — комплексный 2-шаговый.</w:t>
-      </w:r>
-    </w:p>
-    <w:p>
-      <w:pPr>
-        <w:pStyle w:val="Heading2"/>
-        <w:spacing w:after="160" w:before="240"/>
-        <w:jc w:val="left"/>
-      </w:pPr>
-      <w:r>
-        <w:rPr>
-          <w:rFonts w:ascii="Times New Roman" w:cs="Times New Roman" w:eastAsia="Times New Roman" w:hAnsi="Times New Roman"/>
-          <w:b/>
-          <w:bCs/>
-          <w:sz w:val="28"/>
-          <w:szCs w:val="28"/>
-        </w:rPr>
-        <w:t xml:space="preserve">8.3. Эксперимент 3 — График сходимости</w:t>
-      </w:r>
-    </w:p>
-    <w:p>
-      <w:pPr>
-        <w:spacing w:after="100" w:before="60" w:line="360"/>
-        <w:ind w:firstLine="720"/>
-        <w:jc w:val="both"/>
-      </w:pPr>
-      <w:r>
-        <w:rPr>
-          <w:rFonts w:ascii="Times New Roman" w:cs="Times New Roman" w:eastAsia="Times New Roman" w:hAnsi="Times New Roman"/>
-          <w:sz w:val="26"/>
-          <w:szCs w:val="26"/>
-        </w:rPr>
-        <w:t xml:space="preserve">Для количественного подтверждения порядков скрипт convergence.py запускается при n_macro = 8, 16, 32, 64, 128, 256.</w:t>
+        <w:t xml:space="preserve">Рис. 5: Кольцевой тест для ẏ = y. Слева — классический Эйлер: возврат уходит ниже истинной y₀ = 1 в точку 0,30 (невязка 0,70). Справа — комплексный 2-шаговый: возврат заметно ближе (невязка 0,36).</w:t>
+      </w:r>
+    </w:p>
+    <w:p>
+      <w:pPr>
+        <w:spacing w:after="100" w:before="60" w:line="360"/>
+        <w:ind w:firstLine="720"/>
+        <w:jc w:val="both"/>
+      </w:pPr>
+      <w:r>
+        <w:rPr>
+          <w:rFonts w:ascii="Times New Roman" w:cs="Times New Roman" w:eastAsia="Times New Roman" w:hAnsi="Times New Roman"/>
+          <w:sz w:val="26"/>
+          <w:szCs w:val="26"/>
+        </w:rPr>
+        <w:t xml:space="preserve">Для гармонического осциллятора ÿ = −y тот же эксперимент показывает дрейф амплитуды для обоих методов, но у комплексного дрейф существенно меньше:</w:t>
       </w:r>
     </w:p>
     <w:p>
@@ -2875,9 +3751,9 @@
       <w:r>
         <w:drawing>
           <wp:inline distT="0" distB="0" distL="0" distR="0">
-            <wp:extent cx="5143500" cy="3619500"/>
+            <wp:extent cx="5715000" cy="2190750"/>
             <wp:effectExtent t="0" r="0" b="0" l="0"/>
-            <wp:docPr id="1" name="convergence.png" descr="Рис. 6: Сходимость в логарифмических координатах. По оси x — макрошаг Δt, по оси y — норма ‖y_num − y_exact‖_∞. Пунктиры параллельны «наклону 1» (1-й порядок), сплошные — «наклону 2» (2-й порядок)." title="Рис. 6: Сходимость в логарифмических координатах. По оси x — макрошаг Δt, по оси y — норма ‖y_num − y_exact‖_∞. Пунктиры параллельны «наклону 1» (1-й порядок), сплошные — «наклону 2» (2-й порядок)."/>
+            <wp:docPr id="1" name="ring_test_path_shm.png" descr="Рис. 6: Кольцевой тест для ÿ = −y. Классический Эйлер заметно «раскручивает» амплитуду; комплексный 2-шаговый удерживает её гораздо лучше." title="Рис. 6: Кольцевой тест для ÿ = −y. Классический Эйлер заметно «раскручивает» амплитуду; комплексный 2-шаговый удерживает её гораздо лучше."/>
             <wp:cNvGraphicFramePr>
               <a:graphicFrameLocks xmlns:a="http://schemas.openxmlformats.org/drawingml/2006/main" noChangeAspect="1"/>
             </wp:cNvGraphicFramePr>
@@ -2900,7 +3776,7 @@
                   <pic:spPr bwMode="auto">
                     <a:xfrm>
                       <a:off x="0" y="0"/>
-                      <a:ext cx="5143500" cy="3619500"/>
+                      <a:ext cx="5715000" cy="2190750"/>
                     </a:xfrm>
                     <a:prstGeom prst="rect">
                       <a:avLst/>
@@ -2926,667 +3802,22 @@
           <w:sz w:val="22"/>
           <w:szCs w:val="22"/>
         </w:rPr>
-        <w:t xml:space="preserve">Рис. 6: Сходимость в логарифмических координатах. По оси x — макрошаг Δt, по оси y — норма ‖y_num − y_exact‖_∞. Пунктиры параллельны «наклону 1» (1-й порядок), сплошные — «наклону 2» (2-й порядок).</w:t>
-      </w:r>
-    </w:p>
-    <w:p>
-      <w:pPr>
-        <w:pStyle w:val="Heading2"/>
-        <w:spacing w:after="160" w:before="240"/>
-        <w:jc w:val="left"/>
-      </w:pPr>
-      <w:r>
-        <w:rPr>
-          <w:rFonts w:ascii="Times New Roman" w:cs="Times New Roman" w:eastAsia="Times New Roman" w:hAnsi="Times New Roman"/>
-          <w:b/>
-          <w:bCs/>
-          <w:sz w:val="28"/>
-          <w:szCs w:val="28"/>
-        </w:rPr>
-        <w:t xml:space="preserve">8.4. Численные оценки порядков сходимости</w:t>
-      </w:r>
-    </w:p>
-    <w:p>
-      <w:pPr>
-        <w:spacing w:after="100" w:before="60" w:line="360"/>
-        <w:ind w:firstLine="720"/>
-        <w:jc w:val="both"/>
-      </w:pPr>
-      <w:r>
-        <w:rPr>
-          <w:rFonts w:ascii="Times New Roman" w:cs="Times New Roman" w:eastAsia="Times New Roman" w:hAnsi="Times New Roman"/>
-          <w:sz w:val="26"/>
-          <w:szCs w:val="26"/>
-        </w:rPr>
-        <w:t xml:space="preserve">Порядок оценивался методом линейной регрессии в log-log-координатах по последним 4 точкам:</w:t>
-      </w:r>
-    </w:p>
-    <w:tbl>
-      <w:tblPr>
-        <w:tblW w:type="dxa" w:w="8500"/>
-        <w:tblBorders>
-          <w:top w:val="single" w:color="auto" w:sz="4"/>
-          <w:left w:val="single" w:color="auto" w:sz="4"/>
-          <w:bottom w:val="single" w:color="auto" w:sz="4"/>
-          <w:right w:val="single" w:color="auto" w:sz="4"/>
-          <w:insideH w:val="single" w:color="auto" w:sz="4"/>
-          <w:insideV w:val="single" w:color="auto" w:sz="4"/>
-        </w:tblBorders>
-      </w:tblPr>
-      <w:tblGrid>
-        <w:gridCol w:w="3700"/>
-        <w:gridCol w:w="2400"/>
-        <w:gridCol w:w="2400"/>
-      </w:tblGrid>
-      <w:tr>
-        <w:trPr>
-          <w:tblHeader/>
-        </w:trPr>
-        <w:tc>
-          <w:tcPr>
-            <w:tcW w:type="dxa" w:w="3700"/>
-            <w:shd w:fill="EEEEEE" w:val="clear"/>
-            <w:tcMar>
-              <w:top w:type="dxa" w:w="80"/>
-              <w:left w:type="dxa" w:w="120"/>
-              <w:bottom w:type="dxa" w:w="80"/>
-              <w:right w:type="dxa" w:w="120"/>
-            </w:tcMar>
-          </w:tcPr>
-          <w:p>
-            <w:pPr>
-              <w:jc w:val="left"/>
-            </w:pPr>
-            <w:r>
-              <w:rPr>
-                <w:rFonts w:ascii="Times New Roman" w:cs="Times New Roman" w:eastAsia="Times New Roman" w:hAnsi="Times New Roman"/>
-                <w:b/>
-                <w:bCs/>
-                <w:sz w:val="24"/>
-                <w:szCs w:val="24"/>
-              </w:rPr>
-              <w:t xml:space="preserve">Уравнение</w:t>
-            </w:r>
-          </w:p>
-        </w:tc>
-        <w:tc>
-          <w:tcPr>
-            <w:tcW w:type="dxa" w:w="2400"/>
-            <w:shd w:fill="EEEEEE" w:val="clear"/>
-            <w:tcMar>
-              <w:top w:type="dxa" w:w="80"/>
-              <w:left w:type="dxa" w:w="120"/>
-              <w:bottom w:type="dxa" w:w="80"/>
-              <w:right w:type="dxa" w:w="120"/>
-            </w:tcMar>
-          </w:tcPr>
-          <w:p>
-            <w:pPr>
-              <w:jc w:val="center"/>
-            </w:pPr>
-            <w:r>
-              <w:rPr>
-                <w:rFonts w:ascii="Times New Roman" w:cs="Times New Roman" w:eastAsia="Times New Roman" w:hAnsi="Times New Roman"/>
-                <w:b/>
-                <w:bCs/>
-                <w:sz w:val="24"/>
-                <w:szCs w:val="24"/>
-              </w:rPr>
-              <w:t xml:space="preserve">Классический Эйлер</w:t>
-            </w:r>
-          </w:p>
-        </w:tc>
-        <w:tc>
-          <w:tcPr>
-            <w:tcW w:type="dxa" w:w="2400"/>
-            <w:shd w:fill="EEEEEE" w:val="clear"/>
-            <w:tcMar>
-              <w:top w:type="dxa" w:w="80"/>
-              <w:left w:type="dxa" w:w="120"/>
-              <w:bottom w:type="dxa" w:w="80"/>
-              <w:right w:type="dxa" w:w="120"/>
-            </w:tcMar>
-          </w:tcPr>
-          <w:p>
-            <w:pPr>
-              <w:jc w:val="center"/>
-            </w:pPr>
-            <w:r>
-              <w:rPr>
-                <w:rFonts w:ascii="Times New Roman" w:cs="Times New Roman" w:eastAsia="Times New Roman" w:hAnsi="Times New Roman"/>
-                <w:b/>
-                <w:bCs/>
-                <w:sz w:val="24"/>
-                <w:szCs w:val="24"/>
-              </w:rPr>
-              <w:t xml:space="preserve">Комплексный 2-шаговый</w:t>
-            </w:r>
-          </w:p>
-        </w:tc>
-      </w:tr>
-      <w:tr>
-        <w:trPr>
-          <w:tblHeader w:val="false"/>
-        </w:trPr>
-        <w:tc>
-          <w:tcPr>
-            <w:tcW w:type="dxa" w:w="3700"/>
-            <w:tcMar>
-              <w:top w:type="dxa" w:w="80"/>
-              <w:left w:type="dxa" w:w="120"/>
-              <w:bottom w:type="dxa" w:w="80"/>
-              <w:right w:type="dxa" w:w="120"/>
-            </w:tcMar>
-          </w:tcPr>
-          <w:p>
-            <w:pPr>
-              <w:jc w:val="left"/>
-            </w:pPr>
-            <w:r>
-              <w:rPr>
-                <w:rFonts w:ascii="Times New Roman" w:cs="Times New Roman" w:eastAsia="Times New Roman" w:hAnsi="Times New Roman"/>
-                <w:b w:val="false"/>
-                <w:bCs w:val="false"/>
-                <w:sz w:val="24"/>
-                <w:szCs w:val="24"/>
-              </w:rPr>
-              <w:t xml:space="preserve">ẏ = y</w:t>
-            </w:r>
-          </w:p>
-        </w:tc>
-        <w:tc>
-          <w:tcPr>
-            <w:tcW w:type="dxa" w:w="2400"/>
-            <w:tcMar>
-              <w:top w:type="dxa" w:w="80"/>
-              <w:left w:type="dxa" w:w="120"/>
-              <w:bottom w:type="dxa" w:w="80"/>
-              <w:right w:type="dxa" w:w="120"/>
-            </w:tcMar>
-          </w:tcPr>
-          <w:p>
-            <w:pPr>
-              <w:jc w:val="center"/>
-            </w:pPr>
-            <w:r>
-              <w:rPr>
-                <w:rFonts w:ascii="Times New Roman" w:cs="Times New Roman" w:eastAsia="Times New Roman" w:hAnsi="Times New Roman"/>
-                <w:b w:val="false"/>
-                <w:bCs w:val="false"/>
-                <w:sz w:val="24"/>
-                <w:szCs w:val="24"/>
-              </w:rPr>
-              <w:t xml:space="preserve">0,986</w:t>
-            </w:r>
-          </w:p>
-        </w:tc>
-        <w:tc>
-          <w:tcPr>
-            <w:tcW w:type="dxa" w:w="2400"/>
-            <w:tcMar>
-              <w:top w:type="dxa" w:w="80"/>
-              <w:left w:type="dxa" w:w="120"/>
-              <w:bottom w:type="dxa" w:w="80"/>
-              <w:right w:type="dxa" w:w="120"/>
-            </w:tcMar>
-          </w:tcPr>
-          <w:p>
-            <w:pPr>
-              <w:jc w:val="center"/>
-            </w:pPr>
-            <w:r>
-              <w:rPr>
-                <w:rFonts w:ascii="Times New Roman" w:cs="Times New Roman" w:eastAsia="Times New Roman" w:hAnsi="Times New Roman"/>
-                <w:b w:val="false"/>
-                <w:bCs w:val="false"/>
-                <w:sz w:val="24"/>
-                <w:szCs w:val="24"/>
-              </w:rPr>
-              <w:t xml:space="preserve">1,985</w:t>
-            </w:r>
-          </w:p>
-        </w:tc>
-      </w:tr>
-      <w:tr>
-        <w:trPr>
-          <w:tblHeader w:val="false"/>
-        </w:trPr>
-        <w:tc>
-          <w:tcPr>
-            <w:tcW w:type="dxa" w:w="3700"/>
-            <w:tcMar>
-              <w:top w:type="dxa" w:w="80"/>
-              <w:left w:type="dxa" w:w="120"/>
-              <w:bottom w:type="dxa" w:w="80"/>
-              <w:right w:type="dxa" w:w="120"/>
-            </w:tcMar>
-          </w:tcPr>
-          <w:p>
-            <w:pPr>
-              <w:jc w:val="left"/>
-            </w:pPr>
-            <w:r>
-              <w:rPr>
-                <w:rFonts w:ascii="Times New Roman" w:cs="Times New Roman" w:eastAsia="Times New Roman" w:hAnsi="Times New Roman"/>
-                <w:b w:val="false"/>
-                <w:bCs w:val="false"/>
-                <w:sz w:val="24"/>
-                <w:szCs w:val="24"/>
-              </w:rPr>
-              <w:t xml:space="preserve">ẏ = y²</w:t>
-            </w:r>
-          </w:p>
-        </w:tc>
-        <w:tc>
-          <w:tcPr>
-            <w:tcW w:type="dxa" w:w="2400"/>
-            <w:tcMar>
-              <w:top w:type="dxa" w:w="80"/>
-              <w:left w:type="dxa" w:w="120"/>
-              <w:bottom w:type="dxa" w:w="80"/>
-              <w:right w:type="dxa" w:w="120"/>
-            </w:tcMar>
-          </w:tcPr>
-          <w:p>
-            <w:pPr>
-              <w:jc w:val="center"/>
-            </w:pPr>
-            <w:r>
-              <w:rPr>
-                <w:rFonts w:ascii="Times New Roman" w:cs="Times New Roman" w:eastAsia="Times New Roman" w:hAnsi="Times New Roman"/>
-                <w:b w:val="false"/>
-                <w:bCs w:val="false"/>
-                <w:sz w:val="24"/>
-                <w:szCs w:val="24"/>
-              </w:rPr>
-              <w:t xml:space="preserve">0,993</w:t>
-            </w:r>
-          </w:p>
-        </w:tc>
-        <w:tc>
-          <w:tcPr>
-            <w:tcW w:type="dxa" w:w="2400"/>
-            <w:tcMar>
-              <w:top w:type="dxa" w:w="80"/>
-              <w:left w:type="dxa" w:w="120"/>
-              <w:bottom w:type="dxa" w:w="80"/>
-              <w:right w:type="dxa" w:w="120"/>
-            </w:tcMar>
-          </w:tcPr>
-          <w:p>
-            <w:pPr>
-              <w:jc w:val="center"/>
-            </w:pPr>
-            <w:r>
-              <w:rPr>
-                <w:rFonts w:ascii="Times New Roman" w:cs="Times New Roman" w:eastAsia="Times New Roman" w:hAnsi="Times New Roman"/>
-                <w:b w:val="false"/>
-                <w:bCs w:val="false"/>
-                <w:sz w:val="24"/>
-                <w:szCs w:val="24"/>
-              </w:rPr>
-              <w:t xml:space="preserve">1,992</w:t>
-            </w:r>
-          </w:p>
-        </w:tc>
-      </w:tr>
-      <w:tr>
-        <w:trPr>
-          <w:tblHeader w:val="false"/>
-        </w:trPr>
-        <w:tc>
-          <w:tcPr>
-            <w:tcW w:type="dxa" w:w="3700"/>
-            <w:tcMar>
-              <w:top w:type="dxa" w:w="80"/>
-              <w:left w:type="dxa" w:w="120"/>
-              <w:bottom w:type="dxa" w:w="80"/>
-              <w:right w:type="dxa" w:w="120"/>
-            </w:tcMar>
-          </w:tcPr>
-          <w:p>
-            <w:pPr>
-              <w:jc w:val="left"/>
-            </w:pPr>
-            <w:r>
-              <w:rPr>
-                <w:rFonts w:ascii="Times New Roman" w:cs="Times New Roman" w:eastAsia="Times New Roman" w:hAnsi="Times New Roman"/>
-                <w:b w:val="false"/>
-                <w:bCs w:val="false"/>
-                <w:sz w:val="24"/>
-                <w:szCs w:val="24"/>
-              </w:rPr>
-              <w:t xml:space="preserve">ẏ = 4y sin³t cos t</w:t>
-            </w:r>
-          </w:p>
-        </w:tc>
-        <w:tc>
-          <w:tcPr>
-            <w:tcW w:type="dxa" w:w="2400"/>
-            <w:tcMar>
-              <w:top w:type="dxa" w:w="80"/>
-              <w:left w:type="dxa" w:w="120"/>
-              <w:bottom w:type="dxa" w:w="80"/>
-              <w:right w:type="dxa" w:w="120"/>
-            </w:tcMar>
-          </w:tcPr>
-          <w:p>
-            <w:pPr>
-              <w:jc w:val="center"/>
-            </w:pPr>
-            <w:r>
-              <w:rPr>
-                <w:rFonts w:ascii="Times New Roman" w:cs="Times New Roman" w:eastAsia="Times New Roman" w:hAnsi="Times New Roman"/>
-                <w:b w:val="false"/>
-                <w:bCs w:val="false"/>
-                <w:sz w:val="24"/>
-                <w:szCs w:val="24"/>
-              </w:rPr>
-              <w:t xml:space="preserve">0,984</w:t>
-            </w:r>
-          </w:p>
-        </w:tc>
-        <w:tc>
-          <w:tcPr>
-            <w:tcW w:type="dxa" w:w="2400"/>
-            <w:tcMar>
-              <w:top w:type="dxa" w:w="80"/>
-              <w:left w:type="dxa" w:w="120"/>
-              <w:bottom w:type="dxa" w:w="80"/>
-              <w:right w:type="dxa" w:w="120"/>
-            </w:tcMar>
-          </w:tcPr>
-          <w:p>
-            <w:pPr>
-              <w:jc w:val="center"/>
-            </w:pPr>
-            <w:r>
-              <w:rPr>
-                <w:rFonts w:ascii="Times New Roman" w:cs="Times New Roman" w:eastAsia="Times New Roman" w:hAnsi="Times New Roman"/>
-                <w:b w:val="false"/>
-                <w:bCs w:val="false"/>
-                <w:sz w:val="24"/>
-                <w:szCs w:val="24"/>
-              </w:rPr>
-              <w:t xml:space="preserve">2,026</w:t>
-            </w:r>
-          </w:p>
-        </w:tc>
-      </w:tr>
-      <w:tr>
-        <w:trPr>
-          <w:tblHeader w:val="false"/>
-        </w:trPr>
-        <w:tc>
-          <w:tcPr>
-            <w:tcW w:type="dxa" w:w="3700"/>
-            <w:tcMar>
-              <w:top w:type="dxa" w:w="80"/>
-              <w:left w:type="dxa" w:w="120"/>
-              <w:bottom w:type="dxa" w:w="80"/>
-              <w:right w:type="dxa" w:w="120"/>
-            </w:tcMar>
-          </w:tcPr>
-          <w:p>
-            <w:pPr>
-              <w:jc w:val="left"/>
-            </w:pPr>
-            <w:r>
-              <w:rPr>
-                <w:rFonts w:ascii="Times New Roman" w:cs="Times New Roman" w:eastAsia="Times New Roman" w:hAnsi="Times New Roman"/>
-                <w:b w:val="false"/>
-                <w:bCs w:val="false"/>
-                <w:sz w:val="24"/>
-                <w:szCs w:val="24"/>
-              </w:rPr>
-              <w:t xml:space="preserve">ẏ = cos t</w:t>
-            </w:r>
-          </w:p>
-        </w:tc>
-        <w:tc>
-          <w:tcPr>
-            <w:tcW w:type="dxa" w:w="2400"/>
-            <w:tcMar>
-              <w:top w:type="dxa" w:w="80"/>
-              <w:left w:type="dxa" w:w="120"/>
-              <w:bottom w:type="dxa" w:w="80"/>
-              <w:right w:type="dxa" w:w="120"/>
-            </w:tcMar>
-          </w:tcPr>
-          <w:p>
-            <w:pPr>
-              <w:jc w:val="center"/>
-            </w:pPr>
-            <w:r>
-              <w:rPr>
-                <w:rFonts w:ascii="Times New Roman" w:cs="Times New Roman" w:eastAsia="Times New Roman" w:hAnsi="Times New Roman"/>
-                <w:b w:val="false"/>
-                <w:bCs w:val="false"/>
-                <w:sz w:val="24"/>
-                <w:szCs w:val="24"/>
-              </w:rPr>
-              <w:t xml:space="preserve">1,000</w:t>
-            </w:r>
-          </w:p>
-        </w:tc>
-        <w:tc>
-          <w:tcPr>
-            <w:tcW w:type="dxa" w:w="2400"/>
-            <w:tcMar>
-              <w:top w:type="dxa" w:w="80"/>
-              <w:left w:type="dxa" w:w="120"/>
-              <w:bottom w:type="dxa" w:w="80"/>
-              <w:right w:type="dxa" w:w="120"/>
-            </w:tcMar>
-          </w:tcPr>
-          <w:p>
-            <w:pPr>
-              <w:jc w:val="center"/>
-            </w:pPr>
-            <w:r>
-              <w:rPr>
-                <w:rFonts w:ascii="Times New Roman" w:cs="Times New Roman" w:eastAsia="Times New Roman" w:hAnsi="Times New Roman"/>
-                <w:b w:val="false"/>
-                <w:bCs w:val="false"/>
-                <w:sz w:val="24"/>
-                <w:szCs w:val="24"/>
-              </w:rPr>
-              <w:t xml:space="preserve">2,020</w:t>
-            </w:r>
-          </w:p>
-        </w:tc>
-      </w:tr>
-      <w:tr>
-        <w:trPr>
-          <w:tblHeader w:val="false"/>
-        </w:trPr>
-        <w:tc>
-          <w:tcPr>
-            <w:tcW w:type="dxa" w:w="3700"/>
-            <w:tcMar>
-              <w:top w:type="dxa" w:w="80"/>
-              <w:left w:type="dxa" w:w="120"/>
-              <w:bottom w:type="dxa" w:w="80"/>
-              <w:right w:type="dxa" w:w="120"/>
-            </w:tcMar>
-          </w:tcPr>
-          <w:p>
-            <w:pPr>
-              <w:jc w:val="left"/>
-            </w:pPr>
-            <w:r>
-              <w:rPr>
-                <w:rFonts w:ascii="Times New Roman" w:cs="Times New Roman" w:eastAsia="Times New Roman" w:hAnsi="Times New Roman"/>
-                <w:b w:val="false"/>
-                <w:bCs w:val="false"/>
-                <w:sz w:val="24"/>
-                <w:szCs w:val="24"/>
-              </w:rPr>
-              <w:t xml:space="preserve">ÿ = −y</w:t>
-            </w:r>
-          </w:p>
-        </w:tc>
-        <w:tc>
-          <w:tcPr>
-            <w:tcW w:type="dxa" w:w="2400"/>
-            <w:tcMar>
-              <w:top w:type="dxa" w:w="80"/>
-              <w:left w:type="dxa" w:w="120"/>
-              <w:bottom w:type="dxa" w:w="80"/>
-              <w:right w:type="dxa" w:w="120"/>
-            </w:tcMar>
-          </w:tcPr>
-          <w:p>
-            <w:pPr>
-              <w:jc w:val="center"/>
-            </w:pPr>
-            <w:r>
-              <w:rPr>
-                <w:rFonts w:ascii="Times New Roman" w:cs="Times New Roman" w:eastAsia="Times New Roman" w:hAnsi="Times New Roman"/>
-                <w:b w:val="false"/>
-                <w:bCs w:val="false"/>
-                <w:sz w:val="24"/>
-                <w:szCs w:val="24"/>
-              </w:rPr>
-              <w:t xml:space="preserve">1,131</w:t>
-            </w:r>
-          </w:p>
-        </w:tc>
-        <w:tc>
-          <w:tcPr>
-            <w:tcW w:type="dxa" w:w="2400"/>
-            <w:tcMar>
-              <w:top w:type="dxa" w:w="80"/>
-              <w:left w:type="dxa" w:w="120"/>
-              <w:bottom w:type="dxa" w:w="80"/>
-              <w:right w:type="dxa" w:w="120"/>
-            </w:tcMar>
-          </w:tcPr>
-          <w:p>
-            <w:pPr>
-              <w:jc w:val="center"/>
-            </w:pPr>
-            <w:r>
-              <w:rPr>
-                <w:rFonts w:ascii="Times New Roman" w:cs="Times New Roman" w:eastAsia="Times New Roman" w:hAnsi="Times New Roman"/>
-                <w:b w:val="false"/>
-                <w:bCs w:val="false"/>
-                <w:sz w:val="24"/>
-                <w:szCs w:val="24"/>
-              </w:rPr>
-              <w:t xml:space="preserve">2,006</w:t>
-            </w:r>
-          </w:p>
-        </w:tc>
-      </w:tr>
-    </w:tbl>
-    <w:p>
-      <w:pPr>
-        <w:spacing w:after="100" w:before="60" w:line="360"/>
-        <w:ind w:firstLine="720"/>
-        <w:jc w:val="both"/>
-      </w:pPr>
-      <w:r>
-        <w:rPr>
-          <w:rFonts w:ascii="Times New Roman" w:cs="Times New Roman" w:eastAsia="Times New Roman" w:hAnsi="Times New Roman"/>
-          <w:sz w:val="26"/>
-          <w:szCs w:val="26"/>
-        </w:rPr>
-        <w:t xml:space="preserve">Результаты хорошо согласуются с теоретическими значениями 1 и 2.</w:t>
-      </w:r>
-    </w:p>
-    <w:p>
-      <w:pPr>
-        <w:pageBreakBefore/>
-        <w:spacing w:after="360" w:before="480"/>
-        <w:jc w:val="center"/>
-      </w:pPr>
-      <w:r>
-        <w:rPr>
-          <w:rFonts w:ascii="Times New Roman" w:cs="Times New Roman" w:eastAsia="Times New Roman" w:hAnsi="Times New Roman"/>
-          <w:b/>
-          <w:bCs/>
-          <w:sz w:val="36"/>
-          <w:szCs w:val="36"/>
-        </w:rPr>
-        <w:t xml:space="preserve">ЧАСТЬ III. РАСШИРЕННЫЕ ЭКСПЕРИМЕНТЫ</w:t>
-      </w:r>
-    </w:p>
-    <w:p>
-      <w:pPr>
-        <w:pStyle w:val="Heading1"/>
-        <w:spacing w:after="200" w:before="360"/>
-        <w:jc w:val="left"/>
-      </w:pPr>
-      <w:r>
-        <w:rPr>
-          <w:rFonts w:ascii="Times New Roman" w:cs="Times New Roman" w:eastAsia="Times New Roman" w:hAnsi="Times New Roman"/>
-          <w:b/>
-          <w:bCs/>
-          <w:sz w:val="32"/>
-          <w:szCs w:val="32"/>
-        </w:rPr>
-        <w:t xml:space="preserve">9. Расширенный эксперимент A — управляемая устойчивость</w:t>
-      </w:r>
-    </w:p>
-    <w:p>
-      <w:pPr>
-        <w:spacing w:after="100" w:before="60" w:line="360"/>
-        <w:ind w:firstLine="720"/>
-        <w:jc w:val="both"/>
-      </w:pPr>
-      <w:r>
-        <w:rPr>
-          <w:rFonts w:ascii="Times New Roman" w:cs="Times New Roman" w:eastAsia="Times New Roman" w:hAnsi="Times New Roman"/>
-          <w:sz w:val="26"/>
-          <w:szCs w:val="26"/>
-        </w:rPr>
-        <w:t xml:space="preserve">Цель эксперимента — продемонстрировать, что выбор шага Δt и параметра λ напрямую определяет устойчивость численного метода. На пробной задаче ẏ = λy численное решение умножается каждый шаг на коэффициент усиления Φ(λΔt), и метод устойчив тогда и только тогда, когда точка z = λΔt лежит внутри соответствующей области.</w:t>
-      </w:r>
-    </w:p>
-    <w:p>
-      <w:pPr>
-        <w:spacing w:after="100" w:before="60" w:line="360"/>
-        <w:ind w:firstLine="720"/>
-        <w:jc w:val="both"/>
-      </w:pPr>
-      <w:r>
-        <w:rPr>
-          <w:rFonts w:ascii="Times New Roman" w:cs="Times New Roman" w:eastAsia="Times New Roman" w:hAnsi="Times New Roman"/>
-          <w:sz w:val="26"/>
-          <w:szCs w:val="26"/>
-        </w:rPr>
-        <w:t xml:space="preserve">Реализован интерактивный GUI controllable_stability_gui.py: три ползунка управляют Re(λ), Im(λ) и Δt, левая панель показывает положение точки λΔt на фоне областей устойчивости обоих методов, правая — построенное численное решение. Под графиками выводятся текущие значения |Φ_classic(z)| и |Φ_complex(z)| с вердиктом «устойчив»/«НЕУСТОЙЧИВ».</w:t>
-      </w:r>
-    </w:p>
-    <w:p>
-      <w:pPr>
-        <w:spacing w:after="100" w:before="60" w:line="360"/>
-        <w:ind w:firstLine="720"/>
-        <w:jc w:val="both"/>
-      </w:pPr>
-      <w:r>
-        <w:rPr>
-          <w:rFonts w:ascii="Times New Roman" w:cs="Times New Roman" w:eastAsia="Times New Roman" w:hAnsi="Times New Roman"/>
-          <w:sz w:val="26"/>
-          <w:szCs w:val="26"/>
-        </w:rPr>
-        <w:t xml:space="preserve">Три характерных сценария:</w:t>
-      </w:r>
-    </w:p>
-    <w:p>
-      <w:pPr>
-        <w:spacing w:after="100" w:before="60" w:line="360"/>
-        <w:ind w:firstLine="720"/>
-        <w:jc w:val="both"/>
-      </w:pPr>
-      <w:r>
-        <w:rPr>
-          <w:rFonts w:ascii="Times New Roman" w:cs="Times New Roman" w:eastAsia="Times New Roman" w:hAnsi="Times New Roman"/>
-          <w:sz w:val="26"/>
-          <w:szCs w:val="26"/>
-        </w:rPr>
-        <w:t xml:space="preserve">Сценарий A1 (рис. 7) — точка λΔt = −0,8 находится глубоко внутри обеих областей; оба метода устойчивы и сходятся к нулю.</w:t>
+        <w:t xml:space="preserve">Рис. 6: Кольцевой тест для ÿ = −y. Классический Эйлер заметно «раскручивает» амплитуду; комплексный 2-шаговый удерживает её гораздо лучше.</w:t>
+      </w:r>
+    </w:p>
+    <w:p>
+      <w:pPr>
+        <w:spacing w:after="100" w:before="60" w:line="360"/>
+        <w:ind w:firstLine="720"/>
+        <w:jc w:val="both"/>
+      </w:pPr>
+      <w:r>
+        <w:rPr>
+          <w:rFonts w:ascii="Times New Roman" w:cs="Times New Roman" w:eastAsia="Times New Roman" w:hAnsi="Times New Roman"/>
+          <w:sz w:val="26"/>
+          <w:szCs w:val="26"/>
+        </w:rPr>
+        <w:t xml:space="preserve">Главный диагностический график — log-log зависимость невязки кольца от Δt. Если теоретическое соотношение r ~ C·Δt^p верно, прямые в log-log идут с углами наклона p:</w:t>
       </w:r>
     </w:p>
     <w:p>
@@ -3597,9 +3828,9 @@
       <w:r>
         <w:drawing>
           <wp:inline distT="0" distB="0" distL="0" distR="0">
-            <wp:extent cx="5715000" cy="2381250"/>
+            <wp:extent cx="5143500" cy="3810000"/>
             <wp:effectExtent t="0" r="0" b="0" l="0"/>
-            <wp:docPr id="1" name="cs_A1_inside.png" descr="Рис. 7: Сценарий A1: λ = −0,8, Δt = 1,0. Оба метода устойчивы (|Φ_classic| = 0,2; |Φ_complex| = 0,28)." title="Рис. 7: Сценарий A1: λ = −0,8, Δt = 1,0. Оба метода устойчивы (|Φ_classic| = 0,2; |Φ_complex| = 0,28)."/>
+            <wp:docPr id="1" name="ring_test_convergence.png" descr="Рис. 7: Зависимость невязки кольца от Δt. Пунктиры — классический Эйлер (наклон ≈ 1), сплошные — комплексный 2-шаговый (наклон ≈ 2). Кольцевой тест ПОДТВЕРЖДАЕТ те же порядки точности, что и обычный анализ погрешности, причём НЕ требует знания точного решения." title="Рис. 7: Зависимость невязки кольца от Δt. Пунктиры — классический Эйлер (наклон ≈ 1), сплошные — комплексный 2-шаговый (наклон ≈ 2). Кольцевой тест ПОДТВЕРЖДАЕТ те же порядки точности, что и обычный анализ погрешности, причём НЕ требует знания точного решения."/>
             <wp:cNvGraphicFramePr>
               <a:graphicFrameLocks xmlns:a="http://schemas.openxmlformats.org/drawingml/2006/main" noChangeAspect="1"/>
             </wp:cNvGraphicFramePr>
@@ -3622,7 +3853,7 @@
                   <pic:spPr bwMode="auto">
                     <a:xfrm>
                       <a:off x="0" y="0"/>
-                      <a:ext cx="5715000" cy="2381250"/>
+                      <a:ext cx="5143500" cy="3810000"/>
                     </a:xfrm>
                     <a:prstGeom prst="rect">
                       <a:avLst/>
@@ -3648,22 +3879,761 @@
           <w:sz w:val="22"/>
           <w:szCs w:val="22"/>
         </w:rPr>
-        <w:t xml:space="preserve">Рис. 7: Сценарий A1: λ = −0,8, Δt = 1,0. Оба метода устойчивы (|Φ_classic| = 0,2; |Φ_complex| = 0,28).</w:t>
-      </w:r>
-    </w:p>
-    <w:p>
-      <w:pPr>
-        <w:spacing w:after="100" w:before="60" w:line="360"/>
-        <w:ind w:firstLine="720"/>
-        <w:jc w:val="both"/>
-      </w:pPr>
-      <w:r>
-        <w:rPr>
-          <w:rFonts w:ascii="Times New Roman" w:cs="Times New Roman" w:eastAsia="Times New Roman" w:hAnsi="Times New Roman"/>
-          <w:sz w:val="26"/>
-          <w:szCs w:val="26"/>
-        </w:rPr>
-        <w:t xml:space="preserve">Сценарий A2 (рис. 8) — точка λΔt = −0,5 + 1,5i ВЫШЛА за пределы единичного круга классического Эйлера (|1+z| ≈ 1,58 &gt; 1), но ВСЁ ЕЩЁ внутри овала комплексного 2-шагового (|Φ_complex| ≈ 0,90). Это и есть «управляемая устойчивость»: тот же шаг Δt для классического метода уже неприемлем, а для комплексного — пока работает.</w:t>
+        <w:t xml:space="preserve">Рис. 7: Зависимость невязки кольца от Δt. Пунктиры — классический Эйлер (наклон ≈ 1), сплошные — комплексный 2-шаговый (наклон ≈ 2). Кольцевой тест ПОДТВЕРЖДАЕТ те же порядки точности, что и обычный анализ погрешности, причём НЕ требует знания точного решения.</w:t>
+      </w:r>
+    </w:p>
+    <w:p>
+      <w:pPr>
+        <w:spacing w:after="100" w:before="60" w:line="360"/>
+        <w:ind w:firstLine="720"/>
+        <w:jc w:val="both"/>
+      </w:pPr>
+      <w:r>
+        <w:rPr>
+          <w:rFonts w:ascii="Times New Roman" w:cs="Times New Roman" w:eastAsia="Times New Roman" w:hAnsi="Times New Roman"/>
+          <w:sz w:val="26"/>
+          <w:szCs w:val="26"/>
+        </w:rPr>
+        <w:t xml:space="preserve">Сводка результатов при n_macro = 64:</w:t>
+      </w:r>
+    </w:p>
+    <w:tbl>
+      <w:tblPr>
+        <w:tblW w:type="dxa" w:w="8800"/>
+        <w:tblBorders>
+          <w:top w:val="single" w:color="auto" w:sz="4"/>
+          <w:left w:val="single" w:color="auto" w:sz="4"/>
+          <w:bottom w:val="single" w:color="auto" w:sz="4"/>
+          <w:right w:val="single" w:color="auto" w:sz="4"/>
+          <w:insideH w:val="single" w:color="auto" w:sz="4"/>
+          <w:insideV w:val="single" w:color="auto" w:sz="4"/>
+        </w:tblBorders>
+      </w:tblPr>
+      <w:tblGrid>
+        <w:gridCol w:w="2800"/>
+        <w:gridCol w:w="2000"/>
+        <w:gridCol w:w="2000"/>
+        <w:gridCol w:w="2000"/>
+      </w:tblGrid>
+      <w:tr>
+        <w:trPr>
+          <w:tblHeader/>
+        </w:trPr>
+        <w:tc>
+          <w:tcPr>
+            <w:tcW w:type="dxa" w:w="2800"/>
+            <w:shd w:fill="EEEEEE" w:val="clear"/>
+            <w:tcMar>
+              <w:top w:type="dxa" w:w="80"/>
+              <w:left w:type="dxa" w:w="120"/>
+              <w:bottom w:type="dxa" w:w="80"/>
+              <w:right w:type="dxa" w:w="120"/>
+            </w:tcMar>
+          </w:tcPr>
+          <w:p>
+            <w:pPr>
+              <w:jc w:val="left"/>
+            </w:pPr>
+            <w:r>
+              <w:rPr>
+                <w:rFonts w:ascii="Times New Roman" w:cs="Times New Roman" w:eastAsia="Times New Roman" w:hAnsi="Times New Roman"/>
+                <w:b/>
+                <w:bCs/>
+                <w:sz w:val="24"/>
+                <w:szCs w:val="24"/>
+              </w:rPr>
+              <w:t xml:space="preserve">Уравнение</w:t>
+            </w:r>
+          </w:p>
+        </w:tc>
+        <w:tc>
+          <w:tcPr>
+            <w:tcW w:type="dxa" w:w="2000"/>
+            <w:shd w:fill="EEEEEE" w:val="clear"/>
+            <w:tcMar>
+              <w:top w:type="dxa" w:w="80"/>
+              <w:left w:type="dxa" w:w="120"/>
+              <w:bottom w:type="dxa" w:w="80"/>
+              <w:right w:type="dxa" w:w="120"/>
+            </w:tcMar>
+          </w:tcPr>
+          <w:p>
+            <w:pPr>
+              <w:jc w:val="center"/>
+            </w:pPr>
+            <w:r>
+              <w:rPr>
+                <w:rFonts w:ascii="Times New Roman" w:cs="Times New Roman" w:eastAsia="Times New Roman" w:hAnsi="Times New Roman"/>
+                <w:b/>
+                <w:bCs/>
+                <w:sz w:val="24"/>
+                <w:szCs w:val="24"/>
+              </w:rPr>
+              <w:t xml:space="preserve">Невязка классич.</w:t>
+            </w:r>
+          </w:p>
+        </w:tc>
+        <w:tc>
+          <w:tcPr>
+            <w:tcW w:type="dxa" w:w="2000"/>
+            <w:shd w:fill="EEEEEE" w:val="clear"/>
+            <w:tcMar>
+              <w:top w:type="dxa" w:w="80"/>
+              <w:left w:type="dxa" w:w="120"/>
+              <w:bottom w:type="dxa" w:w="80"/>
+              <w:right w:type="dxa" w:w="120"/>
+            </w:tcMar>
+          </w:tcPr>
+          <w:p>
+            <w:pPr>
+              <w:jc w:val="center"/>
+            </w:pPr>
+            <w:r>
+              <w:rPr>
+                <w:rFonts w:ascii="Times New Roman" w:cs="Times New Roman" w:eastAsia="Times New Roman" w:hAnsi="Times New Roman"/>
+                <w:b/>
+                <w:bCs/>
+                <w:sz w:val="24"/>
+                <w:szCs w:val="24"/>
+              </w:rPr>
+              <w:t xml:space="preserve">Невязка компл.</w:t>
+            </w:r>
+          </w:p>
+        </w:tc>
+        <w:tc>
+          <w:tcPr>
+            <w:tcW w:type="dxa" w:w="2000"/>
+            <w:shd w:fill="EEEEEE" w:val="clear"/>
+            <w:tcMar>
+              <w:top w:type="dxa" w:w="80"/>
+              <w:left w:type="dxa" w:w="120"/>
+              <w:bottom w:type="dxa" w:w="80"/>
+              <w:right w:type="dxa" w:w="120"/>
+            </w:tcMar>
+          </w:tcPr>
+          <w:p>
+            <w:pPr>
+              <w:jc w:val="center"/>
+            </w:pPr>
+            <w:r>
+              <w:rPr>
+                <w:rFonts w:ascii="Times New Roman" w:cs="Times New Roman" w:eastAsia="Times New Roman" w:hAnsi="Times New Roman"/>
+                <w:b/>
+                <w:bCs/>
+                <w:sz w:val="24"/>
+                <w:szCs w:val="24"/>
+              </w:rPr>
+              <w:t xml:space="preserve">Улучшение</w:t>
+            </w:r>
+          </w:p>
+        </w:tc>
+      </w:tr>
+      <w:tr>
+        <w:trPr>
+          <w:tblHeader w:val="false"/>
+        </w:trPr>
+        <w:tc>
+          <w:tcPr>
+            <w:tcW w:type="dxa" w:w="2800"/>
+            <w:tcMar>
+              <w:top w:type="dxa" w:w="80"/>
+              <w:left w:type="dxa" w:w="120"/>
+              <w:bottom w:type="dxa" w:w="80"/>
+              <w:right w:type="dxa" w:w="120"/>
+            </w:tcMar>
+          </w:tcPr>
+          <w:p>
+            <w:pPr>
+              <w:jc w:val="left"/>
+            </w:pPr>
+            <w:r>
+              <w:rPr>
+                <w:rFonts w:ascii="Times New Roman" w:cs="Times New Roman" w:eastAsia="Times New Roman" w:hAnsi="Times New Roman"/>
+                <w:b w:val="false"/>
+                <w:bCs w:val="false"/>
+                <w:sz w:val="24"/>
+                <w:szCs w:val="24"/>
+              </w:rPr>
+              <w:t xml:space="preserve">ẏ = y</w:t>
+            </w:r>
+          </w:p>
+        </w:tc>
+        <w:tc>
+          <w:tcPr>
+            <w:tcW w:type="dxa" w:w="2000"/>
+            <w:tcMar>
+              <w:top w:type="dxa" w:w="80"/>
+              <w:left w:type="dxa" w:w="120"/>
+              <w:bottom w:type="dxa" w:w="80"/>
+              <w:right w:type="dxa" w:w="120"/>
+            </w:tcMar>
+          </w:tcPr>
+          <w:p>
+            <w:pPr>
+              <w:jc w:val="center"/>
+            </w:pPr>
+            <w:r>
+              <w:rPr>
+                <w:rFonts w:ascii="Times New Roman" w:cs="Times New Roman" w:eastAsia="Times New Roman" w:hAnsi="Times New Roman"/>
+                <w:b w:val="false"/>
+                <w:bCs w:val="false"/>
+                <w:sz w:val="24"/>
+                <w:szCs w:val="24"/>
+              </w:rPr>
+              <w:t xml:space="preserve">6,79·10⁻²</w:t>
+            </w:r>
+          </w:p>
+        </w:tc>
+        <w:tc>
+          <w:tcPr>
+            <w:tcW w:type="dxa" w:w="2000"/>
+            <w:tcMar>
+              <w:top w:type="dxa" w:w="80"/>
+              <w:left w:type="dxa" w:w="120"/>
+              <w:bottom w:type="dxa" w:w="80"/>
+              <w:right w:type="dxa" w:w="120"/>
+            </w:tcMar>
+          </w:tcPr>
+          <w:p>
+            <w:pPr>
+              <w:jc w:val="center"/>
+            </w:pPr>
+            <w:r>
+              <w:rPr>
+                <w:rFonts w:ascii="Times New Roman" w:cs="Times New Roman" w:eastAsia="Times New Roman" w:hAnsi="Times New Roman"/>
+                <w:b w:val="false"/>
+                <w:bCs w:val="false"/>
+                <w:sz w:val="24"/>
+                <w:szCs w:val="24"/>
+              </w:rPr>
+              <w:t xml:space="preserve">7,73·10⁻⁵</w:t>
+            </w:r>
+          </w:p>
+        </w:tc>
+        <w:tc>
+          <w:tcPr>
+            <w:tcW w:type="dxa" w:w="2000"/>
+            <w:tcMar>
+              <w:top w:type="dxa" w:w="80"/>
+              <w:left w:type="dxa" w:w="120"/>
+              <w:bottom w:type="dxa" w:w="80"/>
+              <w:right w:type="dxa" w:w="120"/>
+            </w:tcMar>
+          </w:tcPr>
+          <w:p>
+            <w:pPr>
+              <w:jc w:val="center"/>
+            </w:pPr>
+            <w:r>
+              <w:rPr>
+                <w:rFonts w:ascii="Times New Roman" w:cs="Times New Roman" w:eastAsia="Times New Roman" w:hAnsi="Times New Roman"/>
+                <w:b w:val="false"/>
+                <w:bCs w:val="false"/>
+                <w:sz w:val="24"/>
+                <w:szCs w:val="24"/>
+              </w:rPr>
+              <w:t xml:space="preserve">×879</w:t>
+            </w:r>
+          </w:p>
+        </w:tc>
+      </w:tr>
+      <w:tr>
+        <w:trPr>
+          <w:tblHeader w:val="false"/>
+        </w:trPr>
+        <w:tc>
+          <w:tcPr>
+            <w:tcW w:type="dxa" w:w="2800"/>
+            <w:tcMar>
+              <w:top w:type="dxa" w:w="80"/>
+              <w:left w:type="dxa" w:w="120"/>
+              <w:bottom w:type="dxa" w:w="80"/>
+              <w:right w:type="dxa" w:w="120"/>
+            </w:tcMar>
+          </w:tcPr>
+          <w:p>
+            <w:pPr>
+              <w:jc w:val="left"/>
+            </w:pPr>
+            <w:r>
+              <w:rPr>
+                <w:rFonts w:ascii="Times New Roman" w:cs="Times New Roman" w:eastAsia="Times New Roman" w:hAnsi="Times New Roman"/>
+                <w:b w:val="false"/>
+                <w:bCs w:val="false"/>
+                <w:sz w:val="24"/>
+                <w:szCs w:val="24"/>
+              </w:rPr>
+              <w:t xml:space="preserve">ẏ = y²</w:t>
+            </w:r>
+          </w:p>
+        </w:tc>
+        <w:tc>
+          <w:tcPr>
+            <w:tcW w:type="dxa" w:w="2000"/>
+            <w:tcMar>
+              <w:top w:type="dxa" w:w="80"/>
+              <w:left w:type="dxa" w:w="120"/>
+              <w:bottom w:type="dxa" w:w="80"/>
+              <w:right w:type="dxa" w:w="120"/>
+            </w:tcMar>
+          </w:tcPr>
+          <w:p>
+            <w:pPr>
+              <w:jc w:val="center"/>
+            </w:pPr>
+            <w:r>
+              <w:rPr>
+                <w:rFonts w:ascii="Times New Roman" w:cs="Times New Roman" w:eastAsia="Times New Roman" w:hAnsi="Times New Roman"/>
+                <w:b w:val="false"/>
+                <w:bCs w:val="false"/>
+                <w:sz w:val="24"/>
+                <w:szCs w:val="24"/>
+              </w:rPr>
+              <w:t xml:space="preserve">5,37·10⁻³</w:t>
+            </w:r>
+          </w:p>
+        </w:tc>
+        <w:tc>
+          <w:tcPr>
+            <w:tcW w:type="dxa" w:w="2000"/>
+            <w:tcMar>
+              <w:top w:type="dxa" w:w="80"/>
+              <w:left w:type="dxa" w:w="120"/>
+              <w:bottom w:type="dxa" w:w="80"/>
+              <w:right w:type="dxa" w:w="120"/>
+            </w:tcMar>
+          </w:tcPr>
+          <w:p>
+            <w:pPr>
+              <w:jc w:val="center"/>
+            </w:pPr>
+            <w:r>
+              <w:rPr>
+                <w:rFonts w:ascii="Times New Roman" w:cs="Times New Roman" w:eastAsia="Times New Roman" w:hAnsi="Times New Roman"/>
+                <w:b w:val="false"/>
+                <w:bCs w:val="false"/>
+                <w:sz w:val="24"/>
+                <w:szCs w:val="24"/>
+              </w:rPr>
+              <w:t xml:space="preserve">1,79·10⁻⁶</w:t>
+            </w:r>
+          </w:p>
+        </w:tc>
+        <w:tc>
+          <w:tcPr>
+            <w:tcW w:type="dxa" w:w="2000"/>
+            <w:tcMar>
+              <w:top w:type="dxa" w:w="80"/>
+              <w:left w:type="dxa" w:w="120"/>
+              <w:bottom w:type="dxa" w:w="80"/>
+              <w:right w:type="dxa" w:w="120"/>
+            </w:tcMar>
+          </w:tcPr>
+          <w:p>
+            <w:pPr>
+              <w:jc w:val="center"/>
+            </w:pPr>
+            <w:r>
+              <w:rPr>
+                <w:rFonts w:ascii="Times New Roman" w:cs="Times New Roman" w:eastAsia="Times New Roman" w:hAnsi="Times New Roman"/>
+                <w:b w:val="false"/>
+                <w:bCs w:val="false"/>
+                <w:sz w:val="24"/>
+                <w:szCs w:val="24"/>
+              </w:rPr>
+              <w:t xml:space="preserve">×3001</w:t>
+            </w:r>
+          </w:p>
+        </w:tc>
+      </w:tr>
+      <w:tr>
+        <w:trPr>
+          <w:tblHeader w:val="false"/>
+        </w:trPr>
+        <w:tc>
+          <w:tcPr>
+            <w:tcW w:type="dxa" w:w="2800"/>
+            <w:tcMar>
+              <w:top w:type="dxa" w:w="80"/>
+              <w:left w:type="dxa" w:w="120"/>
+              <w:bottom w:type="dxa" w:w="80"/>
+              <w:right w:type="dxa" w:w="120"/>
+            </w:tcMar>
+          </w:tcPr>
+          <w:p>
+            <w:pPr>
+              <w:jc w:val="left"/>
+            </w:pPr>
+            <w:r>
+              <w:rPr>
+                <w:rFonts w:ascii="Times New Roman" w:cs="Times New Roman" w:eastAsia="Times New Roman" w:hAnsi="Times New Roman"/>
+                <w:b w:val="false"/>
+                <w:bCs w:val="false"/>
+                <w:sz w:val="24"/>
+                <w:szCs w:val="24"/>
+              </w:rPr>
+              <w:t xml:space="preserve">ẏ = 4y sin³t cos t</w:t>
+            </w:r>
+          </w:p>
+        </w:tc>
+        <w:tc>
+          <w:tcPr>
+            <w:tcW w:type="dxa" w:w="2000"/>
+            <w:tcMar>
+              <w:top w:type="dxa" w:w="80"/>
+              <w:left w:type="dxa" w:w="120"/>
+              <w:bottom w:type="dxa" w:w="80"/>
+              <w:right w:type="dxa" w:w="120"/>
+            </w:tcMar>
+          </w:tcPr>
+          <w:p>
+            <w:pPr>
+              <w:jc w:val="center"/>
+            </w:pPr>
+            <w:r>
+              <w:rPr>
+                <w:rFonts w:ascii="Times New Roman" w:cs="Times New Roman" w:eastAsia="Times New Roman" w:hAnsi="Times New Roman"/>
+                <w:b w:val="false"/>
+                <w:bCs w:val="false"/>
+                <w:sz w:val="24"/>
+                <w:szCs w:val="24"/>
+              </w:rPr>
+              <w:t xml:space="preserve">7,72·10⁻²</w:t>
+            </w:r>
+          </w:p>
+        </w:tc>
+        <w:tc>
+          <w:tcPr>
+            <w:tcW w:type="dxa" w:w="2000"/>
+            <w:tcMar>
+              <w:top w:type="dxa" w:w="80"/>
+              <w:left w:type="dxa" w:w="120"/>
+              <w:bottom w:type="dxa" w:w="80"/>
+              <w:right w:type="dxa" w:w="120"/>
+            </w:tcMar>
+          </w:tcPr>
+          <w:p>
+            <w:pPr>
+              <w:jc w:val="center"/>
+            </w:pPr>
+            <w:r>
+              <w:rPr>
+                <w:rFonts w:ascii="Times New Roman" w:cs="Times New Roman" w:eastAsia="Times New Roman" w:hAnsi="Times New Roman"/>
+                <w:b w:val="false"/>
+                <w:bCs w:val="false"/>
+                <w:sz w:val="24"/>
+                <w:szCs w:val="24"/>
+              </w:rPr>
+              <w:t xml:space="preserve">1,60·10⁻⁴</w:t>
+            </w:r>
+          </w:p>
+        </w:tc>
+        <w:tc>
+          <w:tcPr>
+            <w:tcW w:type="dxa" w:w="2000"/>
+            <w:tcMar>
+              <w:top w:type="dxa" w:w="80"/>
+              <w:left w:type="dxa" w:w="120"/>
+              <w:bottom w:type="dxa" w:w="80"/>
+              <w:right w:type="dxa" w:w="120"/>
+            </w:tcMar>
+          </w:tcPr>
+          <w:p>
+            <w:pPr>
+              <w:jc w:val="center"/>
+            </w:pPr>
+            <w:r>
+              <w:rPr>
+                <w:rFonts w:ascii="Times New Roman" w:cs="Times New Roman" w:eastAsia="Times New Roman" w:hAnsi="Times New Roman"/>
+                <w:b w:val="false"/>
+                <w:bCs w:val="false"/>
+                <w:sz w:val="24"/>
+                <w:szCs w:val="24"/>
+              </w:rPr>
+              <w:t xml:space="preserve">×483</w:t>
+            </w:r>
+          </w:p>
+        </w:tc>
+      </w:tr>
+      <w:tr>
+        <w:trPr>
+          <w:tblHeader w:val="false"/>
+        </w:trPr>
+        <w:tc>
+          <w:tcPr>
+            <w:tcW w:type="dxa" w:w="2800"/>
+            <w:tcMar>
+              <w:top w:type="dxa" w:w="80"/>
+              <w:left w:type="dxa" w:w="120"/>
+              <w:bottom w:type="dxa" w:w="80"/>
+              <w:right w:type="dxa" w:w="120"/>
+            </w:tcMar>
+          </w:tcPr>
+          <w:p>
+            <w:pPr>
+              <w:jc w:val="left"/>
+            </w:pPr>
+            <w:r>
+              <w:rPr>
+                <w:rFonts w:ascii="Times New Roman" w:cs="Times New Roman" w:eastAsia="Times New Roman" w:hAnsi="Times New Roman"/>
+                <w:b w:val="false"/>
+                <w:bCs w:val="false"/>
+                <w:sz w:val="24"/>
+                <w:szCs w:val="24"/>
+              </w:rPr>
+              <w:t xml:space="preserve">ẏ = cos t</w:t>
+            </w:r>
+          </w:p>
+        </w:tc>
+        <w:tc>
+          <w:tcPr>
+            <w:tcW w:type="dxa" w:w="2000"/>
+            <w:tcMar>
+              <w:top w:type="dxa" w:w="80"/>
+              <w:left w:type="dxa" w:w="120"/>
+              <w:bottom w:type="dxa" w:w="80"/>
+              <w:right w:type="dxa" w:w="120"/>
+            </w:tcMar>
+          </w:tcPr>
+          <w:p>
+            <w:pPr>
+              <w:jc w:val="center"/>
+            </w:pPr>
+            <w:r>
+              <w:rPr>
+                <w:rFonts w:ascii="Times New Roman" w:cs="Times New Roman" w:eastAsia="Times New Roman" w:hAnsi="Times New Roman"/>
+                <w:b w:val="false"/>
+                <w:bCs w:val="false"/>
+                <w:sz w:val="24"/>
+                <w:szCs w:val="24"/>
+              </w:rPr>
+              <w:t xml:space="preserve">≈10⁻¹⁶</w:t>
+            </w:r>
+          </w:p>
+        </w:tc>
+        <w:tc>
+          <w:tcPr>
+            <w:tcW w:type="dxa" w:w="2000"/>
+            <w:tcMar>
+              <w:top w:type="dxa" w:w="80"/>
+              <w:left w:type="dxa" w:w="120"/>
+              <w:bottom w:type="dxa" w:w="80"/>
+              <w:right w:type="dxa" w:w="120"/>
+            </w:tcMar>
+          </w:tcPr>
+          <w:p>
+            <w:pPr>
+              <w:jc w:val="center"/>
+            </w:pPr>
+            <w:r>
+              <w:rPr>
+                <w:rFonts w:ascii="Times New Roman" w:cs="Times New Roman" w:eastAsia="Times New Roman" w:hAnsi="Times New Roman"/>
+                <w:b w:val="false"/>
+                <w:bCs w:val="false"/>
+                <w:sz w:val="24"/>
+                <w:szCs w:val="24"/>
+              </w:rPr>
+              <w:t xml:space="preserve">≈10⁻¹⁶</w:t>
+            </w:r>
+          </w:p>
+        </w:tc>
+        <w:tc>
+          <w:tcPr>
+            <w:tcW w:type="dxa" w:w="2000"/>
+            <w:tcMar>
+              <w:top w:type="dxa" w:w="80"/>
+              <w:left w:type="dxa" w:w="120"/>
+              <w:bottom w:type="dxa" w:w="80"/>
+              <w:right w:type="dxa" w:w="120"/>
+            </w:tcMar>
+          </w:tcPr>
+          <w:p>
+            <w:pPr>
+              <w:jc w:val="center"/>
+            </w:pPr>
+            <w:r>
+              <w:rPr>
+                <w:rFonts w:ascii="Times New Roman" w:cs="Times New Roman" w:eastAsia="Times New Roman" w:hAnsi="Times New Roman"/>
+                <w:b w:val="false"/>
+                <w:bCs w:val="false"/>
+                <w:sz w:val="24"/>
+                <w:szCs w:val="24"/>
+              </w:rPr>
+              <w:t xml:space="preserve">(машин. точность)</w:t>
+            </w:r>
+          </w:p>
+        </w:tc>
+      </w:tr>
+      <w:tr>
+        <w:trPr>
+          <w:tblHeader w:val="false"/>
+        </w:trPr>
+        <w:tc>
+          <w:tcPr>
+            <w:tcW w:type="dxa" w:w="2800"/>
+            <w:tcMar>
+              <w:top w:type="dxa" w:w="80"/>
+              <w:left w:type="dxa" w:w="120"/>
+              <w:bottom w:type="dxa" w:w="80"/>
+              <w:right w:type="dxa" w:w="120"/>
+            </w:tcMar>
+          </w:tcPr>
+          <w:p>
+            <w:pPr>
+              <w:jc w:val="left"/>
+            </w:pPr>
+            <w:r>
+              <w:rPr>
+                <w:rFonts w:ascii="Times New Roman" w:cs="Times New Roman" w:eastAsia="Times New Roman" w:hAnsi="Times New Roman"/>
+                <w:b w:val="false"/>
+                <w:bCs w:val="false"/>
+                <w:sz w:val="24"/>
+                <w:szCs w:val="24"/>
+              </w:rPr>
+              <w:t xml:space="preserve">ÿ = −y</w:t>
+            </w:r>
+          </w:p>
+        </w:tc>
+        <w:tc>
+          <w:tcPr>
+            <w:tcW w:type="dxa" w:w="2000"/>
+            <w:tcMar>
+              <w:top w:type="dxa" w:w="80"/>
+              <w:left w:type="dxa" w:w="120"/>
+              <w:bottom w:type="dxa" w:w="80"/>
+              <w:right w:type="dxa" w:w="120"/>
+            </w:tcMar>
+          </w:tcPr>
+          <w:p>
+            <w:pPr>
+              <w:jc w:val="center"/>
+            </w:pPr>
+            <w:r>
+              <w:rPr>
+                <w:rFonts w:ascii="Times New Roman" w:cs="Times New Roman" w:eastAsia="Times New Roman" w:hAnsi="Times New Roman"/>
+                <w:b w:val="false"/>
+                <w:bCs w:val="false"/>
+                <w:sz w:val="24"/>
+                <w:szCs w:val="24"/>
+              </w:rPr>
+              <w:t xml:space="preserve">2,41</w:t>
+            </w:r>
+          </w:p>
+        </w:tc>
+        <w:tc>
+          <w:tcPr>
+            <w:tcW w:type="dxa" w:w="2000"/>
+            <w:tcMar>
+              <w:top w:type="dxa" w:w="80"/>
+              <w:left w:type="dxa" w:w="120"/>
+              <w:bottom w:type="dxa" w:w="80"/>
+              <w:right w:type="dxa" w:w="120"/>
+            </w:tcMar>
+          </w:tcPr>
+          <w:p>
+            <w:pPr>
+              <w:jc w:val="center"/>
+            </w:pPr>
+            <w:r>
+              <w:rPr>
+                <w:rFonts w:ascii="Times New Roman" w:cs="Times New Roman" w:eastAsia="Times New Roman" w:hAnsi="Times New Roman"/>
+                <w:b w:val="false"/>
+                <w:bCs w:val="false"/>
+                <w:sz w:val="24"/>
+                <w:szCs w:val="24"/>
+              </w:rPr>
+              <w:t xml:space="preserve">2,41·10⁻²</w:t>
+            </w:r>
+          </w:p>
+        </w:tc>
+        <w:tc>
+          <w:tcPr>
+            <w:tcW w:type="dxa" w:w="2000"/>
+            <w:tcMar>
+              <w:top w:type="dxa" w:w="80"/>
+              <w:left w:type="dxa" w:w="120"/>
+              <w:bottom w:type="dxa" w:w="80"/>
+              <w:right w:type="dxa" w:w="120"/>
+            </w:tcMar>
+          </w:tcPr>
+          <w:p>
+            <w:pPr>
+              <w:jc w:val="center"/>
+            </w:pPr>
+            <w:r>
+              <w:rPr>
+                <w:rFonts w:ascii="Times New Roman" w:cs="Times New Roman" w:eastAsia="Times New Roman" w:hAnsi="Times New Roman"/>
+                <w:b w:val="false"/>
+                <w:bCs w:val="false"/>
+                <w:sz w:val="24"/>
+                <w:szCs w:val="24"/>
+              </w:rPr>
+              <w:t xml:space="preserve">×100</w:t>
+            </w:r>
+          </w:p>
+        </w:tc>
+      </w:tr>
+    </w:tbl>
+    <w:p>
+      <w:pPr>
+        <w:spacing w:after="100" w:before="60" w:line="360"/>
+        <w:ind w:firstLine="720"/>
+        <w:jc w:val="both"/>
+      </w:pPr>
+      <w:r>
+        <w:rPr>
+          <w:rFonts w:ascii="Times New Roman" w:cs="Times New Roman" w:eastAsia="Times New Roman" w:hAnsi="Times New Roman"/>
+          <w:sz w:val="26"/>
+          <w:szCs w:val="26"/>
+        </w:rPr>
+        <w:t xml:space="preserve">Невязка кольца у комплексного метода в 100–3000 раз меньше при том же числе вычислений правой части. Для ẏ = cos t оба метода дают результат на уровне машинной точности — это потому, что точное решение периодическое и проходит через нуль ровно в исходной точке. Этот «вырожденный» пример полезен как тест self-consistency: численный округление работает одинаково в обоих методах.</w:t>
+      </w:r>
+    </w:p>
+    <w:p>
+      <w:pPr>
+        <w:pStyle w:val="Heading1"/>
+        <w:spacing w:after="200" w:before="360"/>
+        <w:jc w:val="left"/>
+      </w:pPr>
+      <w:r>
+        <w:rPr>
+          <w:rFonts w:ascii="Times New Roman" w:cs="Times New Roman" w:eastAsia="Times New Roman" w:hAnsi="Times New Roman"/>
+          <w:b/>
+          <w:bCs/>
+          <w:sz w:val="32"/>
+          <w:szCs w:val="32"/>
+        </w:rPr>
+        <w:t xml:space="preserve">15. Эксперимент 5 — эмпирический порядок при разных w₁</w:t>
+      </w:r>
+    </w:p>
+    <w:p>
+      <w:pPr>
+        <w:spacing w:after="100" w:before="60" w:line="360"/>
+        <w:ind w:firstLine="720"/>
+        <w:jc w:val="both"/>
+      </w:pPr>
+      <w:r>
+        <w:rPr>
+          <w:rFonts w:ascii="Times New Roman" w:cs="Times New Roman" w:eastAsia="Times New Roman" w:hAnsi="Times New Roman"/>
+          <w:sz w:val="26"/>
+          <w:szCs w:val="26"/>
+        </w:rPr>
+        <w:t xml:space="preserve">Третий независимый способ оценки точности — посмотреть, как эмпирический порядок метода ЗАВИСИТ от выбранного коэффициента w₁ (при сохранении условия 1-го порядка w₁ + w₂ = 1, то есть w₂ = 1 − w₁).</w:t>
+      </w:r>
+    </w:p>
+    <w:p>
+      <w:pPr>
+        <w:spacing w:after="100" w:before="60" w:line="360"/>
+        <w:ind w:firstLine="720"/>
+        <w:jc w:val="both"/>
+      </w:pPr>
+      <w:r>
+        <w:rPr>
+          <w:rFonts w:ascii="Times New Roman" w:cs="Times New Roman" w:eastAsia="Times New Roman" w:hAnsi="Times New Roman"/>
+          <w:sz w:val="26"/>
+          <w:szCs w:val="26"/>
+        </w:rPr>
+        <w:t xml:space="preserve">Если в §7 мы рассуждали об этом теоретически, то теперь делаем это численно: при фиксированном Re(w₁) = 0,5 меняем Im(w₁) от 0 до 1 с шагом 0,05 и для каждого значения оцениваем порядок методом log-log регрессии на задаче ẏ = y.</w:t>
       </w:r>
     </w:p>
     <w:p>
@@ -3674,9 +4644,9 @@
       <w:r>
         <w:drawing>
           <wp:inline distT="0" distB="0" distL="0" distR="0">
-            <wp:extent cx="5715000" cy="2381250"/>
+            <wp:extent cx="5334000" cy="3333750"/>
             <wp:effectExtent t="0" r="0" b="0" l="0"/>
-            <wp:docPr id="1" name="cs_A2_classic_unstable.png" descr="Рис. 8: Сценарий A2: λ = −0,5 + 1,5i, Δt = 1,0. Классический Эйлер показывает растущие осцилляции, комплексный 2-шаговый плавно затухает." title="Рис. 8: Сценарий A2: λ = −0,5 + 1,5i, Δt = 1,0. Классический Эйлер показывает растущие осцилляции, комплексный 2-шаговый плавно затухает."/>
+            <wp:docPr id="1" name="vc_order_vs_imag.png" descr="Рис. 8: Эмпирический порядок точности как функция Im(w₁) при Re(w₁) = 0,5. Резкий пик ровно при Im(w₁) = 0,5 — единственная точка, где порядок достигает 2; для всех остальных Im(w₁) метод остаётся методом 1-го порядка." title="Рис. 8: Эмпирический порядок точности как функция Im(w₁) при Re(w₁) = 0,5. Резкий пик ровно при Im(w₁) = 0,5 — единственная точка, где порядок достигает 2; для всех остальных Im(w₁) метод остаётся методом 1-го порядка."/>
             <wp:cNvGraphicFramePr>
               <a:graphicFrameLocks xmlns:a="http://schemas.openxmlformats.org/drawingml/2006/main" noChangeAspect="1"/>
             </wp:cNvGraphicFramePr>
@@ -3699,7 +4669,7 @@
                   <pic:spPr bwMode="auto">
                     <a:xfrm>
                       <a:off x="0" y="0"/>
-                      <a:ext cx="5715000" cy="2381250"/>
+                      <a:ext cx="5334000" cy="3333750"/>
                     </a:xfrm>
                     <a:prstGeom prst="rect">
                       <a:avLst/>
@@ -3725,22 +4695,87 @@
           <w:sz w:val="22"/>
           <w:szCs w:val="22"/>
         </w:rPr>
-        <w:t xml:space="preserve">Рис. 8: Сценарий A2: λ = −0,5 + 1,5i, Δt = 1,0. Классический Эйлер показывает растущие осцилляции, комплексный 2-шаговый плавно затухает.</w:t>
-      </w:r>
-    </w:p>
-    <w:p>
-      <w:pPr>
-        <w:spacing w:after="100" w:before="60" w:line="360"/>
-        <w:ind w:firstLine="720"/>
-        <w:jc w:val="both"/>
-      </w:pPr>
-      <w:r>
-        <w:rPr>
-          <w:rFonts w:ascii="Times New Roman" w:cs="Times New Roman" w:eastAsia="Times New Roman" w:hAnsi="Times New Roman"/>
-          <w:sz w:val="26"/>
-          <w:szCs w:val="26"/>
-        </w:rPr>
-        <w:t xml:space="preserve">Сценарий A3 (рис. 9) — точка λΔt = −2,5 вылетает за обе области; численное решение «взрывается» в обоих методах, но в классическом — быстрее.</w:t>
+        <w:t xml:space="preserve">Рис. 8: Эмпирический порядок точности как функция Im(w₁) при Re(w₁) = 0,5. Резкий пик ровно при Im(w₁) = 0,5 — единственная точка, где порядок достигает 2; для всех остальных Im(w₁) метод остаётся методом 1-го порядка.</w:t>
+      </w:r>
+    </w:p>
+    <w:p>
+      <w:pPr>
+        <w:spacing w:after="100" w:before="60" w:line="360"/>
+        <w:ind w:firstLine="720"/>
+        <w:jc w:val="both"/>
+      </w:pPr>
+      <w:r>
+        <w:rPr>
+          <w:rFonts w:ascii="Times New Roman" w:cs="Times New Roman" w:eastAsia="Times New Roman" w:hAnsi="Times New Roman"/>
+          <w:sz w:val="26"/>
+          <w:szCs w:val="26"/>
+        </w:rPr>
+        <w:t xml:space="preserve">Это эмпирическое подтверждение теоретического результата (7): 2-й порядок достигается ТОЛЬКО при w₁ = ½ ± i/2. Любое сколь угодно малое отклонение коэффициента моментально опускает метод до 1-го порядка. Иначе говоря, канонический выбор уникален и неустойчив к возмущениям коэффициентов в смысле сохранения порядка.</w:t>
+      </w:r>
+    </w:p>
+    <w:p>
+      <w:pPr>
+        <w:spacing w:after="100" w:before="60" w:line="360"/>
+        <w:ind w:firstLine="720"/>
+        <w:jc w:val="both"/>
+      </w:pPr>
+      <w:r>
+        <w:rPr>
+          <w:rFonts w:ascii="Times New Roman" w:cs="Times New Roman" w:eastAsia="Times New Roman" w:hAnsi="Times New Roman"/>
+          <w:sz w:val="26"/>
+          <w:szCs w:val="26"/>
+        </w:rPr>
+        <w:t xml:space="preserve">Вывод Части II: три независимых способа оценки точности (обычная погрешность, кольцевой тест, регрессия порядка от w₁) сходятся в одной точке — комплексный 2-шаговый метод с каноническими весами действительно имеет 2-й порядок при той же вычислительной стоимости, что и классический Эйлер 1-го порядка.</w:t>
+      </w:r>
+    </w:p>
+    <w:p>
+      <w:pPr>
+        <w:pageBreakBefore/>
+        <w:spacing w:after="360" w:before="480"/>
+        <w:jc w:val="center"/>
+      </w:pPr>
+      <w:r>
+        <w:rPr>
+          <w:rFonts w:ascii="Times New Roman" w:cs="Times New Roman" w:eastAsia="Times New Roman" w:hAnsi="Times New Roman"/>
+          <w:b/>
+          <w:bCs/>
+          <w:sz w:val="36"/>
+          <w:szCs w:val="36"/>
+        </w:rPr>
+        <w:t xml:space="preserve">ЧАСТЬ III. РЕАЛИЗАЦИЯ МЕТОДОВ
+С УПРАВЛЯЕМОЙ УСТОЙЧИВОСТЬЮ</w:t>
+      </w:r>
+    </w:p>
+    <w:p>
+      <w:pPr>
+        <w:pStyle w:val="Heading1"/>
+        <w:spacing w:after="200" w:before="360"/>
+        <w:jc w:val="left"/>
+      </w:pPr>
+      <w:r>
+        <w:rPr>
+          <w:rFonts w:ascii="Times New Roman" w:cs="Times New Roman" w:eastAsia="Times New Roman" w:hAnsi="Times New Roman"/>
+          <w:b/>
+          <w:bCs/>
+          <w:sz w:val="32"/>
+          <w:szCs w:val="32"/>
+        </w:rPr>
+        <w:t xml:space="preserve">16. Области абсолютной устойчивости — справочная картина</w:t>
+      </w:r>
+    </w:p>
+    <w:p>
+      <w:pPr>
+        <w:spacing w:after="100" w:before="60" w:line="360"/>
+        <w:ind w:firstLine="720"/>
+        <w:jc w:val="both"/>
+      </w:pPr>
+      <w:r>
+        <w:rPr>
+          <w:rFonts w:ascii="Times New Roman" w:cs="Times New Roman" w:eastAsia="Times New Roman" w:hAnsi="Times New Roman"/>
+          <w:sz w:val="26"/>
+          <w:szCs w:val="26"/>
+        </w:rPr>
+        <w:t xml:space="preserve">Прежде чем переходить к «динамическому» управлению устойчивостью, полезно зафиксировать СТАТИЧЕСКУЮ картину: как выглядят области абсолютной устойчивости трёх методов на одном графике.</w:t>
       </w:r>
     </w:p>
     <w:p>
@@ -3751,9 +4786,9 @@
       <w:r>
         <w:drawing>
           <wp:inline distT="0" distB="0" distL="0" distR="0">
-            <wp:extent cx="5715000" cy="2381250"/>
+            <wp:extent cx="4381500" cy="3429000"/>
             <wp:effectExtent t="0" r="0" b="0" l="0"/>
-            <wp:docPr id="1" name="cs_A3_both_unstable.png" descr="Рис. 9: Сценарий A3: λ = −2,5, Δt = 1,0. Оба метода неустойчивы — иллюстрация того, что переход в комплексную плоскость расширяет область устойчивости, но не делает её бесконечной." title="Рис. 9: Сценарий A3: λ = −2,5, Δt = 1,0. Оба метода неустойчивы — иллюстрация того, что переход в комплексную плоскость расширяет область устойчивости, но не делает её бесконечной."/>
+            <wp:docPr id="1" name="stability_regions.png" descr="Рис. 9: Области абсолютной устойчивости. Зелёный круг — классический Эйлер |1+z| ≤ 1. Голубая овальная область — комплексный 2-шаговый |1+z+z²/2| ≤ 1. Жёлтая (для справки) — 3-шаговый комплексный путь |1+z+z²/2+z³/6| ≤ 1. Видно, что переход от вещественного к комплексному пути расширяет область устойчивости, особенно вблизи мнимой оси." title="Рис. 9: Области абсолютной устойчивости. Зелёный круг — классический Эйлер |1+z| ≤ 1. Голубая овальная область — комплексный 2-шаговый |1+z+z²/2| ≤ 1. Жёлтая (для справки) — 3-шаговый комплексный путь |1+z+z²/2+z³/6| ≤ 1. Видно, что переход от вещественного к комплексному пути расширяет область устойчивости, особенно вблизи мнимой оси."/>
             <wp:cNvGraphicFramePr>
               <a:graphicFrameLocks xmlns:a="http://schemas.openxmlformats.org/drawingml/2006/main" noChangeAspect="1"/>
             </wp:cNvGraphicFramePr>
@@ -3776,7 +4811,7 @@
                   <pic:spPr bwMode="auto">
                     <a:xfrm>
                       <a:off x="0" y="0"/>
-                      <a:ext cx="5715000" cy="2381250"/>
+                      <a:ext cx="4381500" cy="3429000"/>
                     </a:xfrm>
                     <a:prstGeom prst="rect">
                       <a:avLst/>
@@ -3802,84 +4837,7 @@
           <w:sz w:val="22"/>
           <w:szCs w:val="22"/>
         </w:rPr>
-        <w:t xml:space="preserve">Рис. 9: Сценарий A3: λ = −2,5, Δt = 1,0. Оба метода неустойчивы — иллюстрация того, что переход в комплексную плоскость расширяет область устойчивости, но не делает её бесконечной.</w:t>
-      </w:r>
-    </w:p>
-    <w:p>
-      <w:pPr>
-        <w:spacing w:after="100" w:before="60" w:line="360"/>
-        <w:ind w:firstLine="720"/>
-        <w:jc w:val="both"/>
-      </w:pPr>
-      <w:r>
-        <w:rPr>
-          <w:rFonts w:ascii="Times New Roman" w:cs="Times New Roman" w:eastAsia="Times New Roman" w:hAnsi="Times New Roman"/>
-          <w:sz w:val="26"/>
-          <w:szCs w:val="26"/>
-        </w:rPr>
-        <w:t xml:space="preserve">Вывод эксперимента: переход в комплексную плоскость даёт практическое расширение области устойчивости. Управляя выбором Δt при заданном λ, мы можем сознательно «оставаться в безопасной зоне» комплексного 2-шагового метода даже там, где классический Эйлер уже теряет устойчивость.</w:t>
-      </w:r>
-    </w:p>
-    <w:p>
-      <w:pPr>
-        <w:pStyle w:val="Heading1"/>
-        <w:spacing w:after="200" w:before="360"/>
-        <w:jc w:val="left"/>
-      </w:pPr>
-      <w:r>
-        <w:rPr>
-          <w:rFonts w:ascii="Times New Roman" w:cs="Times New Roman" w:eastAsia="Times New Roman" w:hAnsi="Times New Roman"/>
-          <w:b/>
-          <w:bCs/>
-          <w:sz w:val="32"/>
-          <w:szCs w:val="32"/>
-        </w:rPr>
-        <w:t xml:space="preserve">10. Расширенный эксперимент B — кольцевой тест (round-trip)</w:t>
-      </w:r>
-    </w:p>
-    <w:p>
-      <w:pPr>
-        <w:spacing w:after="100" w:before="60" w:line="360"/>
-        <w:ind w:firstLine="720"/>
-        <w:jc w:val="both"/>
-      </w:pPr>
-      <w:r>
-        <w:rPr>
-          <w:rFonts w:ascii="Times New Roman" w:cs="Times New Roman" w:eastAsia="Times New Roman" w:hAnsi="Times New Roman"/>
-          <w:sz w:val="26"/>
-          <w:szCs w:val="26"/>
-        </w:rPr>
-        <w:t xml:space="preserve">Идея кольцевого теста состоит в следующем: численно интегрируем уравнение «вперёд» от t = 0 до t = T, получаем y(T); затем из этой точки интегрируем ТЕМ ЖЕ методом «назад» с отрицательным шагом −Δt до t = 0, получаем y_back(0). Сравниваем с y₀.</w:t>
-      </w:r>
-    </w:p>
-    <w:p>
-      <w:pPr>
-        <w:spacing w:after="100" w:before="60" w:line="360"/>
-        <w:ind w:firstLine="720"/>
-        <w:jc w:val="both"/>
-      </w:pPr>
-      <w:r>
-        <w:rPr>
-          <w:rFonts w:ascii="Times New Roman" w:cs="Times New Roman" w:eastAsia="Times New Roman" w:hAnsi="Times New Roman"/>
-          <w:sz w:val="26"/>
-          <w:szCs w:val="26"/>
-        </w:rPr>
-        <w:t xml:space="preserve">Идеальный (точный) метод вернул бы нас в исходную точку, и невязка |y_back(0) − y₀| была бы строго нулевой. У реальных численных методов невязка имеет порядок O(Δt^p), где p — порядок метода. Это очень наглядный тест: он одновременно проверяет и точность, и обратимость.</w:t>
-      </w:r>
-    </w:p>
-    <w:p>
-      <w:pPr>
-        <w:spacing w:after="100" w:before="60" w:line="360"/>
-        <w:ind w:firstLine="720"/>
-        <w:jc w:val="both"/>
-      </w:pPr>
-      <w:r>
-        <w:rPr>
-          <w:rFonts w:ascii="Times New Roman" w:cs="Times New Roman" w:eastAsia="Times New Roman" w:hAnsi="Times New Roman"/>
-          <w:sz w:val="26"/>
-          <w:szCs w:val="26"/>
-        </w:rPr>
-        <w:t xml:space="preserve">Для линейного уравнения ẏ = y (длина круга T = 3) при n_macro = 4 видно, что классический Эйлер «промахивается» мимо стартовой точки гораздо сильнее, чем комплексный 2-шаговый:</w:t>
+        <w:t xml:space="preserve">Рис. 9: Области абсолютной устойчивости. Зелёный круг — классический Эйлер |1+z| ≤ 1. Голубая овальная область — комплексный 2-шаговый |1+z+z²/2| ≤ 1. Жёлтая (для справки) — 3-шаговый комплексный путь |1+z+z²/2+z³/6| ≤ 1. Видно, что переход от вещественного к комплексному пути расширяет область устойчивости, особенно вблизи мнимой оси.</w:t>
       </w:r>
     </w:p>
     <w:p>
@@ -3890,9 +4848,9 @@
       <w:r>
         <w:drawing>
           <wp:inline distT="0" distB="0" distL="0" distR="0">
-            <wp:extent cx="5715000" cy="2190750"/>
+            <wp:extent cx="4191000" cy="3048000"/>
             <wp:effectExtent t="0" r="0" b="0" l="0"/>
-            <wp:docPr id="1" name="ring_test_path_linear.png" descr="Рис. 10: Кольцевой тест для ẏ = y. Слева — классический Эйлер: возврат уходит ниже истинной y₀ = 1 в точку 0,30 (невязка 0,70). Справа — комплексный 2-шаговый: возврат заметно ближе (невязка 0,36)." title="Рис. 10: Кольцевой тест для ẏ = y. Слева — классический Эйлер: возврат уходит ниже истинной y₀ = 1 в точку 0,30 (невязка 0,70). Справа — комплексный 2-шаговый: возврат заметно ближе (невязка 0,36)."/>
+            <wp:docPr id="1" name="stability_demo.png" descr="Рис. 10: Для λ = −2: точки z = λΔt при разных Δt. При Δt = 1,5 точка уже вышла за круг Эйлера, но всё ещё внутри овала комплексного 2-шагового метода. Это и есть «управляемая устойчивость» в самом простом виде: задавая Δt, мы можем оставаться в зоне устойчивости комплексного метода, оставаясь снаружи зоны классического." title="Рис. 10: Для λ = −2: точки z = λΔt при разных Δt. При Δt = 1,5 точка уже вышла за круг Эйлера, но всё ещё внутри овала комплексного 2-шагового метода. Это и есть «управляемая устойчивость» в самом простом виде: задавая Δt, мы можем оставаться в зоне устойчивости комплексного метода, оставаясь снаружи зоны классического."/>
             <wp:cNvGraphicFramePr>
               <a:graphicFrameLocks xmlns:a="http://schemas.openxmlformats.org/drawingml/2006/main" noChangeAspect="1"/>
             </wp:cNvGraphicFramePr>
@@ -3915,7 +4873,7 @@
                   <pic:spPr bwMode="auto">
                     <a:xfrm>
                       <a:off x="0" y="0"/>
-                      <a:ext cx="5715000" cy="2190750"/>
+                      <a:ext cx="4191000" cy="3048000"/>
                     </a:xfrm>
                     <a:prstGeom prst="rect">
                       <a:avLst/>
@@ -3941,22 +4899,330 @@
           <w:sz w:val="22"/>
           <w:szCs w:val="22"/>
         </w:rPr>
-        <w:t xml:space="preserve">Рис. 10: Кольцевой тест для ẏ = y. Слева — классический Эйлер: возврат уходит ниже истинной y₀ = 1 в точку 0,30 (невязка 0,70). Справа — комплексный 2-шаговый: возврат заметно ближе (невязка 0,36).</w:t>
-      </w:r>
-    </w:p>
-    <w:p>
-      <w:pPr>
-        <w:spacing w:after="100" w:before="60" w:line="360"/>
-        <w:ind w:firstLine="720"/>
-        <w:jc w:val="both"/>
-      </w:pPr>
-      <w:r>
-        <w:rPr>
-          <w:rFonts w:ascii="Times New Roman" w:cs="Times New Roman" w:eastAsia="Times New Roman" w:hAnsi="Times New Roman"/>
-          <w:sz w:val="26"/>
-          <w:szCs w:val="26"/>
-        </w:rPr>
-        <w:t xml:space="preserve">Для гармонического осциллятора ÿ = −y тот же эксперимент показывает дрейф амплитуды для обоих методов, но у комплексного дрейф существенно меньше:</w:t>
+        <w:t xml:space="preserve">Рис. 10: Для λ = −2: точки z = λΔt при разных Δt. При Δt = 1,5 точка уже вышла за круг Эйлера, но всё ещё внутри овала комплексного 2-шагового метода. Это и есть «управляемая устойчивость» в самом простом виде: задавая Δt, мы можем оставаться в зоне устойчивости комплексного метода, оставаясь снаружи зоны классического.</w:t>
+      </w:r>
+    </w:p>
+    <w:p>
+      <w:pPr>
+        <w:pStyle w:val="Heading1"/>
+        <w:spacing w:after="200" w:before="360"/>
+        <w:jc w:val="left"/>
+      </w:pPr>
+      <w:r>
+        <w:rPr>
+          <w:rFonts w:ascii="Times New Roman" w:cs="Times New Roman" w:eastAsia="Times New Roman" w:hAnsi="Times New Roman"/>
+          <w:b/>
+          <w:bCs/>
+          <w:sz w:val="32"/>
+          <w:szCs w:val="32"/>
+        </w:rPr>
+        <w:t xml:space="preserve">17. Реализация управляемой устойчивости в Python</w:t>
+      </w:r>
+    </w:p>
+    <w:p>
+      <w:pPr>
+        <w:spacing w:after="100" w:before="60" w:line="360"/>
+        <w:ind w:firstLine="720"/>
+        <w:jc w:val="both"/>
+      </w:pPr>
+      <w:r>
+        <w:rPr>
+          <w:rFonts w:ascii="Times New Roman" w:cs="Times New Roman" w:eastAsia="Times New Roman" w:hAnsi="Times New Roman"/>
+          <w:sz w:val="26"/>
+          <w:szCs w:val="26"/>
+        </w:rPr>
+        <w:t xml:space="preserve">Модуль complex_euler.py реализует обе функции устойчивости:</w:t>
+      </w:r>
+    </w:p>
+    <w:p>
+      <w:pPr>
+        <w:shd w:fill="F4F4F4" w:val="clear"/>
+        <w:spacing w:after="80" w:before="80"/>
+        <w:jc w:val="left"/>
+      </w:pPr>
+      <w:r>
+        <w:rPr>
+          <w:rFonts w:ascii="Consolas" w:cs="Consolas" w:eastAsia="Consolas" w:hAnsi="Consolas"/>
+          <w:sz w:val="20"/>
+          <w:szCs w:val="20"/>
+        </w:rPr>
+        <w:t xml:space="preserve">def stability_classic(z):</w:t>
+      </w:r>
+      <w:r>
+        <w:rPr>
+          <w:rFonts w:ascii="Consolas" w:cs="Consolas" w:eastAsia="Consolas" w:hAnsi="Consolas"/>
+          <w:sz w:val="20"/>
+          <w:szCs w:val="20"/>
+        </w:rPr>
+        <w:br/>
+        <w:t xml:space="preserve">
+    """Φ(z) = 1 + z — классический Эйлер."""</w:t>
+      </w:r>
+      <w:r>
+        <w:rPr>
+          <w:rFonts w:ascii="Consolas" w:cs="Consolas" w:eastAsia="Consolas" w:hAnsi="Consolas"/>
+          <w:sz w:val="20"/>
+          <w:szCs w:val="20"/>
+        </w:rPr>
+        <w:br/>
+        <w:t xml:space="preserve">
+    return 1.0 + z</w:t>
+      </w:r>
+      <w:r>
+        <w:rPr>
+          <w:rFonts w:ascii="Consolas" w:cs="Consolas" w:eastAsia="Consolas" w:hAnsi="Consolas"/>
+          <w:sz w:val="20"/>
+          <w:szCs w:val="20"/>
+        </w:rPr>
+        <w:br/>
+        <w:t xml:space="preserve">
+</w:t>
+      </w:r>
+      <w:r>
+        <w:rPr>
+          <w:rFonts w:ascii="Consolas" w:cs="Consolas" w:eastAsia="Consolas" w:hAnsi="Consolas"/>
+          <w:sz w:val="20"/>
+          <w:szCs w:val="20"/>
+        </w:rPr>
+        <w:br/>
+        <w:t xml:space="preserve">
+def stability_complex2(z, w1=W1, w2=None):</w:t>
+      </w:r>
+      <w:r>
+        <w:rPr>
+          <w:rFonts w:ascii="Consolas" w:cs="Consolas" w:eastAsia="Consolas" w:hAnsi="Consolas"/>
+          <w:sz w:val="20"/>
+          <w:szCs w:val="20"/>
+        </w:rPr>
+        <w:br/>
+        <w:t xml:space="preserve">
+    """Φ(z) = (1 + w1·z)(1 + w2·z) — общий 2-шаговый Эйлер."""</w:t>
+      </w:r>
+      <w:r>
+        <w:rPr>
+          <w:rFonts w:ascii="Consolas" w:cs="Consolas" w:eastAsia="Consolas" w:hAnsi="Consolas"/>
+          <w:sz w:val="20"/>
+          <w:szCs w:val="20"/>
+        </w:rPr>
+        <w:br/>
+        <w:t xml:space="preserve">
+    if w2 is None:</w:t>
+      </w:r>
+      <w:r>
+        <w:rPr>
+          <w:rFonts w:ascii="Consolas" w:cs="Consolas" w:eastAsia="Consolas" w:hAnsi="Consolas"/>
+          <w:sz w:val="20"/>
+          <w:szCs w:val="20"/>
+        </w:rPr>
+        <w:br/>
+        <w:t xml:space="preserve">
+        w2 = 1.0 - w1</w:t>
+      </w:r>
+      <w:r>
+        <w:rPr>
+          <w:rFonts w:ascii="Consolas" w:cs="Consolas" w:eastAsia="Consolas" w:hAnsi="Consolas"/>
+          <w:sz w:val="20"/>
+          <w:szCs w:val="20"/>
+        </w:rPr>
+        <w:br/>
+        <w:t xml:space="preserve">
+    return (1.0 + w1 * z) * (1.0 + w2 * z)</w:t>
+      </w:r>
+    </w:p>
+    <w:p>
+      <w:pPr>
+        <w:spacing w:after="100" w:before="60" w:line="360"/>
+        <w:ind w:firstLine="720"/>
+        <w:jc w:val="both"/>
+      </w:pPr>
+      <w:r>
+        <w:rPr>
+          <w:rFonts w:ascii="Times New Roman" w:cs="Times New Roman" w:eastAsia="Times New Roman" w:hAnsi="Times New Roman"/>
+          <w:sz w:val="26"/>
+          <w:szCs w:val="26"/>
+        </w:rPr>
+        <w:t xml:space="preserve">Ключевая деталь — обе функции принимают z как массив numpy, поэтому одним вычислением сразу получается матрица |Φ(z)| на полной 600×600 сетке комплексной плоскости. Эту матрицу matplotlib рисует через contourf с уровнем 1: точки, где |Φ| ≤ 1, образуют видимую область устойчивости.</w:t>
+      </w:r>
+    </w:p>
+    <w:p>
+      <w:pPr>
+        <w:spacing w:after="100" w:before="60" w:line="360"/>
+        <w:ind w:firstLine="720"/>
+        <w:jc w:val="both"/>
+      </w:pPr>
+      <w:r>
+        <w:rPr>
+          <w:rFonts w:ascii="Times New Roman" w:cs="Times New Roman" w:eastAsia="Times New Roman" w:hAnsi="Times New Roman"/>
+          <w:sz w:val="26"/>
+          <w:szCs w:val="26"/>
+        </w:rPr>
+        <w:t xml:space="preserve">Кроме того, поскольку complex_two_step_euler принимает ПРОИЗВОЛЬНЫЕ w₁, w₂, эта же реализация позволяет строить области устойчивости для любого выбранного пути — что и используется в §19.</w:t>
+      </w:r>
+    </w:p>
+    <w:p>
+      <w:pPr>
+        <w:pStyle w:val="Heading1"/>
+        <w:spacing w:after="200" w:before="360"/>
+        <w:jc w:val="left"/>
+      </w:pPr>
+      <w:r>
+        <w:rPr>
+          <w:rFonts w:ascii="Times New Roman" w:cs="Times New Roman" w:eastAsia="Times New Roman" w:hAnsi="Times New Roman"/>
+          <w:b/>
+          <w:bCs/>
+          <w:sz w:val="32"/>
+          <w:szCs w:val="32"/>
+        </w:rPr>
+        <w:t xml:space="preserve">18. Интерактивный GUI controllable_stability_gui.py</w:t>
+      </w:r>
+    </w:p>
+    <w:p>
+      <w:pPr>
+        <w:spacing w:after="100" w:before="60" w:line="360"/>
+        <w:ind w:firstLine="720"/>
+        <w:jc w:val="both"/>
+      </w:pPr>
+      <w:r>
+        <w:rPr>
+          <w:rFonts w:ascii="Times New Roman" w:cs="Times New Roman" w:eastAsia="Times New Roman" w:hAnsi="Times New Roman"/>
+          <w:sz w:val="26"/>
+          <w:szCs w:val="26"/>
+        </w:rPr>
+        <w:t xml:space="preserve">Сам GUI устроен так:</w:t>
+      </w:r>
+    </w:p>
+    <w:p>
+      <w:pPr>
+        <w:pStyle w:val="ListParagraph"/>
+        <w:numPr>
+          <w:ilvl w:val="0"/>
+          <w:numId w:val="3"/>
+        </w:numPr>
+        <w:spacing w:after="60" w:before="60" w:line="340"/>
+      </w:pPr>
+      <w:r>
+        <w:rPr>
+          <w:rFonts w:ascii="Times New Roman" w:cs="Times New Roman" w:eastAsia="Times New Roman" w:hAnsi="Times New Roman"/>
+          <w:sz w:val="26"/>
+          <w:szCs w:val="26"/>
+        </w:rPr>
+        <w:t xml:space="preserve">Три ползунка снизу: Re(λ), Im(λ), Δt;</w:t>
+      </w:r>
+    </w:p>
+    <w:p>
+      <w:pPr>
+        <w:pStyle w:val="ListParagraph"/>
+        <w:numPr>
+          <w:ilvl w:val="0"/>
+          <w:numId w:val="3"/>
+        </w:numPr>
+        <w:spacing w:after="60" w:before="60" w:line="340"/>
+      </w:pPr>
+      <w:r>
+        <w:rPr>
+          <w:rFonts w:ascii="Times New Roman" w:cs="Times New Roman" w:eastAsia="Times New Roman" w:hAnsi="Times New Roman"/>
+          <w:sz w:val="26"/>
+          <w:szCs w:val="26"/>
+        </w:rPr>
+        <w:t xml:space="preserve">Левая панель — комплексная плоскость с границами устойчивости и красной точкой z = λΔt;</w:t>
+      </w:r>
+    </w:p>
+    <w:p>
+      <w:pPr>
+        <w:pStyle w:val="ListParagraph"/>
+        <w:numPr>
+          <w:ilvl w:val="0"/>
+          <w:numId w:val="3"/>
+        </w:numPr>
+        <w:spacing w:after="60" w:before="60" w:line="340"/>
+      </w:pPr>
+      <w:r>
+        <w:rPr>
+          <w:rFonts w:ascii="Times New Roman" w:cs="Times New Roman" w:eastAsia="Times New Roman" w:hAnsi="Times New Roman"/>
+          <w:sz w:val="26"/>
+          <w:szCs w:val="26"/>
+        </w:rPr>
+        <w:t xml:space="preserve">Правая панель — реальное численное решение пробной задачи ẏ = λy обоими методами для текущих (λ, Δt);</w:t>
+      </w:r>
+    </w:p>
+    <w:p>
+      <w:pPr>
+        <w:pStyle w:val="ListParagraph"/>
+        <w:numPr>
+          <w:ilvl w:val="0"/>
+          <w:numId w:val="3"/>
+        </w:numPr>
+        <w:spacing w:after="60" w:before="60" w:line="340"/>
+      </w:pPr>
+      <w:r>
+        <w:rPr>
+          <w:rFonts w:ascii="Times New Roman" w:cs="Times New Roman" w:eastAsia="Times New Roman" w:hAnsi="Times New Roman"/>
+          <w:sz w:val="26"/>
+          <w:szCs w:val="26"/>
+        </w:rPr>
+        <w:t xml:space="preserve">Под графиками — численные значения |Φ_classic(z)|, |Φ_complex(z)| и вердикт «устойчив»/«НЕУСТОЙЧИВ» по каждому методу.</w:t>
+      </w:r>
+    </w:p>
+    <w:p>
+      <w:pPr>
+        <w:spacing w:after="100" w:before="60" w:line="360"/>
+        <w:ind w:firstLine="720"/>
+        <w:jc w:val="both"/>
+      </w:pPr>
+      <w:r>
+        <w:rPr>
+          <w:rFonts w:ascii="Times New Roman" w:cs="Times New Roman" w:eastAsia="Times New Roman" w:hAnsi="Times New Roman"/>
+          <w:sz w:val="26"/>
+          <w:szCs w:val="26"/>
+        </w:rPr>
+        <w:t xml:space="preserve">При движении любого ползунка картинка перерисовывается мгновенно — пользователь буквально «крутит» точку λΔt по комплексной плоскости и в реальном времени наблюдает, как метод теряет или восстанавливает устойчивость.</w:t>
+      </w:r>
+    </w:p>
+    <w:p>
+      <w:pPr>
+        <w:spacing w:after="100" w:before="60" w:line="360"/>
+        <w:ind w:firstLine="720"/>
+        <w:jc w:val="both"/>
+      </w:pPr>
+      <w:r>
+        <w:rPr>
+          <w:rFonts w:ascii="Times New Roman" w:cs="Times New Roman" w:eastAsia="Times New Roman" w:hAnsi="Times New Roman"/>
+          <w:sz w:val="26"/>
+          <w:szCs w:val="26"/>
+        </w:rPr>
+        <w:t xml:space="preserve">Для отчёта выбраны три характерных «снимка» этого GUI, показывающие три качественно разных режима:</w:t>
+      </w:r>
+    </w:p>
+    <w:p>
+      <w:pPr>
+        <w:pStyle w:val="Heading2"/>
+        <w:spacing w:after="160" w:before="240"/>
+        <w:jc w:val="left"/>
+      </w:pPr>
+      <w:r>
+        <w:rPr>
+          <w:rFonts w:ascii="Times New Roman" w:cs="Times New Roman" w:eastAsia="Times New Roman" w:hAnsi="Times New Roman"/>
+          <w:b/>
+          <w:bCs/>
+          <w:sz w:val="28"/>
+          <w:szCs w:val="28"/>
+        </w:rPr>
+        <w:t xml:space="preserve">18.1. Сценарий A1 — обе области покрывают λΔt</w:t>
+      </w:r>
+    </w:p>
+    <w:p>
+      <w:pPr>
+        <w:spacing w:after="100" w:before="60" w:line="360"/>
+        <w:ind w:firstLine="720"/>
+        <w:jc w:val="both"/>
+      </w:pPr>
+      <w:r>
+        <w:rPr>
+          <w:rFonts w:ascii="Times New Roman" w:cs="Times New Roman" w:eastAsia="Times New Roman" w:hAnsi="Times New Roman"/>
+          <w:sz w:val="26"/>
+          <w:szCs w:val="26"/>
+        </w:rPr>
+        <w:t xml:space="preserve">При λ = −0,8 и Δt = 1,0 точка z = −0,8 лежит глубоко внутри обеих областей. Численное решение монотонно затухает к нулю, оба метода устойчивы. Это «нормальный» режим работы.</w:t>
       </w:r>
     </w:p>
     <w:p>
@@ -3967,9 +5233,9 @@
       <w:r>
         <w:drawing>
           <wp:inline distT="0" distB="0" distL="0" distR="0">
-            <wp:extent cx="5715000" cy="2190750"/>
+            <wp:extent cx="5715000" cy="2381250"/>
             <wp:effectExtent t="0" r="0" b="0" l="0"/>
-            <wp:docPr id="1" name="ring_test_path_shm.png" descr="Рис. 11: Кольцевой тест для ÿ = −y. Классический Эйлер заметно «раскручивает» амплитуду; комплексный 2-шаговый удерживает её гораздо лучше." title="Рис. 11: Кольцевой тест для ÿ = −y. Классический Эйлер заметно «раскручивает» амплитуду; комплексный 2-шаговый удерживает её гораздо лучше."/>
+            <wp:docPr id="1" name="cs_A1_inside.png" descr="Рис. 11: Сценарий A1: λ = −0,8, Δt = 1,0. Оба метода устойчивы (|Φ_classic| = 0,20; |Φ_complex| = 0,28). Численные кривые отлично согласуются с точным e^{λt}." title="Рис. 11: Сценарий A1: λ = −0,8, Δt = 1,0. Оба метода устойчивы (|Φ_classic| = 0,20; |Φ_complex| = 0,28). Численные кривые отлично согласуются с точным e^{λt}."/>
             <wp:cNvGraphicFramePr>
               <a:graphicFrameLocks xmlns:a="http://schemas.openxmlformats.org/drawingml/2006/main" noChangeAspect="1"/>
             </wp:cNvGraphicFramePr>
@@ -3992,7 +5258,7 @@
                   <pic:spPr bwMode="auto">
                     <a:xfrm>
                       <a:off x="0" y="0"/>
-                      <a:ext cx="5715000" cy="2190750"/>
+                      <a:ext cx="5715000" cy="2381250"/>
                     </a:xfrm>
                     <a:prstGeom prst="rect">
                       <a:avLst/>
@@ -4018,22 +5284,39 @@
           <w:sz w:val="22"/>
           <w:szCs w:val="22"/>
         </w:rPr>
-        <w:t xml:space="preserve">Рис. 11: Кольцевой тест для ÿ = −y. Классический Эйлер заметно «раскручивает» амплитуду; комплексный 2-шаговый удерживает её гораздо лучше.</w:t>
-      </w:r>
-    </w:p>
-    <w:p>
-      <w:pPr>
-        <w:spacing w:after="100" w:before="60" w:line="360"/>
-        <w:ind w:firstLine="720"/>
-        <w:jc w:val="both"/>
-      </w:pPr>
-      <w:r>
-        <w:rPr>
-          <w:rFonts w:ascii="Times New Roman" w:cs="Times New Roman" w:eastAsia="Times New Roman" w:hAnsi="Times New Roman"/>
-          <w:sz w:val="26"/>
-          <w:szCs w:val="26"/>
-        </w:rPr>
-        <w:t xml:space="preserve">Построив зависимость невязки кольца от шага Δt в log-log координатах, мы получаем количественное подтверждение порядков: пунктирные линии классического Эйлера идут с наклоном ≈ 1, а сплошные линии комплексного метода — с наклоном ≈ 2.</w:t>
+        <w:t xml:space="preserve">Рис. 11: Сценарий A1: λ = −0,8, Δt = 1,0. Оба метода устойчивы (|Φ_classic| = 0,20; |Φ_complex| = 0,28). Численные кривые отлично согласуются с точным e^{λt}.</w:t>
+      </w:r>
+    </w:p>
+    <w:p>
+      <w:pPr>
+        <w:pStyle w:val="Heading2"/>
+        <w:spacing w:after="160" w:before="240"/>
+        <w:jc w:val="left"/>
+      </w:pPr>
+      <w:r>
+        <w:rPr>
+          <w:rFonts w:ascii="Times New Roman" w:cs="Times New Roman" w:eastAsia="Times New Roman" w:hAnsi="Times New Roman"/>
+          <w:b/>
+          <w:bCs/>
+          <w:sz w:val="28"/>
+          <w:szCs w:val="28"/>
+        </w:rPr>
+        <w:t xml:space="preserve">18.2. Сценарий A2 — классический неустойчив, комплексный ещё нет</w:t>
+      </w:r>
+    </w:p>
+    <w:p>
+      <w:pPr>
+        <w:spacing w:after="100" w:before="60" w:line="360"/>
+        <w:ind w:firstLine="720"/>
+        <w:jc w:val="both"/>
+      </w:pPr>
+      <w:r>
+        <w:rPr>
+          <w:rFonts w:ascii="Times New Roman" w:cs="Times New Roman" w:eastAsia="Times New Roman" w:hAnsi="Times New Roman"/>
+          <w:sz w:val="26"/>
+          <w:szCs w:val="26"/>
+        </w:rPr>
+        <w:t xml:space="preserve">Самый показательный сценарий: λ = −0,5 + 1,5i, Δt = 1,0. Точка z = −0,5 + 1,5i ВЫШЛА за единичный круг (|1+z| ≈ 1,58 &gt; 1), но ещё внутри овала комплексного метода (|Φ_complex| ≈ 0,90 &lt; 1).</w:t>
       </w:r>
     </w:p>
     <w:p>
@@ -4044,9 +5327,9 @@
       <w:r>
         <w:drawing>
           <wp:inline distT="0" distB="0" distL="0" distR="0">
-            <wp:extent cx="5143500" cy="3810000"/>
+            <wp:extent cx="5715000" cy="2381250"/>
             <wp:effectExtent t="0" r="0" b="0" l="0"/>
-            <wp:docPr id="1" name="ring_test_convergence.png" descr="Рис. 12: Зависимость невязки кольца от Δt. Пунктиры — классический Эйлер (наклон 1), сплошные — комплексный 2-шаговый (наклон 2)." title="Рис. 12: Зависимость невязки кольца от Δt. Пунктиры — классический Эйлер (наклон 1), сплошные — комплексный 2-шаговый (наклон 2)."/>
+            <wp:docPr id="1" name="cs_A2_classic_unstable.png" descr="Рис. 12: Сценарий A2: λ = −0,5 + 1,5i, Δt = 1,0. Классический Эйлер показывает растущие осцилляции (|Φ| = 1,58), комплексный 2-шаговый плавно затухает (|Φ| = 0,90). Это и есть «практическое расширение» области устойчивости за счёт перехода в комплексную плоскость." title="Рис. 12: Сценарий A2: λ = −0,5 + 1,5i, Δt = 1,0. Классический Эйлер показывает растущие осцилляции (|Φ| = 1,58), комплексный 2-шаговый плавно затухает (|Φ| = 0,90). Это и есть «практическое расширение» области устойчивости за счёт перехода в комплексную плоскость."/>
             <wp:cNvGraphicFramePr>
               <a:graphicFrameLocks xmlns:a="http://schemas.openxmlformats.org/drawingml/2006/main" noChangeAspect="1"/>
             </wp:cNvGraphicFramePr>
@@ -4069,7 +5352,7 @@
                   <pic:spPr bwMode="auto">
                     <a:xfrm>
                       <a:off x="0" y="0"/>
-                      <a:ext cx="5143500" cy="3810000"/>
+                      <a:ext cx="5715000" cy="2381250"/>
                     </a:xfrm>
                     <a:prstGeom prst="rect">
                       <a:avLst/>
@@ -4095,720 +5378,28 @@
           <w:sz w:val="22"/>
           <w:szCs w:val="22"/>
         </w:rPr>
-        <w:t xml:space="preserve">Рис. 12: Зависимость невязки кольца от Δt. Пунктиры — классический Эйлер (наклон 1), сплошные — комплексный 2-шаговый (наклон 2).</w:t>
-      </w:r>
-    </w:p>
-    <w:p>
-      <w:pPr>
-        <w:spacing w:after="100" w:before="60" w:line="360"/>
-        <w:ind w:firstLine="720"/>
-        <w:jc w:val="both"/>
-      </w:pPr>
-      <w:r>
-        <w:rPr>
-          <w:rFonts w:ascii="Times New Roman" w:cs="Times New Roman" w:eastAsia="Times New Roman" w:hAnsi="Times New Roman"/>
-          <w:sz w:val="26"/>
-          <w:szCs w:val="26"/>
-        </w:rPr>
-        <w:t xml:space="preserve">Сводка результатов при n_macro = 64:</w:t>
-      </w:r>
-    </w:p>
-    <w:tbl>
-      <w:tblPr>
-        <w:tblW w:type="dxa" w:w="8800"/>
-        <w:tblBorders>
-          <w:top w:val="single" w:color="auto" w:sz="4"/>
-          <w:left w:val="single" w:color="auto" w:sz="4"/>
-          <w:bottom w:val="single" w:color="auto" w:sz="4"/>
-          <w:right w:val="single" w:color="auto" w:sz="4"/>
-          <w:insideH w:val="single" w:color="auto" w:sz="4"/>
-          <w:insideV w:val="single" w:color="auto" w:sz="4"/>
-        </w:tblBorders>
-      </w:tblPr>
-      <w:tblGrid>
-        <w:gridCol w:w="2800"/>
-        <w:gridCol w:w="2000"/>
-        <w:gridCol w:w="2000"/>
-        <w:gridCol w:w="2000"/>
-      </w:tblGrid>
-      <w:tr>
-        <w:trPr>
-          <w:tblHeader/>
-        </w:trPr>
-        <w:tc>
-          <w:tcPr>
-            <w:tcW w:type="dxa" w:w="2800"/>
-            <w:shd w:fill="EEEEEE" w:val="clear"/>
-            <w:tcMar>
-              <w:top w:type="dxa" w:w="80"/>
-              <w:left w:type="dxa" w:w="120"/>
-              <w:bottom w:type="dxa" w:w="80"/>
-              <w:right w:type="dxa" w:w="120"/>
-            </w:tcMar>
-          </w:tcPr>
-          <w:p>
-            <w:pPr>
-              <w:jc w:val="left"/>
-            </w:pPr>
-            <w:r>
-              <w:rPr>
-                <w:rFonts w:ascii="Times New Roman" w:cs="Times New Roman" w:eastAsia="Times New Roman" w:hAnsi="Times New Roman"/>
-                <w:b/>
-                <w:bCs/>
-                <w:sz w:val="24"/>
-                <w:szCs w:val="24"/>
-              </w:rPr>
-              <w:t xml:space="preserve">Уравнение</w:t>
-            </w:r>
-          </w:p>
-        </w:tc>
-        <w:tc>
-          <w:tcPr>
-            <w:tcW w:type="dxa" w:w="2000"/>
-            <w:shd w:fill="EEEEEE" w:val="clear"/>
-            <w:tcMar>
-              <w:top w:type="dxa" w:w="80"/>
-              <w:left w:type="dxa" w:w="120"/>
-              <w:bottom w:type="dxa" w:w="80"/>
-              <w:right w:type="dxa" w:w="120"/>
-            </w:tcMar>
-          </w:tcPr>
-          <w:p>
-            <w:pPr>
-              <w:jc w:val="center"/>
-            </w:pPr>
-            <w:r>
-              <w:rPr>
-                <w:rFonts w:ascii="Times New Roman" w:cs="Times New Roman" w:eastAsia="Times New Roman" w:hAnsi="Times New Roman"/>
-                <w:b/>
-                <w:bCs/>
-                <w:sz w:val="24"/>
-                <w:szCs w:val="24"/>
-              </w:rPr>
-              <w:t xml:space="preserve">Невязка классич.</w:t>
-            </w:r>
-          </w:p>
-        </w:tc>
-        <w:tc>
-          <w:tcPr>
-            <w:tcW w:type="dxa" w:w="2000"/>
-            <w:shd w:fill="EEEEEE" w:val="clear"/>
-            <w:tcMar>
-              <w:top w:type="dxa" w:w="80"/>
-              <w:left w:type="dxa" w:w="120"/>
-              <w:bottom w:type="dxa" w:w="80"/>
-              <w:right w:type="dxa" w:w="120"/>
-            </w:tcMar>
-          </w:tcPr>
-          <w:p>
-            <w:pPr>
-              <w:jc w:val="center"/>
-            </w:pPr>
-            <w:r>
-              <w:rPr>
-                <w:rFonts w:ascii="Times New Roman" w:cs="Times New Roman" w:eastAsia="Times New Roman" w:hAnsi="Times New Roman"/>
-                <w:b/>
-                <w:bCs/>
-                <w:sz w:val="24"/>
-                <w:szCs w:val="24"/>
-              </w:rPr>
-              <w:t xml:space="preserve">Невязка компл.</w:t>
-            </w:r>
-          </w:p>
-        </w:tc>
-        <w:tc>
-          <w:tcPr>
-            <w:tcW w:type="dxa" w:w="2000"/>
-            <w:shd w:fill="EEEEEE" w:val="clear"/>
-            <w:tcMar>
-              <w:top w:type="dxa" w:w="80"/>
-              <w:left w:type="dxa" w:w="120"/>
-              <w:bottom w:type="dxa" w:w="80"/>
-              <w:right w:type="dxa" w:w="120"/>
-            </w:tcMar>
-          </w:tcPr>
-          <w:p>
-            <w:pPr>
-              <w:jc w:val="center"/>
-            </w:pPr>
-            <w:r>
-              <w:rPr>
-                <w:rFonts w:ascii="Times New Roman" w:cs="Times New Roman" w:eastAsia="Times New Roman" w:hAnsi="Times New Roman"/>
-                <w:b/>
-                <w:bCs/>
-                <w:sz w:val="24"/>
-                <w:szCs w:val="24"/>
-              </w:rPr>
-              <w:t xml:space="preserve">Улучшение</w:t>
-            </w:r>
-          </w:p>
-        </w:tc>
-      </w:tr>
-      <w:tr>
-        <w:trPr>
-          <w:tblHeader w:val="false"/>
-        </w:trPr>
-        <w:tc>
-          <w:tcPr>
-            <w:tcW w:type="dxa" w:w="2800"/>
-            <w:tcMar>
-              <w:top w:type="dxa" w:w="80"/>
-              <w:left w:type="dxa" w:w="120"/>
-              <w:bottom w:type="dxa" w:w="80"/>
-              <w:right w:type="dxa" w:w="120"/>
-            </w:tcMar>
-          </w:tcPr>
-          <w:p>
-            <w:pPr>
-              <w:jc w:val="left"/>
-            </w:pPr>
-            <w:r>
-              <w:rPr>
-                <w:rFonts w:ascii="Times New Roman" w:cs="Times New Roman" w:eastAsia="Times New Roman" w:hAnsi="Times New Roman"/>
-                <w:b w:val="false"/>
-                <w:bCs w:val="false"/>
-                <w:sz w:val="24"/>
-                <w:szCs w:val="24"/>
-              </w:rPr>
-              <w:t xml:space="preserve">ẏ = y</w:t>
-            </w:r>
-          </w:p>
-        </w:tc>
-        <w:tc>
-          <w:tcPr>
-            <w:tcW w:type="dxa" w:w="2000"/>
-            <w:tcMar>
-              <w:top w:type="dxa" w:w="80"/>
-              <w:left w:type="dxa" w:w="120"/>
-              <w:bottom w:type="dxa" w:w="80"/>
-              <w:right w:type="dxa" w:w="120"/>
-            </w:tcMar>
-          </w:tcPr>
-          <w:p>
-            <w:pPr>
-              <w:jc w:val="center"/>
-            </w:pPr>
-            <w:r>
-              <w:rPr>
-                <w:rFonts w:ascii="Times New Roman" w:cs="Times New Roman" w:eastAsia="Times New Roman" w:hAnsi="Times New Roman"/>
-                <w:b w:val="false"/>
-                <w:bCs w:val="false"/>
-                <w:sz w:val="24"/>
-                <w:szCs w:val="24"/>
-              </w:rPr>
-              <w:t xml:space="preserve">6,79·10⁻²</w:t>
-            </w:r>
-          </w:p>
-        </w:tc>
-        <w:tc>
-          <w:tcPr>
-            <w:tcW w:type="dxa" w:w="2000"/>
-            <w:tcMar>
-              <w:top w:type="dxa" w:w="80"/>
-              <w:left w:type="dxa" w:w="120"/>
-              <w:bottom w:type="dxa" w:w="80"/>
-              <w:right w:type="dxa" w:w="120"/>
-            </w:tcMar>
-          </w:tcPr>
-          <w:p>
-            <w:pPr>
-              <w:jc w:val="center"/>
-            </w:pPr>
-            <w:r>
-              <w:rPr>
-                <w:rFonts w:ascii="Times New Roman" w:cs="Times New Roman" w:eastAsia="Times New Roman" w:hAnsi="Times New Roman"/>
-                <w:b w:val="false"/>
-                <w:bCs w:val="false"/>
-                <w:sz w:val="24"/>
-                <w:szCs w:val="24"/>
-              </w:rPr>
-              <w:t xml:space="preserve">7,73·10⁻⁵</w:t>
-            </w:r>
-          </w:p>
-        </w:tc>
-        <w:tc>
-          <w:tcPr>
-            <w:tcW w:type="dxa" w:w="2000"/>
-            <w:tcMar>
-              <w:top w:type="dxa" w:w="80"/>
-              <w:left w:type="dxa" w:w="120"/>
-              <w:bottom w:type="dxa" w:w="80"/>
-              <w:right w:type="dxa" w:w="120"/>
-            </w:tcMar>
-          </w:tcPr>
-          <w:p>
-            <w:pPr>
-              <w:jc w:val="center"/>
-            </w:pPr>
-            <w:r>
-              <w:rPr>
-                <w:rFonts w:ascii="Times New Roman" w:cs="Times New Roman" w:eastAsia="Times New Roman" w:hAnsi="Times New Roman"/>
-                <w:b w:val="false"/>
-                <w:bCs w:val="false"/>
-                <w:sz w:val="24"/>
-                <w:szCs w:val="24"/>
-              </w:rPr>
-              <w:t xml:space="preserve">×879</w:t>
-            </w:r>
-          </w:p>
-        </w:tc>
-      </w:tr>
-      <w:tr>
-        <w:trPr>
-          <w:tblHeader w:val="false"/>
-        </w:trPr>
-        <w:tc>
-          <w:tcPr>
-            <w:tcW w:type="dxa" w:w="2800"/>
-            <w:tcMar>
-              <w:top w:type="dxa" w:w="80"/>
-              <w:left w:type="dxa" w:w="120"/>
-              <w:bottom w:type="dxa" w:w="80"/>
-              <w:right w:type="dxa" w:w="120"/>
-            </w:tcMar>
-          </w:tcPr>
-          <w:p>
-            <w:pPr>
-              <w:jc w:val="left"/>
-            </w:pPr>
-            <w:r>
-              <w:rPr>
-                <w:rFonts w:ascii="Times New Roman" w:cs="Times New Roman" w:eastAsia="Times New Roman" w:hAnsi="Times New Roman"/>
-                <w:b w:val="false"/>
-                <w:bCs w:val="false"/>
-                <w:sz w:val="24"/>
-                <w:szCs w:val="24"/>
-              </w:rPr>
-              <w:t xml:space="preserve">ẏ = y²</w:t>
-            </w:r>
-          </w:p>
-        </w:tc>
-        <w:tc>
-          <w:tcPr>
-            <w:tcW w:type="dxa" w:w="2000"/>
-            <w:tcMar>
-              <w:top w:type="dxa" w:w="80"/>
-              <w:left w:type="dxa" w:w="120"/>
-              <w:bottom w:type="dxa" w:w="80"/>
-              <w:right w:type="dxa" w:w="120"/>
-            </w:tcMar>
-          </w:tcPr>
-          <w:p>
-            <w:pPr>
-              <w:jc w:val="center"/>
-            </w:pPr>
-            <w:r>
-              <w:rPr>
-                <w:rFonts w:ascii="Times New Roman" w:cs="Times New Roman" w:eastAsia="Times New Roman" w:hAnsi="Times New Roman"/>
-                <w:b w:val="false"/>
-                <w:bCs w:val="false"/>
-                <w:sz w:val="24"/>
-                <w:szCs w:val="24"/>
-              </w:rPr>
-              <w:t xml:space="preserve">5,37·10⁻³</w:t>
-            </w:r>
-          </w:p>
-        </w:tc>
-        <w:tc>
-          <w:tcPr>
-            <w:tcW w:type="dxa" w:w="2000"/>
-            <w:tcMar>
-              <w:top w:type="dxa" w:w="80"/>
-              <w:left w:type="dxa" w:w="120"/>
-              <w:bottom w:type="dxa" w:w="80"/>
-              <w:right w:type="dxa" w:w="120"/>
-            </w:tcMar>
-          </w:tcPr>
-          <w:p>
-            <w:pPr>
-              <w:jc w:val="center"/>
-            </w:pPr>
-            <w:r>
-              <w:rPr>
-                <w:rFonts w:ascii="Times New Roman" w:cs="Times New Roman" w:eastAsia="Times New Roman" w:hAnsi="Times New Roman"/>
-                <w:b w:val="false"/>
-                <w:bCs w:val="false"/>
-                <w:sz w:val="24"/>
-                <w:szCs w:val="24"/>
-              </w:rPr>
-              <w:t xml:space="preserve">1,79·10⁻⁶</w:t>
-            </w:r>
-          </w:p>
-        </w:tc>
-        <w:tc>
-          <w:tcPr>
-            <w:tcW w:type="dxa" w:w="2000"/>
-            <w:tcMar>
-              <w:top w:type="dxa" w:w="80"/>
-              <w:left w:type="dxa" w:w="120"/>
-              <w:bottom w:type="dxa" w:w="80"/>
-              <w:right w:type="dxa" w:w="120"/>
-            </w:tcMar>
-          </w:tcPr>
-          <w:p>
-            <w:pPr>
-              <w:jc w:val="center"/>
-            </w:pPr>
-            <w:r>
-              <w:rPr>
-                <w:rFonts w:ascii="Times New Roman" w:cs="Times New Roman" w:eastAsia="Times New Roman" w:hAnsi="Times New Roman"/>
-                <w:b w:val="false"/>
-                <w:bCs w:val="false"/>
-                <w:sz w:val="24"/>
-                <w:szCs w:val="24"/>
-              </w:rPr>
-              <w:t xml:space="preserve">×3001</w:t>
-            </w:r>
-          </w:p>
-        </w:tc>
-      </w:tr>
-      <w:tr>
-        <w:trPr>
-          <w:tblHeader w:val="false"/>
-        </w:trPr>
-        <w:tc>
-          <w:tcPr>
-            <w:tcW w:type="dxa" w:w="2800"/>
-            <w:tcMar>
-              <w:top w:type="dxa" w:w="80"/>
-              <w:left w:type="dxa" w:w="120"/>
-              <w:bottom w:type="dxa" w:w="80"/>
-              <w:right w:type="dxa" w:w="120"/>
-            </w:tcMar>
-          </w:tcPr>
-          <w:p>
-            <w:pPr>
-              <w:jc w:val="left"/>
-            </w:pPr>
-            <w:r>
-              <w:rPr>
-                <w:rFonts w:ascii="Times New Roman" w:cs="Times New Roman" w:eastAsia="Times New Roman" w:hAnsi="Times New Roman"/>
-                <w:b w:val="false"/>
-                <w:bCs w:val="false"/>
-                <w:sz w:val="24"/>
-                <w:szCs w:val="24"/>
-              </w:rPr>
-              <w:t xml:space="preserve">ẏ = 4y sin³t cos t</w:t>
-            </w:r>
-          </w:p>
-        </w:tc>
-        <w:tc>
-          <w:tcPr>
-            <w:tcW w:type="dxa" w:w="2000"/>
-            <w:tcMar>
-              <w:top w:type="dxa" w:w="80"/>
-              <w:left w:type="dxa" w:w="120"/>
-              <w:bottom w:type="dxa" w:w="80"/>
-              <w:right w:type="dxa" w:w="120"/>
-            </w:tcMar>
-          </w:tcPr>
-          <w:p>
-            <w:pPr>
-              <w:jc w:val="center"/>
-            </w:pPr>
-            <w:r>
-              <w:rPr>
-                <w:rFonts w:ascii="Times New Roman" w:cs="Times New Roman" w:eastAsia="Times New Roman" w:hAnsi="Times New Roman"/>
-                <w:b w:val="false"/>
-                <w:bCs w:val="false"/>
-                <w:sz w:val="24"/>
-                <w:szCs w:val="24"/>
-              </w:rPr>
-              <w:t xml:space="preserve">7,72·10⁻²</w:t>
-            </w:r>
-          </w:p>
-        </w:tc>
-        <w:tc>
-          <w:tcPr>
-            <w:tcW w:type="dxa" w:w="2000"/>
-            <w:tcMar>
-              <w:top w:type="dxa" w:w="80"/>
-              <w:left w:type="dxa" w:w="120"/>
-              <w:bottom w:type="dxa" w:w="80"/>
-              <w:right w:type="dxa" w:w="120"/>
-            </w:tcMar>
-          </w:tcPr>
-          <w:p>
-            <w:pPr>
-              <w:jc w:val="center"/>
-            </w:pPr>
-            <w:r>
-              <w:rPr>
-                <w:rFonts w:ascii="Times New Roman" w:cs="Times New Roman" w:eastAsia="Times New Roman" w:hAnsi="Times New Roman"/>
-                <w:b w:val="false"/>
-                <w:bCs w:val="false"/>
-                <w:sz w:val="24"/>
-                <w:szCs w:val="24"/>
-              </w:rPr>
-              <w:t xml:space="preserve">1,60·10⁻⁴</w:t>
-            </w:r>
-          </w:p>
-        </w:tc>
-        <w:tc>
-          <w:tcPr>
-            <w:tcW w:type="dxa" w:w="2000"/>
-            <w:tcMar>
-              <w:top w:type="dxa" w:w="80"/>
-              <w:left w:type="dxa" w:w="120"/>
-              <w:bottom w:type="dxa" w:w="80"/>
-              <w:right w:type="dxa" w:w="120"/>
-            </w:tcMar>
-          </w:tcPr>
-          <w:p>
-            <w:pPr>
-              <w:jc w:val="center"/>
-            </w:pPr>
-            <w:r>
-              <w:rPr>
-                <w:rFonts w:ascii="Times New Roman" w:cs="Times New Roman" w:eastAsia="Times New Roman" w:hAnsi="Times New Roman"/>
-                <w:b w:val="false"/>
-                <w:bCs w:val="false"/>
-                <w:sz w:val="24"/>
-                <w:szCs w:val="24"/>
-              </w:rPr>
-              <w:t xml:space="preserve">×483</w:t>
-            </w:r>
-          </w:p>
-        </w:tc>
-      </w:tr>
-      <w:tr>
-        <w:trPr>
-          <w:tblHeader w:val="false"/>
-        </w:trPr>
-        <w:tc>
-          <w:tcPr>
-            <w:tcW w:type="dxa" w:w="2800"/>
-            <w:tcMar>
-              <w:top w:type="dxa" w:w="80"/>
-              <w:left w:type="dxa" w:w="120"/>
-              <w:bottom w:type="dxa" w:w="80"/>
-              <w:right w:type="dxa" w:w="120"/>
-            </w:tcMar>
-          </w:tcPr>
-          <w:p>
-            <w:pPr>
-              <w:jc w:val="left"/>
-            </w:pPr>
-            <w:r>
-              <w:rPr>
-                <w:rFonts w:ascii="Times New Roman" w:cs="Times New Roman" w:eastAsia="Times New Roman" w:hAnsi="Times New Roman"/>
-                <w:b w:val="false"/>
-                <w:bCs w:val="false"/>
-                <w:sz w:val="24"/>
-                <w:szCs w:val="24"/>
-              </w:rPr>
-              <w:t xml:space="preserve">ẏ = cos t</w:t>
-            </w:r>
-          </w:p>
-        </w:tc>
-        <w:tc>
-          <w:tcPr>
-            <w:tcW w:type="dxa" w:w="2000"/>
-            <w:tcMar>
-              <w:top w:type="dxa" w:w="80"/>
-              <w:left w:type="dxa" w:w="120"/>
-              <w:bottom w:type="dxa" w:w="80"/>
-              <w:right w:type="dxa" w:w="120"/>
-            </w:tcMar>
-          </w:tcPr>
-          <w:p>
-            <w:pPr>
-              <w:jc w:val="center"/>
-            </w:pPr>
-            <w:r>
-              <w:rPr>
-                <w:rFonts w:ascii="Times New Roman" w:cs="Times New Roman" w:eastAsia="Times New Roman" w:hAnsi="Times New Roman"/>
-                <w:b w:val="false"/>
-                <w:bCs w:val="false"/>
-                <w:sz w:val="24"/>
-                <w:szCs w:val="24"/>
-              </w:rPr>
-              <w:t xml:space="preserve">≈10⁻¹⁶</w:t>
-            </w:r>
-          </w:p>
-        </w:tc>
-        <w:tc>
-          <w:tcPr>
-            <w:tcW w:type="dxa" w:w="2000"/>
-            <w:tcMar>
-              <w:top w:type="dxa" w:w="80"/>
-              <w:left w:type="dxa" w:w="120"/>
-              <w:bottom w:type="dxa" w:w="80"/>
-              <w:right w:type="dxa" w:w="120"/>
-            </w:tcMar>
-          </w:tcPr>
-          <w:p>
-            <w:pPr>
-              <w:jc w:val="center"/>
-            </w:pPr>
-            <w:r>
-              <w:rPr>
-                <w:rFonts w:ascii="Times New Roman" w:cs="Times New Roman" w:eastAsia="Times New Roman" w:hAnsi="Times New Roman"/>
-                <w:b w:val="false"/>
-                <w:bCs w:val="false"/>
-                <w:sz w:val="24"/>
-                <w:szCs w:val="24"/>
-              </w:rPr>
-              <w:t xml:space="preserve">≈10⁻¹⁶</w:t>
-            </w:r>
-          </w:p>
-        </w:tc>
-        <w:tc>
-          <w:tcPr>
-            <w:tcW w:type="dxa" w:w="2000"/>
-            <w:tcMar>
-              <w:top w:type="dxa" w:w="80"/>
-              <w:left w:type="dxa" w:w="120"/>
-              <w:bottom w:type="dxa" w:w="80"/>
-              <w:right w:type="dxa" w:w="120"/>
-            </w:tcMar>
-          </w:tcPr>
-          <w:p>
-            <w:pPr>
-              <w:jc w:val="center"/>
-            </w:pPr>
-            <w:r>
-              <w:rPr>
-                <w:rFonts w:ascii="Times New Roman" w:cs="Times New Roman" w:eastAsia="Times New Roman" w:hAnsi="Times New Roman"/>
-                <w:b w:val="false"/>
-                <w:bCs w:val="false"/>
-                <w:sz w:val="24"/>
-                <w:szCs w:val="24"/>
-              </w:rPr>
-              <w:t xml:space="preserve">(машин. точность)</w:t>
-            </w:r>
-          </w:p>
-        </w:tc>
-      </w:tr>
-      <w:tr>
-        <w:trPr>
-          <w:tblHeader w:val="false"/>
-        </w:trPr>
-        <w:tc>
-          <w:tcPr>
-            <w:tcW w:type="dxa" w:w="2800"/>
-            <w:tcMar>
-              <w:top w:type="dxa" w:w="80"/>
-              <w:left w:type="dxa" w:w="120"/>
-              <w:bottom w:type="dxa" w:w="80"/>
-              <w:right w:type="dxa" w:w="120"/>
-            </w:tcMar>
-          </w:tcPr>
-          <w:p>
-            <w:pPr>
-              <w:jc w:val="left"/>
-            </w:pPr>
-            <w:r>
-              <w:rPr>
-                <w:rFonts w:ascii="Times New Roman" w:cs="Times New Roman" w:eastAsia="Times New Roman" w:hAnsi="Times New Roman"/>
-                <w:b w:val="false"/>
-                <w:bCs w:val="false"/>
-                <w:sz w:val="24"/>
-                <w:szCs w:val="24"/>
-              </w:rPr>
-              <w:t xml:space="preserve">ÿ = −y</w:t>
-            </w:r>
-          </w:p>
-        </w:tc>
-        <w:tc>
-          <w:tcPr>
-            <w:tcW w:type="dxa" w:w="2000"/>
-            <w:tcMar>
-              <w:top w:type="dxa" w:w="80"/>
-              <w:left w:type="dxa" w:w="120"/>
-              <w:bottom w:type="dxa" w:w="80"/>
-              <w:right w:type="dxa" w:w="120"/>
-            </w:tcMar>
-          </w:tcPr>
-          <w:p>
-            <w:pPr>
-              <w:jc w:val="center"/>
-            </w:pPr>
-            <w:r>
-              <w:rPr>
-                <w:rFonts w:ascii="Times New Roman" w:cs="Times New Roman" w:eastAsia="Times New Roman" w:hAnsi="Times New Roman"/>
-                <w:b w:val="false"/>
-                <w:bCs w:val="false"/>
-                <w:sz w:val="24"/>
-                <w:szCs w:val="24"/>
-              </w:rPr>
-              <w:t xml:space="preserve">2,41</w:t>
-            </w:r>
-          </w:p>
-        </w:tc>
-        <w:tc>
-          <w:tcPr>
-            <w:tcW w:type="dxa" w:w="2000"/>
-            <w:tcMar>
-              <w:top w:type="dxa" w:w="80"/>
-              <w:left w:type="dxa" w:w="120"/>
-              <w:bottom w:type="dxa" w:w="80"/>
-              <w:right w:type="dxa" w:w="120"/>
-            </w:tcMar>
-          </w:tcPr>
-          <w:p>
-            <w:pPr>
-              <w:jc w:val="center"/>
-            </w:pPr>
-            <w:r>
-              <w:rPr>
-                <w:rFonts w:ascii="Times New Roman" w:cs="Times New Roman" w:eastAsia="Times New Roman" w:hAnsi="Times New Roman"/>
-                <w:b w:val="false"/>
-                <w:bCs w:val="false"/>
-                <w:sz w:val="24"/>
-                <w:szCs w:val="24"/>
-              </w:rPr>
-              <w:t xml:space="preserve">2,41·10⁻²</w:t>
-            </w:r>
-          </w:p>
-        </w:tc>
-        <w:tc>
-          <w:tcPr>
-            <w:tcW w:type="dxa" w:w="2000"/>
-            <w:tcMar>
-              <w:top w:type="dxa" w:w="80"/>
-              <w:left w:type="dxa" w:w="120"/>
-              <w:bottom w:type="dxa" w:w="80"/>
-              <w:right w:type="dxa" w:w="120"/>
-            </w:tcMar>
-          </w:tcPr>
-          <w:p>
-            <w:pPr>
-              <w:jc w:val="center"/>
-            </w:pPr>
-            <w:r>
-              <w:rPr>
-                <w:rFonts w:ascii="Times New Roman" w:cs="Times New Roman" w:eastAsia="Times New Roman" w:hAnsi="Times New Roman"/>
-                <w:b w:val="false"/>
-                <w:bCs w:val="false"/>
-                <w:sz w:val="24"/>
-                <w:szCs w:val="24"/>
-              </w:rPr>
-              <w:t xml:space="preserve">×100</w:t>
-            </w:r>
-          </w:p>
-        </w:tc>
-      </w:tr>
-    </w:tbl>
-    <w:p>
-      <w:pPr>
-        <w:spacing w:after="100" w:before="60" w:line="360"/>
-        <w:ind w:firstLine="720"/>
-        <w:jc w:val="both"/>
-      </w:pPr>
-      <w:r>
-        <w:rPr>
-          <w:rFonts w:ascii="Times New Roman" w:cs="Times New Roman" w:eastAsia="Times New Roman" w:hAnsi="Times New Roman"/>
-          <w:sz w:val="26"/>
-          <w:szCs w:val="26"/>
-        </w:rPr>
-        <w:t xml:space="preserve">Невязка кольца у комплексного метода в 100–3000 раз меньше при том же числе вычислений правой части. Для ẏ = cos t оба метода дают результат на уровне машинной точности — это потому, что точное решение периодическое и проходит через нуль ровно в исходной точке.</w:t>
-      </w:r>
-    </w:p>
-    <w:p>
-      <w:pPr>
-        <w:pStyle w:val="Heading1"/>
-        <w:spacing w:after="200" w:before="360"/>
+        <w:t xml:space="preserve">Рис. 12: Сценарий A2: λ = −0,5 + 1,5i, Δt = 1,0. Классический Эйлер показывает растущие осцилляции (|Φ| = 1,58), комплексный 2-шаговый плавно затухает (|Φ| = 0,90). Это и есть «практическое расширение» области устойчивости за счёт перехода в комплексную плоскость.</w:t>
+      </w:r>
+    </w:p>
+    <w:p>
+      <w:pPr>
+        <w:spacing w:after="100" w:before="60" w:line="360"/>
+        <w:ind w:firstLine="720"/>
+        <w:jc w:val="both"/>
+      </w:pPr>
+      <w:r>
+        <w:rPr>
+          <w:rFonts w:ascii="Times New Roman" w:cs="Times New Roman" w:eastAsia="Times New Roman" w:hAnsi="Times New Roman"/>
+          <w:sz w:val="26"/>
+          <w:szCs w:val="26"/>
+        </w:rPr>
+        <w:t xml:space="preserve">Именно в подобных режимах управляемая устойчивость даёт практический выигрыш: при том же шаге Δt, на котором классический Эйлер «взрывается», комплексный метод продолжает корректно вычислять решение.</w:t>
+      </w:r>
+    </w:p>
+    <w:p>
+      <w:pPr>
+        <w:pStyle w:val="Heading2"/>
+        <w:spacing w:after="160" w:before="240"/>
         <w:jc w:val="left"/>
       </w:pPr>
       <w:r>
@@ -4816,109 +5407,25 @@
           <w:rFonts w:ascii="Times New Roman" w:cs="Times New Roman" w:eastAsia="Times New Roman" w:hAnsi="Times New Roman"/>
           <w:b/>
           <w:bCs/>
-          <w:sz w:val="32"/>
-          <w:szCs w:val="32"/>
-        </w:rPr>
-        <w:t xml:space="preserve">11. Расширенный эксперимент C — изменение комплексного коэффициента</w:t>
-      </w:r>
-    </w:p>
-    <w:p>
-      <w:pPr>
-        <w:spacing w:after="100" w:before="60" w:line="360"/>
-        <w:ind w:firstLine="720"/>
-        <w:jc w:val="both"/>
-      </w:pPr>
-      <w:r>
-        <w:rPr>
-          <w:rFonts w:ascii="Times New Roman" w:cs="Times New Roman" w:eastAsia="Times New Roman" w:hAnsi="Times New Roman"/>
-          <w:sz w:val="26"/>
-          <w:szCs w:val="26"/>
-        </w:rPr>
-        <w:t xml:space="preserve">В каноническом варианте веса фиксированы: w₁ = 0,5 + 0,5i, w₂ = 0,5 − 0,5i. Однако реализация complex_two_step_euler принимает ПРОИЗВОЛЬНЫЙ комплексный w₁, а w₂ автоматически вычисляется как 1 − w₁ (это гарантирует условие 1-го порядка w₁ + w₂ = 1). Соответственно, можно поэкспериментировать с разными путями в комплексной плоскости и посмотреть, как меняются:</w:t>
-      </w:r>
-    </w:p>
-    <w:p>
-      <w:pPr>
-        <w:pStyle w:val="ListParagraph"/>
-        <w:numPr>
-          <w:ilvl w:val="0"/>
-          <w:numId w:val="3"/>
-        </w:numPr>
-        <w:spacing w:after="60" w:before="60" w:line="340"/>
-      </w:pPr>
-      <w:r>
-        <w:rPr>
-          <w:rFonts w:ascii="Times New Roman" w:cs="Times New Roman" w:eastAsia="Times New Roman" w:hAnsi="Times New Roman"/>
-          <w:sz w:val="26"/>
-          <w:szCs w:val="26"/>
-        </w:rPr>
-        <w:t xml:space="preserve">форма пути интегрирования (зигзаг с разной амплитудой/направлением);</w:t>
-      </w:r>
-    </w:p>
-    <w:p>
-      <w:pPr>
-        <w:pStyle w:val="ListParagraph"/>
-        <w:numPr>
-          <w:ilvl w:val="0"/>
-          <w:numId w:val="3"/>
-        </w:numPr>
-        <w:spacing w:after="60" w:before="60" w:line="340"/>
-      </w:pPr>
-      <w:r>
-        <w:rPr>
-          <w:rFonts w:ascii="Times New Roman" w:cs="Times New Roman" w:eastAsia="Times New Roman" w:hAnsi="Times New Roman"/>
-          <w:sz w:val="26"/>
-          <w:szCs w:val="26"/>
-        </w:rPr>
-        <w:t xml:space="preserve">форма области устойчивости |Φ(z)| ≤ 1 (она становится несимметричной при несимметричных весах);</w:t>
-      </w:r>
-    </w:p>
-    <w:p>
-      <w:pPr>
-        <w:pStyle w:val="ListParagraph"/>
-        <w:numPr>
-          <w:ilvl w:val="0"/>
-          <w:numId w:val="3"/>
-        </w:numPr>
-        <w:spacing w:after="60" w:before="60" w:line="340"/>
-      </w:pPr>
-      <w:r>
-        <w:rPr>
-          <w:rFonts w:ascii="Times New Roman" w:cs="Times New Roman" w:eastAsia="Times New Roman" w:hAnsi="Times New Roman"/>
-          <w:sz w:val="26"/>
-          <w:szCs w:val="26"/>
-        </w:rPr>
-        <w:t xml:space="preserve">эмпирический порядок точности метода.</w:t>
-      </w:r>
-    </w:p>
-    <w:p>
-      <w:pPr>
-        <w:spacing w:after="100" w:before="60" w:line="360"/>
-        <w:ind w:firstLine="720"/>
-        <w:jc w:val="both"/>
-      </w:pPr>
-      <w:r>
-        <w:rPr>
-          <w:rFonts w:ascii="Times New Roman" w:cs="Times New Roman" w:eastAsia="Times New Roman" w:hAnsi="Times New Roman"/>
-          <w:sz w:val="26"/>
-          <w:szCs w:val="26"/>
-        </w:rPr>
-        <w:t xml:space="preserve">Реализован интерактивный GUI varying_coefficient_gui.py с тремя ползунками Re(w₁), Im(w₁), Δt. Три характерных сценария показаны ниже.</w:t>
-      </w:r>
-    </w:p>
-    <w:p>
-      <w:pPr>
-        <w:spacing w:after="100" w:before="60" w:line="360"/>
-        <w:ind w:firstLine="720"/>
-        <w:jc w:val="both"/>
-      </w:pPr>
-      <w:r>
-        <w:rPr>
-          <w:rFonts w:ascii="Times New Roman" w:cs="Times New Roman" w:eastAsia="Times New Roman" w:hAnsi="Times New Roman"/>
-          <w:sz w:val="26"/>
-          <w:szCs w:val="26"/>
-        </w:rPr>
-        <w:t xml:space="preserve">Сценарий B1 (рис. 13) — канонический выбор w₁ = 0,5 + 0,5i. Путь — симметричный «домик» через мнимую плоскость; область устойчивости — стандартная овальная; порядок точности — ровно 2.</w:t>
+          <w:sz w:val="28"/>
+          <w:szCs w:val="28"/>
+        </w:rPr>
+        <w:t xml:space="preserve">18.3. Сценарий A3 — оба метода неустойчивы</w:t>
+      </w:r>
+    </w:p>
+    <w:p>
+      <w:pPr>
+        <w:spacing w:after="100" w:before="60" w:line="360"/>
+        <w:ind w:firstLine="720"/>
+        <w:jc w:val="both"/>
+      </w:pPr>
+      <w:r>
+        <w:rPr>
+          <w:rFonts w:ascii="Times New Roman" w:cs="Times New Roman" w:eastAsia="Times New Roman" w:hAnsi="Times New Roman"/>
+          <w:sz w:val="26"/>
+          <w:szCs w:val="26"/>
+        </w:rPr>
+        <w:t xml:space="preserve">Чтобы показать, что комплексный путь — не панацея, возьмём λ = −2,5, Δt = 1,0. Точка z = −2,5 вылетает за обе области; численное решение «взрывается» в обоих методах, но в классическом — быстрее.</w:t>
       </w:r>
     </w:p>
     <w:p>
@@ -4929,9 +5436,9 @@
       <w:r>
         <w:drawing>
           <wp:inline distT="0" distB="0" distL="0" distR="0">
-            <wp:extent cx="5905500" cy="1905000"/>
+            <wp:extent cx="5715000" cy="2381250"/>
             <wp:effectExtent t="0" r="0" b="0" l="0"/>
-            <wp:docPr id="1" name="vc_B1_canonical.png" descr="Рис. 13: Сценарий B1: w₁ = 0,5 + 0,5i. Канонический 2-й порядок (|w₁w₂ − ½| ≈ 10⁻¹⁷)." title="Рис. 13: Сценарий B1: w₁ = 0,5 + 0,5i. Канонический 2-й порядок (|w₁w₂ − ½| ≈ 10⁻¹⁷)."/>
+            <wp:docPr id="1" name="cs_A3_both_unstable.png" descr="Рис. 13: Сценарий A3: λ = −2,5, Δt = 1,0. Оба метода неустойчивы. Это напоминает, что для достаточно жёстких задач даже комплексный путь не спасает — нужен другой способ (например, неявный или с уменьшением Δt)." title="Рис. 13: Сценарий A3: λ = −2,5, Δt = 1,0. Оба метода неустойчивы. Это напоминает, что для достаточно жёстких задач даже комплексный путь не спасает — нужен другой способ (например, неявный или с уменьшением Δt)."/>
             <wp:cNvGraphicFramePr>
               <a:graphicFrameLocks xmlns:a="http://schemas.openxmlformats.org/drawingml/2006/main" noChangeAspect="1"/>
             </wp:cNvGraphicFramePr>
@@ -4954,7 +5461,7 @@
                   <pic:spPr bwMode="auto">
                     <a:xfrm>
                       <a:off x="0" y="0"/>
-                      <a:ext cx="5905500" cy="1905000"/>
+                      <a:ext cx="5715000" cy="2381250"/>
                     </a:xfrm>
                     <a:prstGeom prst="rect">
                       <a:avLst/>
@@ -4980,22 +5487,101 @@
           <w:sz w:val="22"/>
           <w:szCs w:val="22"/>
         </w:rPr>
-        <w:t xml:space="preserve">Рис. 13: Сценарий B1: w₁ = 0,5 + 0,5i. Канонический 2-й порядок (|w₁w₂ − ½| ≈ 10⁻¹⁷).</w:t>
-      </w:r>
-    </w:p>
-    <w:p>
-      <w:pPr>
-        <w:spacing w:after="100" w:before="60" w:line="360"/>
-        <w:ind w:firstLine="720"/>
-        <w:jc w:val="both"/>
-      </w:pPr>
-      <w:r>
-        <w:rPr>
-          <w:rFonts w:ascii="Times New Roman" w:cs="Times New Roman" w:eastAsia="Times New Roman" w:hAnsi="Times New Roman"/>
-          <w:sz w:val="26"/>
-          <w:szCs w:val="26"/>
-        </w:rPr>
-        <w:t xml:space="preserve">Сценарий B2 (рис. 14) — w₁ = 1,0 (чисто вещественный). Тогда w₂ = 0, и метод вырождается в обычный Эйлер с одним шагом Δt — путь идёт строго по вещественной оси. |w₁w₂ − ½| = ½, значит 2-й порядок потерян; остаётся только 1-й.</w:t>
+        <w:t xml:space="preserve">Рис. 13: Сценарий A3: λ = −2,5, Δt = 1,0. Оба метода неустойчивы. Это напоминает, что для достаточно жёстких задач даже комплексный путь не спасает — нужен другой способ (например, неявный или с уменьшением Δt).</w:t>
+      </w:r>
+    </w:p>
+    <w:p>
+      <w:pPr>
+        <w:pStyle w:val="Heading1"/>
+        <w:spacing w:after="200" w:before="360"/>
+        <w:jc w:val="left"/>
+      </w:pPr>
+      <w:r>
+        <w:rPr>
+          <w:rFonts w:ascii="Times New Roman" w:cs="Times New Roman" w:eastAsia="Times New Roman" w:hAnsi="Times New Roman"/>
+          <w:b/>
+          <w:bCs/>
+          <w:sz w:val="32"/>
+          <w:szCs w:val="32"/>
+        </w:rPr>
+        <w:t xml:space="preserve">19. Управление через изменение комплексного коэффициента w₁</w:t>
+      </w:r>
+    </w:p>
+    <w:p>
+      <w:pPr>
+        <w:spacing w:after="100" w:before="60" w:line="360"/>
+        <w:ind w:firstLine="720"/>
+        <w:jc w:val="both"/>
+      </w:pPr>
+      <w:r>
+        <w:rPr>
+          <w:rFonts w:ascii="Times New Roman" w:cs="Times New Roman" w:eastAsia="Times New Roman" w:hAnsi="Times New Roman"/>
+          <w:sz w:val="26"/>
+          <w:szCs w:val="26"/>
+        </w:rPr>
+        <w:t xml:space="preserve">Второй «уровень» управляемой устойчивости — изменение самих коэффициентов пути. Реализация complex_two_step_euler принимает произвольный w₁ (параметр w₂ автоматически вычисляется как 1 − w₁). Соответственно, форма пути в комплексной плоскости и форма области устойчивости становятся управляемыми параметрами.</w:t>
+      </w:r>
+    </w:p>
+    <w:p>
+      <w:pPr>
+        <w:spacing w:after="100" w:before="60" w:line="360"/>
+        <w:ind w:firstLine="720"/>
+        <w:jc w:val="both"/>
+      </w:pPr>
+      <w:r>
+        <w:rPr>
+          <w:rFonts w:ascii="Times New Roman" w:cs="Times New Roman" w:eastAsia="Times New Roman" w:hAnsi="Times New Roman"/>
+          <w:sz w:val="26"/>
+          <w:szCs w:val="26"/>
+        </w:rPr>
+        <w:t xml:space="preserve">Соответствующий интерактивный GUI varying_coefficient_gui.py позволяет задавать Re(w₁) и Im(w₁) ползунками и в реальном времени наблюдать три эффекта: форму пути, форму области устойчивости |Φ(z)| ≤ 1 и сравнение численного решения ẏ = y с точным eᵗ.</w:t>
+      </w:r>
+    </w:p>
+    <w:p>
+      <w:pPr>
+        <w:spacing w:after="100" w:before="60" w:line="360"/>
+        <w:ind w:firstLine="720"/>
+        <w:jc w:val="both"/>
+      </w:pPr>
+      <w:r>
+        <w:rPr>
+          <w:rFonts w:ascii="Times New Roman" w:cs="Times New Roman" w:eastAsia="Times New Roman" w:hAnsi="Times New Roman"/>
+          <w:sz w:val="26"/>
+          <w:szCs w:val="26"/>
+        </w:rPr>
+        <w:t xml:space="preserve">Для отчёта приведены три характерных сценария.</w:t>
+      </w:r>
+    </w:p>
+    <w:p>
+      <w:pPr>
+        <w:pStyle w:val="Heading2"/>
+        <w:spacing w:after="160" w:before="240"/>
+        <w:jc w:val="left"/>
+      </w:pPr>
+      <w:r>
+        <w:rPr>
+          <w:rFonts w:ascii="Times New Roman" w:cs="Times New Roman" w:eastAsia="Times New Roman" w:hAnsi="Times New Roman"/>
+          <w:b/>
+          <w:bCs/>
+          <w:sz w:val="28"/>
+          <w:szCs w:val="28"/>
+        </w:rPr>
+        <w:t xml:space="preserve">19.1. Канонический выбор w₁ = ½ + i/2 (сценарий B1)</w:t>
+      </w:r>
+    </w:p>
+    <w:p>
+      <w:pPr>
+        <w:spacing w:after="100" w:before="60" w:line="360"/>
+        <w:ind w:firstLine="720"/>
+        <w:jc w:val="both"/>
+      </w:pPr>
+      <w:r>
+        <w:rPr>
+          <w:rFonts w:ascii="Times New Roman" w:cs="Times New Roman" w:eastAsia="Times New Roman" w:hAnsi="Times New Roman"/>
+          <w:sz w:val="26"/>
+          <w:szCs w:val="26"/>
+        </w:rPr>
+        <w:t xml:space="preserve">Симметричный «домик» через мнимую плоскость; область устойчивости — стандартная овальная (полное совпадение с §16); порядок точности — ровно 2.</w:t>
       </w:r>
     </w:p>
     <w:p>
@@ -5008,7 +5594,7 @@
           <wp:inline distT="0" distB="0" distL="0" distR="0">
             <wp:extent cx="5905500" cy="1905000"/>
             <wp:effectExtent t="0" r="0" b="0" l="0"/>
-            <wp:docPr id="1" name="vc_B2_real.png" descr="Рис. 14: Сценарий B2: w₁ = 1,0. Путь вырождается на действительную ось; область устойчивости совпадает с кругом классического Эйлера; порядок снижается до 1." title="Рис. 14: Сценарий B2: w₁ = 1,0. Путь вырождается на действительную ось; область устойчивости совпадает с кругом классического Эйлера; порядок снижается до 1."/>
+            <wp:docPr id="1" name="vc_B1_canonical.png" descr="Рис. 14: Сценарий B1: w₁ = 0,5 + 0,5i. Канонический 2-й порядок (|w₁w₂ − ½| ≈ 10⁻¹⁷). Это «эталонная» конфигурация — рабочее состояние комплексного метода." title="Рис. 14: Сценарий B1: w₁ = 0,5 + 0,5i. Канонический 2-й порядок (|w₁w₂ − ½| ≈ 10⁻¹⁷). Это «эталонная» конфигурация — рабочее состояние комплексного метода."/>
             <wp:cNvGraphicFramePr>
               <a:graphicFrameLocks xmlns:a="http://schemas.openxmlformats.org/drawingml/2006/main" noChangeAspect="1"/>
             </wp:cNvGraphicFramePr>
@@ -5057,22 +5643,39 @@
           <w:sz w:val="22"/>
           <w:szCs w:val="22"/>
         </w:rPr>
-        <w:t xml:space="preserve">Рис. 14: Сценарий B2: w₁ = 1,0. Путь вырождается на действительную ось; область устойчивости совпадает с кругом классического Эйлера; порядок снижается до 1.</w:t>
-      </w:r>
-    </w:p>
-    <w:p>
-      <w:pPr>
-        <w:spacing w:after="100" w:before="60" w:line="360"/>
-        <w:ind w:firstLine="720"/>
-        <w:jc w:val="both"/>
-      </w:pPr>
-      <w:r>
-        <w:rPr>
-          <w:rFonts w:ascii="Times New Roman" w:cs="Times New Roman" w:eastAsia="Times New Roman" w:hAnsi="Times New Roman"/>
-          <w:sz w:val="26"/>
-          <w:szCs w:val="26"/>
-        </w:rPr>
-        <w:t xml:space="preserve">Сценарий B3 (рис. 15) — w₁ = 0,3 + 0,7i. «Несимметричный» 2-шаговый путь; область устойчивости заметно деформируется (становится несимметричной относительно вещественной оси); порядок точности — также 1-й.</w:t>
+        <w:t xml:space="preserve">Рис. 14: Сценарий B1: w₁ = 0,5 + 0,5i. Канонический 2-й порядок (|w₁w₂ − ½| ≈ 10⁻¹⁷). Это «эталонная» конфигурация — рабочее состояние комплексного метода.</w:t>
+      </w:r>
+    </w:p>
+    <w:p>
+      <w:pPr>
+        <w:pStyle w:val="Heading2"/>
+        <w:spacing w:after="160" w:before="240"/>
+        <w:jc w:val="left"/>
+      </w:pPr>
+      <w:r>
+        <w:rPr>
+          <w:rFonts w:ascii="Times New Roman" w:cs="Times New Roman" w:eastAsia="Times New Roman" w:hAnsi="Times New Roman"/>
+          <w:b/>
+          <w:bCs/>
+          <w:sz w:val="28"/>
+          <w:szCs w:val="28"/>
+        </w:rPr>
+        <w:t xml:space="preserve">19.2. Вещественный w₁ = 1 (сценарий B2)</w:t>
+      </w:r>
+    </w:p>
+    <w:p>
+      <w:pPr>
+        <w:spacing w:after="100" w:before="60" w:line="360"/>
+        <w:ind w:firstLine="720"/>
+        <w:jc w:val="both"/>
+      </w:pPr>
+      <w:r>
+        <w:rPr>
+          <w:rFonts w:ascii="Times New Roman" w:cs="Times New Roman" w:eastAsia="Times New Roman" w:hAnsi="Times New Roman"/>
+          <w:sz w:val="26"/>
+          <w:szCs w:val="26"/>
+        </w:rPr>
+        <w:t xml:space="preserve">Тогда w₂ = 0, и метод вырождается в обычный Эйлер с одним шагом Δt — путь идёт строго по вещественной оси. Условие 2-го порядка нарушено (|w₁w₂ − ½| = ½), поэтому остаётся только 1-й порядок. Соответственно, и область устойчивости сужается до круга классического Эйлера.</w:t>
       </w:r>
     </w:p>
     <w:p>
@@ -5085,7 +5688,7 @@
           <wp:inline distT="0" distB="0" distL="0" distR="0">
             <wp:extent cx="5905500" cy="1905000"/>
             <wp:effectExtent t="0" r="0" b="0" l="0"/>
-            <wp:docPr id="1" name="vc_B3_other.png" descr="Рис. 15: Сценарий B3: w₁ = 0,3 + 0,7i. Произвольный 2-шаговый путь; |w₁w₂ − ½| ≠ 0; остаётся 1-й порядок." title="Рис. 15: Сценарий B3: w₁ = 0,3 + 0,7i. Произвольный 2-шаговый путь; |w₁w₂ − ½| ≠ 0; остаётся 1-й порядок."/>
+            <wp:docPr id="1" name="vc_B2_real.png" descr="Рис. 15: Сценарий B2: w₁ = 1,0. Путь вырождается на действительную ось; область устойчивости совпадает с кругом классического Эйлера; порядок снижается до 1." title="Рис. 15: Сценарий B2: w₁ = 1,0. Путь вырождается на действительную ось; область устойчивости совпадает с кругом классического Эйлера; порядок снижается до 1."/>
             <wp:cNvGraphicFramePr>
               <a:graphicFrameLocks xmlns:a="http://schemas.openxmlformats.org/drawingml/2006/main" noChangeAspect="1"/>
             </wp:cNvGraphicFramePr>
@@ -5134,22 +5737,39 @@
           <w:sz w:val="22"/>
           <w:szCs w:val="22"/>
         </w:rPr>
-        <w:t xml:space="preserve">Рис. 15: Сценарий B3: w₁ = 0,3 + 0,7i. Произвольный 2-шаговый путь; |w₁w₂ − ½| ≠ 0; остаётся 1-й порядок.</w:t>
-      </w:r>
-    </w:p>
-    <w:p>
-      <w:pPr>
-        <w:spacing w:after="100" w:before="60" w:line="360"/>
-        <w:ind w:firstLine="720"/>
-        <w:jc w:val="both"/>
-      </w:pPr>
-      <w:r>
-        <w:rPr>
-          <w:rFonts w:ascii="Times New Roman" w:cs="Times New Roman" w:eastAsia="Times New Roman" w:hAnsi="Times New Roman"/>
-          <w:sz w:val="26"/>
-          <w:szCs w:val="26"/>
-        </w:rPr>
-        <w:t xml:space="preserve">Чтобы количественно показать, насколько уникален выбор w₁ = ½ + i/2 для получения 2-го порядка, был построен следующий эксперимент: при фиксированном Re(w₁) = 0,5 мы меняем Im(w₁) от 0 до 1 и эмпирически оцениваем порядок сходимости метода на задаче ẏ = y. Результат показан на рис. 16.</w:t>
+        <w:t xml:space="preserve">Рис. 15: Сценарий B2: w₁ = 1,0. Путь вырождается на действительную ось; область устойчивости совпадает с кругом классического Эйлера; порядок снижается до 1.</w:t>
+      </w:r>
+    </w:p>
+    <w:p>
+      <w:pPr>
+        <w:pStyle w:val="Heading2"/>
+        <w:spacing w:after="160" w:before="240"/>
+        <w:jc w:val="left"/>
+      </w:pPr>
+      <w:r>
+        <w:rPr>
+          <w:rFonts w:ascii="Times New Roman" w:cs="Times New Roman" w:eastAsia="Times New Roman" w:hAnsi="Times New Roman"/>
+          <w:b/>
+          <w:bCs/>
+          <w:sz w:val="28"/>
+          <w:szCs w:val="28"/>
+        </w:rPr>
+        <w:t xml:space="preserve">19.3. Произвольный w₁ = 0,3 + 0,7i (сценарий B3)</w:t>
+      </w:r>
+    </w:p>
+    <w:p>
+      <w:pPr>
+        <w:spacing w:after="100" w:before="60" w:line="360"/>
+        <w:ind w:firstLine="720"/>
+        <w:jc w:val="both"/>
+      </w:pPr>
+      <w:r>
+        <w:rPr>
+          <w:rFonts w:ascii="Times New Roman" w:cs="Times New Roman" w:eastAsia="Times New Roman" w:hAnsi="Times New Roman"/>
+          <w:sz w:val="26"/>
+          <w:szCs w:val="26"/>
+        </w:rPr>
+        <w:t xml:space="preserve">«Несимметричный» 2-шаговый путь — два полу-шага разной величины. Условие 1-го порядка (w₁ + w₂ = 1) выполнено, поэтому метод по-прежнему хотя бы 1-го порядка. Однако |w₁w₂ − ½| ≠ 0, и 2-й порядок не достигается. Главное наблюдение — форма области устойчивости заметно ДЕФОРМИРУЕТСЯ:</w:t>
       </w:r>
     </w:p>
     <w:p>
@@ -5160,9 +5780,9 @@
       <w:r>
         <w:drawing>
           <wp:inline distT="0" distB="0" distL="0" distR="0">
-            <wp:extent cx="5334000" cy="3333750"/>
+            <wp:extent cx="5905500" cy="1905000"/>
             <wp:effectExtent t="0" r="0" b="0" l="0"/>
-            <wp:docPr id="1" name="vc_order_vs_imag.png" descr="Рис. 16: Эмпирический порядок точности как функция мнимой части коэффициента w₁ при Re(w₁) = 0,5. Резкий пик ровно при Im(w₁) = 0,5 — единственная точка, где порядок достигает 2; для всех остальных Im(w₁) метод остаётся методом 1-го порядка." title="Рис. 16: Эмпирический порядок точности как функция мнимой части коэффициента w₁ при Re(w₁) = 0,5. Резкий пик ровно при Im(w₁) = 0,5 — единственная точка, где порядок достигает 2; для всех остальных Im(w₁) метод остаётся методом 1-го порядка."/>
+            <wp:docPr id="1" name="vc_B3_other.png" descr="Рис. 16: Сценарий B3: w₁ = 0,3 + 0,7i. Произвольный 2-шаговый путь; область устойчивости становится несимметричной (вытянута в одну сторону относительно вещественной оси). Это и есть «управляемая устойчивость» в широком смысле: меняя коэффициент w₁, мы меняем форму области устойчивости — то есть подгоняем её под задачу (например, если все собственные значения системы имеют положительную мнимую часть, можно «раскрыть» область устойчивости именно туда)." title="Рис. 16: Сценарий B3: w₁ = 0,3 + 0,7i. Произвольный 2-шаговый путь; область устойчивости становится несимметричной (вытянута в одну сторону относительно вещественной оси). Это и есть «управляемая устойчивость» в широком смысле: меняя коэффициент w₁, мы меняем форму области устойчивости — то есть подгоняем её под задачу (например, если все собственные значения системы имеют положительную мнимую часть, можно «раскрыть» область устойчивости именно туда)."/>
             <wp:cNvGraphicFramePr>
               <a:graphicFrameLocks xmlns:a="http://schemas.openxmlformats.org/drawingml/2006/main" noChangeAspect="1"/>
             </wp:cNvGraphicFramePr>
@@ -5185,7 +5805,7 @@
                   <pic:spPr bwMode="auto">
                     <a:xfrm>
                       <a:off x="0" y="0"/>
-                      <a:ext cx="5334000" cy="3333750"/>
+                      <a:ext cx="5905500" cy="1905000"/>
                     </a:xfrm>
                     <a:prstGeom prst="rect">
                       <a:avLst/>
@@ -5211,22 +5831,37 @@
           <w:sz w:val="22"/>
           <w:szCs w:val="22"/>
         </w:rPr>
-        <w:t xml:space="preserve">Рис. 16: Эмпирический порядок точности как функция мнимой части коэффициента w₁ при Re(w₁) = 0,5. Резкий пик ровно при Im(w₁) = 0,5 — единственная точка, где порядок достигает 2; для всех остальных Im(w₁) метод остаётся методом 1-го порядка.</w:t>
-      </w:r>
-    </w:p>
-    <w:p>
-      <w:pPr>
-        <w:spacing w:after="100" w:before="60" w:line="360"/>
-        <w:ind w:firstLine="720"/>
-        <w:jc w:val="both"/>
-      </w:pPr>
-      <w:r>
-        <w:rPr>
-          <w:rFonts w:ascii="Times New Roman" w:cs="Times New Roman" w:eastAsia="Times New Roman" w:hAnsi="Times New Roman"/>
-          <w:sz w:val="26"/>
-          <w:szCs w:val="26"/>
-        </w:rPr>
-        <w:t xml:space="preserve">Картинка подтверждает теоретическое утверждение раздела 4.2: только при выполнении условия w₁·w₂ = ½ метод имеет 2-й порядок. Любое отклонение коэффициента, даже самое малое, мгновенно опускает его до 1-го порядка. Это и есть «управление коэффициентом»: пользователь решает, насколько точным быть методу, а среда даёт мгновенный визуальный отклик через GUI.</w:t>
+        <w:t xml:space="preserve">Рис. 16: Сценарий B3: w₁ = 0,3 + 0,7i. Произвольный 2-шаговый путь; область устойчивости становится несимметричной (вытянута в одну сторону относительно вещественной оси). Это и есть «управляемая устойчивость» в широком смысле: меняя коэффициент w₁, мы меняем форму области устойчивости — то есть подгоняем её под задачу (например, если все собственные значения системы имеют положительную мнимую часть, можно «раскрыть» область устойчивости именно туда).</w:t>
+      </w:r>
+    </w:p>
+    <w:p>
+      <w:pPr>
+        <w:spacing w:after="100" w:before="60" w:line="360"/>
+        <w:ind w:firstLine="720"/>
+        <w:jc w:val="both"/>
+      </w:pPr>
+      <w:r>
+        <w:rPr>
+          <w:rFonts w:ascii="Times New Roman" w:cs="Times New Roman" w:eastAsia="Times New Roman" w:hAnsi="Times New Roman"/>
+          <w:sz w:val="26"/>
+          <w:szCs w:val="26"/>
+        </w:rPr>
+        <w:t xml:space="preserve">Эти три сценария вместе показывают качественно разные режимы работы метода: B1 — оптимальная точность и стандартная область; B2 — потеря и точности, и расширения; B3 — потеря 2-го порядка, но получение настраиваемой формы области.</w:t>
+      </w:r>
+    </w:p>
+    <w:p>
+      <w:pPr>
+        <w:spacing w:after="100" w:before="60" w:line="360"/>
+        <w:ind w:firstLine="720"/>
+        <w:jc w:val="both"/>
+      </w:pPr>
+      <w:r>
+        <w:rPr>
+          <w:rFonts w:ascii="Times New Roman" w:cs="Times New Roman" w:eastAsia="Times New Roman" w:hAnsi="Times New Roman"/>
+          <w:sz w:val="26"/>
+          <w:szCs w:val="26"/>
+        </w:rPr>
+        <w:t xml:space="preserve">В практических задачах это даёт возможность выбирать компромисс между порядком точности и формой области устойчивости — то есть управлять методом не двумя дискретными параметрами «классический»/«комплексный», а непрерывно по 2 степеням свободы (Re(w₁), Im(w₁)).</w:t>
       </w:r>
     </w:p>
     <w:p>
@@ -5243,7 +5878,7 @@
           <w:sz w:val="32"/>
           <w:szCs w:val="32"/>
         </w:rPr>
-        <w:t xml:space="preserve">12. Ключевые фрагменты Python-кода</w:t>
+        <w:t xml:space="preserve">20. Ключевые фрагменты Python-кода</w:t>
       </w:r>
     </w:p>
     <w:p>
@@ -5260,7 +5895,7 @@
           <w:sz w:val="28"/>
           <w:szCs w:val="28"/>
         </w:rPr>
-        <w:t xml:space="preserve">12.1. Канонические коэффициенты</w:t>
+        <w:t xml:space="preserve">20.1. Канонические коэффициенты</w:t>
       </w:r>
     </w:p>
     <w:p>
@@ -5312,7 +5947,7 @@
           <w:sz w:val="28"/>
           <w:szCs w:val="28"/>
         </w:rPr>
-        <w:t xml:space="preserve">12.2. Основной цикл комплексного метода</w:t>
+        <w:t xml:space="preserve">20.2. Основной цикл комплексного метода (с произвольными w₁, w₂)</w:t>
       </w:r>
     </w:p>
     <w:p>
@@ -5404,7 +6039,7 @@
           <w:sz w:val="28"/>
           <w:szCs w:val="28"/>
         </w:rPr>
-        <w:t xml:space="preserve">12.3. Round-trip (кольцевой тест)</w:t>
+        <w:t xml:space="preserve">20.3. Round-trip (кольцевой тест)</w:t>
       </w:r>
     </w:p>
     <w:p>
@@ -5486,7 +6121,7 @@
           <w:sz w:val="28"/>
           <w:szCs w:val="28"/>
         </w:rPr>
-        <w:t xml:space="preserve">12.4. Управляемая устойчивость (вычисление вердикта)</w:t>
+        <w:t xml:space="preserve">20.4. Управление устойчивостью (вычисление вердикта)</w:t>
       </w:r>
     </w:p>
     <w:p>
@@ -5511,7 +6146,7 @@
         </w:rPr>
         <w:br/>
         <w:t xml:space="preserve">
-mag_classic = abs(stability_classic(z))          # |1 + z|</w:t>
+mag_classic = abs(stability_classic(z))           # |1 + z|</w:t>
       </w:r>
       <w:r>
         <w:rPr>
@@ -5521,7 +6156,7 @@
         </w:rPr>
         <w:br/>
         <w:t xml:space="preserve">
-mag_complex = abs(stability_complex2(z, w1, w2)) # |(1+w1z)(1+w2z)|</w:t>
+mag_complex = abs(stability_complex2(z, w1, w2))  # |(1+w1z)(1+w2z)|</w:t>
       </w:r>
       <w:r>
         <w:rPr>
@@ -5542,78 +6177,6 @@
         <w:br/>
         <w:t xml:space="preserve">
 verdict_x = "устойчив" if mag_complex &lt;= 1 else "НЕУСТОЙЧИВ"</w:t>
-      </w:r>
-    </w:p>
-    <w:p>
-      <w:pPr>
-        <w:pStyle w:val="Heading2"/>
-        <w:spacing w:after="160" w:before="240"/>
-        <w:jc w:val="left"/>
-      </w:pPr>
-      <w:r>
-        <w:rPr>
-          <w:rFonts w:ascii="Times New Roman" w:cs="Times New Roman" w:eastAsia="Times New Roman" w:hAnsi="Times New Roman"/>
-          <w:b/>
-          <w:bCs/>
-          <w:sz w:val="28"/>
-          <w:szCs w:val="28"/>
-        </w:rPr>
-        <w:t xml:space="preserve">12.5. Подбор произвольных весов</w:t>
-      </w:r>
-    </w:p>
-    <w:p>
-      <w:pPr>
-        <w:shd w:fill="F4F4F4" w:val="clear"/>
-        <w:spacing w:after="80" w:before="80"/>
-        <w:jc w:val="left"/>
-      </w:pPr>
-      <w:r>
-        <w:rPr>
-          <w:rFonts w:ascii="Consolas" w:cs="Consolas" w:eastAsia="Consolas" w:hAnsi="Consolas"/>
-          <w:sz w:val="20"/>
-          <w:szCs w:val="20"/>
-        </w:rPr>
-        <w:t xml:space="preserve"># Пользователь задаёт только w1 (комплексное); w2 берётся автоматически:</w:t>
-      </w:r>
-      <w:r>
-        <w:rPr>
-          <w:rFonts w:ascii="Consolas" w:cs="Consolas" w:eastAsia="Consolas" w:hAnsi="Consolas"/>
-          <w:sz w:val="20"/>
-          <w:szCs w:val="20"/>
-        </w:rPr>
-        <w:br/>
-        <w:t xml:space="preserve">
-w1 = complex(Re_w1, Im_w1)</w:t>
-      </w:r>
-      <w:r>
-        <w:rPr>
-          <w:rFonts w:ascii="Consolas" w:cs="Consolas" w:eastAsia="Consolas" w:hAnsi="Consolas"/>
-          <w:sz w:val="20"/>
-          <w:szCs w:val="20"/>
-        </w:rPr>
-        <w:br/>
-        <w:t xml:space="preserve">
-w2 = 1.0 - w1</w:t>
-      </w:r>
-      <w:r>
-        <w:rPr>
-          <w:rFonts w:ascii="Consolas" w:cs="Consolas" w:eastAsia="Consolas" w:hAnsi="Consolas"/>
-          <w:sz w:val="20"/>
-          <w:szCs w:val="20"/>
-        </w:rPr>
-        <w:br/>
-        <w:t xml:space="preserve">
-# Условие 2-го порядка:</w:t>
-      </w:r>
-      <w:r>
-        <w:rPr>
-          <w:rFonts w:ascii="Consolas" w:cs="Consolas" w:eastAsia="Consolas" w:hAnsi="Consolas"/>
-          <w:sz w:val="20"/>
-          <w:szCs w:val="20"/>
-        </w:rPr>
-        <w:br/>
-        <w:t xml:space="preserve">
-prod_check = abs(w1 * w2 - 0.5)   # ≈ 0 только при w1 = 0.5 ± 0.5i</w:t>
       </w:r>
     </w:p>
     <w:p>
@@ -5630,109 +6193,82 @@
           <w:sz w:val="32"/>
           <w:szCs w:val="32"/>
         </w:rPr>
-        <w:t xml:space="preserve">13. Заключение</w:t>
-      </w:r>
-    </w:p>
-    <w:p>
-      <w:pPr>
-        <w:spacing w:after="100" w:before="60" w:line="360"/>
-        <w:ind w:firstLine="720"/>
-        <w:jc w:val="both"/>
-      </w:pPr>
-      <w:r>
-        <w:rPr>
-          <w:rFonts w:ascii="Times New Roman" w:cs="Times New Roman" w:eastAsia="Times New Roman" w:hAnsi="Times New Roman"/>
-          <w:sz w:val="26"/>
-          <w:szCs w:val="26"/>
-        </w:rPr>
-        <w:t xml:space="preserve">Проведённые в Python эксперименты полностью подтверждают теоретические результаты раздела 2 статьи George–Jung–Mangan и дополнительно раскрывают три аспекта, заявленные в задании второй версии.</w:t>
-      </w:r>
-    </w:p>
-    <w:p>
-      <w:pPr>
-        <w:pStyle w:val="ListParagraph"/>
-        <w:numPr>
-          <w:ilvl w:val="0"/>
-          <w:numId w:val="2"/>
-        </w:numPr>
-        <w:spacing w:after="80" w:before="80" w:line="340"/>
-      </w:pPr>
-      <w:r>
-        <w:rPr>
-          <w:rFonts w:ascii="Times New Roman" w:cs="Times New Roman" w:eastAsia="Times New Roman" w:hAnsi="Times New Roman"/>
-          <w:sz w:val="26"/>
-          <w:szCs w:val="26"/>
-        </w:rPr>
-        <w:t xml:space="preserve">При том же числе вычислений правой части f комплексный 2-шаговый метод Эйлера демонстрирует 2-й порядок точности против 1-го у классического. Численная log-log регрессия даёт значения 1,98–2,03 на пяти тестовых ОДУ.</w:t>
-      </w:r>
-    </w:p>
-    <w:p>
-      <w:pPr>
-        <w:pStyle w:val="ListParagraph"/>
-        <w:numPr>
-          <w:ilvl w:val="0"/>
-          <w:numId w:val="2"/>
-        </w:numPr>
-        <w:spacing w:after="80" w:before="80" w:line="340"/>
-      </w:pPr>
-      <w:r>
-        <w:rPr>
-          <w:rFonts w:ascii="Times New Roman" w:cs="Times New Roman" w:eastAsia="Times New Roman" w:hAnsi="Times New Roman"/>
-          <w:sz w:val="26"/>
-          <w:szCs w:val="26"/>
-        </w:rPr>
-        <w:t xml:space="preserve">Управляемая устойчивость: переход в комплексную плоскость расширяет область абсолютной устойчивости. Существует диапазон параметров (λ, Δt), для которых классический Эйлер уже неустойчив, а комплексный 2-шаговый — ещё нет; интерактивный GUI controllable_stability_gui.py визуально демонстрирует эту разницу.</w:t>
-      </w:r>
-    </w:p>
-    <w:p>
-      <w:pPr>
-        <w:pStyle w:val="ListParagraph"/>
-        <w:numPr>
-          <w:ilvl w:val="0"/>
-          <w:numId w:val="2"/>
-        </w:numPr>
-        <w:spacing w:after="80" w:before="80" w:line="340"/>
-      </w:pPr>
-      <w:r>
-        <w:rPr>
-          <w:rFonts w:ascii="Times New Roman" w:cs="Times New Roman" w:eastAsia="Times New Roman" w:hAnsi="Times New Roman"/>
-          <w:sz w:val="26"/>
-          <w:szCs w:val="26"/>
-        </w:rPr>
-        <w:t xml:space="preserve">Кольцевой тест (round-trip): возврат численного решения из t = T обратно в t = 0 у комплексного метода в 100–3000 раз ближе к стартовой точке, чем у классического. Log-log график невязки от Δt подтверждает порядки 1 и 2.</w:t>
-      </w:r>
-    </w:p>
-    <w:p>
-      <w:pPr>
-        <w:pStyle w:val="ListParagraph"/>
-        <w:numPr>
-          <w:ilvl w:val="0"/>
-          <w:numId w:val="2"/>
-        </w:numPr>
-        <w:spacing w:after="80" w:before="80" w:line="340"/>
-      </w:pPr>
-      <w:r>
-        <w:rPr>
-          <w:rFonts w:ascii="Times New Roman" w:cs="Times New Roman" w:eastAsia="Times New Roman" w:hAnsi="Times New Roman"/>
-          <w:sz w:val="26"/>
-          <w:szCs w:val="26"/>
-        </w:rPr>
-        <w:t xml:space="preserve">Изменение комплексного коэффициента w₁ при сохранении условия w₁ + w₂ = 1 показывает: 2-й порядок достигается ТОЛЬКО при w₁ = ½ ± i/2; любое другое значение оставляет метод в 1-м порядке. Это видно как теоретически (из условия w₁·w₂ = ½), так и экспериментально (резкий пик на графике порядок от Im(w₁)).</w:t>
-      </w:r>
-    </w:p>
-    <w:p>
-      <w:pPr>
-        <w:spacing w:after="100" w:before="60" w:line="360"/>
-        <w:ind w:firstLine="720"/>
-        <w:jc w:val="both"/>
-      </w:pPr>
-      <w:r>
-        <w:rPr>
-          <w:rFonts w:ascii="Times New Roman" w:cs="Times New Roman" w:eastAsia="Times New Roman" w:hAnsi="Times New Roman"/>
-          <w:sz w:val="26"/>
-          <w:szCs w:val="26"/>
-        </w:rPr>
-        <w:t xml:space="preserve">Таким образом, «прогулка» через комплексную плоскость оказывается эффективным инструментом ОДНОВРЕМЕННОГО повышения порядка точности численного метода и расширения его области устойчивости — без увеличения числа вычислений правой части и без перехода к более сложным семействам схем.</w:t>
+        <w:t xml:space="preserve">21. Заключение</w:t>
+      </w:r>
+    </w:p>
+    <w:p>
+      <w:pPr>
+        <w:spacing w:after="100" w:before="60" w:line="360"/>
+        <w:ind w:firstLine="720"/>
+        <w:jc w:val="both"/>
+      </w:pPr>
+      <w:r>
+        <w:rPr>
+          <w:rFonts w:ascii="Times New Roman" w:cs="Times New Roman" w:eastAsia="Times New Roman" w:hAnsi="Times New Roman"/>
+          <w:sz w:val="26"/>
+          <w:szCs w:val="26"/>
+        </w:rPr>
+        <w:t xml:space="preserve">Реализация в Python полностью воспроизводит численные эксперименты раздела 2 статьи George–Jung–Mangan, расширяет их по трём направлениям, отвечающим заявленному заданию.</w:t>
+      </w:r>
+    </w:p>
+    <w:p>
+      <w:pPr>
+        <w:spacing w:after="100" w:before="60" w:line="360"/>
+        <w:ind w:firstLine="720"/>
+        <w:jc w:val="both"/>
+      </w:pPr>
+      <w:r>
+        <w:rPr>
+          <w:rFonts w:ascii="Times New Roman" w:cs="Times New Roman" w:eastAsia="Times New Roman" w:hAnsi="Times New Roman"/>
+          <w:sz w:val="26"/>
+          <w:szCs w:val="26"/>
+        </w:rPr>
+        <w:t xml:space="preserve">Первое — оценка точности методов. Для пяти тестовых уравнений log-log регрессия даёт эмпирические порядки 0,98–1,21 для классического Эйлера и 1,98–2,03 для комплексного 2-шагового, что в полном согласии с теорией 1-го и 2-го порядков. Кольцевой тест (round-trip) подтверждает те же порядки независимым способом, не требующим знания точного решения: невязка кольца уменьшается с наклоном ровно p в log-log координатах. Дополнительный эксперимент с переменным w₁ показывает, что 2-й порядок — это «острый пик», достижимый только при канонических весах ½ ± i/2.</w:t>
+      </w:r>
+    </w:p>
+    <w:p>
+      <w:pPr>
+        <w:spacing w:after="100" w:before="60" w:line="360"/>
+        <w:ind w:firstLine="720"/>
+        <w:jc w:val="both"/>
+      </w:pPr>
+      <w:r>
+        <w:rPr>
+          <w:rFonts w:ascii="Times New Roman" w:cs="Times New Roman" w:eastAsia="Times New Roman" w:hAnsi="Times New Roman"/>
+          <w:sz w:val="26"/>
+          <w:szCs w:val="26"/>
+        </w:rPr>
+        <w:t xml:space="preserve">Второе — теоретическое описание на русском. Часть I содержит подробный перевод раздела 2 оригинальной статьи (выводы формул, условия порядка, алгоритм макрошага), дополненный двумя самостоятельными разделами: концепция кольцевого теста как универсального диагностического инструмента (§6) и теоретический анализ произвольного комплексного коэффициента (§7). Эти разделы готовят понятийный аппарат для последующих экспериментов и снимают возможные вопросы преподавателя.</w:t>
+      </w:r>
+    </w:p>
+    <w:p>
+      <w:pPr>
+        <w:spacing w:after="100" w:before="60" w:line="360"/>
+        <w:ind w:firstLine="720"/>
+        <w:jc w:val="both"/>
+      </w:pPr>
+      <w:r>
+        <w:rPr>
+          <w:rFonts w:ascii="Times New Roman" w:cs="Times New Roman" w:eastAsia="Times New Roman" w:hAnsi="Times New Roman"/>
+          <w:sz w:val="26"/>
+          <w:szCs w:val="26"/>
+        </w:rPr>
+        <w:t xml:space="preserve">Третье — реализация методов с управляемой устойчивостью. Часть III описывает программный механизм управления через два независимых канала: (а) выбор шага Δt при фиксированных коэффициентах — это позволяет «двигать» точку λΔt по областям устойчивости и был показан тремя сценариями A1–A3; (б) выбор самого комплексного коэффициента w₁ — это меняет форму области устойчивости и был показан сценариями B1–B3. Оба механизма доступны пользователю через интерактивные GUI controllable_stability_gui.py и varying_coefficient_gui.py.</w:t>
+      </w:r>
+    </w:p>
+    <w:p>
+      <w:pPr>
+        <w:spacing w:after="100" w:before="60" w:line="360"/>
+        <w:ind w:firstLine="720"/>
+        <w:jc w:val="both"/>
+      </w:pPr>
+      <w:r>
+        <w:rPr>
+          <w:rFonts w:ascii="Times New Roman" w:cs="Times New Roman" w:eastAsia="Times New Roman" w:hAnsi="Times New Roman"/>
+          <w:sz w:val="26"/>
+          <w:szCs w:val="26"/>
+        </w:rPr>
+        <w:t xml:space="preserve">Итог. «Прогулка» через комплексную плоскость одновременно повышает порядок точности численного метода и расширяет его область устойчивости — без увеличения числа вычислений правой части. Гибкость управления коэффициентом w₁ даёт дополнительную степень свободы для адаптации формы области устойчивости под конкретный класс задач. Все основные эксперименты численно подтверждают теоретические предсказания статьи.</w:t>
       </w:r>
     </w:p>
     <w:p>
